--- a/secciones/industria/anexo/Mallplaza_Industria_ES_Anexo.docx
+++ b/secciones/industria/anexo/Mallplaza_Industria_ES_Anexo.docx
@@ -21,6 +21,42 @@
         <w:t xml:space="preserve">ANEXOS: INDUSTRIA Y POSICIONAMIENTO COMPETITIVO</w:t>
       </w:r>
     </w:p>
+    <w:p>
+      <w:pPr>
+        <w:keepNext/>
+        <w:pBdr>
+          <w:bottom w:val="single" w:color="14284B" w:sz="12" w:space="2"/>
+        </w:pBdr>
+        <w:spacing w:after="70" w:before="60"/>
+      </w:pPr>
+      <w:r>
+        <w:rPr>
+          <w:rFonts w:ascii="Arial" w:cs="Arial" w:eastAsia="Arial" w:hAnsi="Arial"/>
+          <w:b/>
+          <w:bCs/>
+          <w:color w:val="14284B"/>
+          <w:sz w:val="24"/>
+          <w:szCs w:val="24"/>
+        </w:rPr>
+        <w:t xml:space="preserve">ANEXO 3: OFERTA NUEVA DE GLA, 2026-2028</w:t>
+      </w:r>
+    </w:p>
+    <w:p>
+      <w:pPr>
+        <w:shd w:fill="EEF1F6" w:color="auto" w:val="clear"/>
+        <w:spacing w:after="80" w:line="228" w:lineRule="auto"/>
+        <w:jc w:val="both"/>
+      </w:pPr>
+      <w:r>
+        <w:rPr>
+          <w:rFonts w:ascii="Arial" w:cs="Arial" w:eastAsia="Arial" w:hAnsi="Arial"/>
+          <w:color w:val="1A1A1A"/>
+          <w:sz w:val="16"/>
+          <w:szCs w:val="16"/>
+        </w:rPr>
+        <w:t xml:space="preserve">El trío agregará 432.030 m² entre 2026 y 2028, de los cuales 334.030 m² son orgánicos (6,4% de su GLA total actual; en Chile, 219.900 m², equivalentes al 6,7% de su GLA en ese país). Las adquisiciones (98.000 m², todas de Parque Arauco) cambian de dueño pero no suman oferta a la industria; por eso el análisis de oferta vs demanda en Chile (Figura 3) usa solo el GLA orgánico.</w:t>
+      </w:r>
+    </w:p>
     <w:tbl>
       <w:tblPr>
         <w:tblW w:type="dxa" w:w="10666"/>
@@ -34,17 +70,14 @@
         </w:tblBorders>
       </w:tblPr>
       <w:tblGrid>
-        <w:gridCol w:w="5225"/>
+        <w:gridCol w:w="4800"/>
         <w:gridCol w:w="216"/>
-        <w:gridCol w:w="5225"/>
+        <w:gridCol w:w="5650"/>
       </w:tblGrid>
       <w:tr>
-        <w:trPr>
-          <w:cantSplit/>
-        </w:trPr>
-        <w:tc>
-          <w:tcPr>
-            <w:tcW w:type="dxa" w:w="5225"/>
+        <w:tc>
+          <w:tcPr>
+            <w:tcW w:type="dxa" w:w="4800"/>
             <w:tcBorders>
               <w:top w:val="none" w:color="FFFFFF" w:sz="0"/>
               <w:left w:val="none" w:color="FFFFFF" w:sz="0"/>
@@ -61,7 +94,10 @@
           </w:tcPr>
           <w:p>
             <w:pPr>
-              <w:spacing w:after="30" w:before="20" w:line="228" w:lineRule="auto"/>
+              <w:pBdr>
+                <w:bottom w:val="single" w:color="E9004B" w:sz="8" w:space="1"/>
+              </w:pBdr>
+              <w:spacing w:after="50" w:before="40"/>
             </w:pPr>
             <w:r>
               <w:rPr>
@@ -69,19 +105,10 @@
                 <w:b/>
                 <w:bCs/>
                 <w:color w:val="14284B"/>
-                <w:sz w:val="14"/>
-                <w:szCs w:val="14"/>
-              </w:rPr>
-              <w:t xml:space="preserve">Anexo A: </w:t>
-            </w:r>
-            <w:r>
-              <w:rPr>
-                <w:rFonts w:ascii="Arial" w:cs="Arial" w:eastAsia="Arial" w:hAnsi="Arial"/>
-                <w:color w:val="14284B"/>
-                <w:sz w:val="14"/>
-                <w:szCs w:val="14"/>
-              </w:rPr>
-              <w:t xml:space="preserve">Pipeline de GLA 2026-2028: orgánico vs adquisiciones (m²)</w:t>
+                <w:sz w:val="16"/>
+                <w:szCs w:val="16"/>
+              </w:rPr>
+              <w:t xml:space="preserve">A. PIPELINE POR EMPRESA (m²)</w:t>
             </w:r>
           </w:p>
           <w:p>
@@ -91,7 +118,7 @@
             <w:r>
               <w:drawing>
                 <wp:inline distT="0" distB="0" distL="0" distR="0">
-                  <wp:extent cx="2257425" cy="1514475"/>
+                  <wp:extent cx="3048000" cy="2057400"/>
                   <wp:effectExtent t="0" r="0" b="0" l="0"/>
                   <wp:docPr id="1" name="" descr="" title=""/>
                   <wp:cNvGraphicFramePr>
@@ -116,7 +143,7 @@
                         <pic:spPr bwMode="auto">
                           <a:xfrm>
                             <a:off x="0" y="0"/>
-                            <a:ext cx="2257425" cy="1514475"/>
+                            <a:ext cx="3048000" cy="2057400"/>
                           </a:xfrm>
                           <a:prstGeom prst="rect">
                             <a:avLst/>
@@ -129,21 +156,1539 @@
               </w:drawing>
             </w:r>
           </w:p>
+          <w:p/>
+        </w:tc>
+        <w:tc>
+          <w:tcPr>
+            <w:tcW w:type="dxa" w:w="216"/>
+            <w:tcBorders>
+              <w:top w:val="none" w:color="FFFFFF" w:sz="0"/>
+              <w:left w:val="none" w:color="FFFFFF" w:sz="0"/>
+              <w:bottom w:val="none" w:color="FFFFFF" w:sz="0"/>
+              <w:right w:val="none" w:color="FFFFFF" w:sz="0"/>
+            </w:tcBorders>
+            <w:tcMar>
+              <w:top w:type="dxa" w:w="0"/>
+              <w:left w:type="dxa" w:w="0"/>
+              <w:bottom w:type="dxa" w:w="0"/>
+              <w:right w:type="dxa" w:w="0"/>
+            </w:tcMar>
+            <w:vAlign w:val="top"/>
+          </w:tcPr>
+          <w:p/>
+        </w:tc>
+        <w:tc>
+          <w:tcPr>
+            <w:tcW w:type="dxa" w:w="5650"/>
+            <w:tcBorders>
+              <w:top w:val="none" w:color="FFFFFF" w:sz="0"/>
+              <w:left w:val="none" w:color="FFFFFF" w:sz="0"/>
+              <w:bottom w:val="none" w:color="FFFFFF" w:sz="0"/>
+              <w:right w:val="none" w:color="FFFFFF" w:sz="0"/>
+            </w:tcBorders>
+            <w:tcMar>
+              <w:top w:type="dxa" w:w="0"/>
+              <w:left w:type="dxa" w:w="0"/>
+              <w:bottom w:type="dxa" w:w="0"/>
+              <w:right w:type="dxa" w:w="0"/>
+            </w:tcMar>
+            <w:vAlign w:val="top"/>
+          </w:tcPr>
+          <w:p>
+            <w:pPr>
+              <w:pBdr>
+                <w:bottom w:val="single" w:color="E9004B" w:sz="8" w:space="1"/>
+              </w:pBdr>
+              <w:spacing w:after="50" w:before="40"/>
+            </w:pPr>
+            <w:r>
+              <w:rPr>
+                <w:rFonts w:ascii="Arial" w:cs="Arial" w:eastAsia="Arial" w:hAnsi="Arial"/>
+                <w:b/>
+                <w:bCs/>
+                <w:color w:val="14284B"/>
+                <w:sz w:val="16"/>
+                <w:szCs w:val="16"/>
+              </w:rPr>
+              <w:t xml:space="preserve">B. GLA POR AÑO DE APERTURA (m²)</w:t>
+            </w:r>
+          </w:p>
+          <w:tbl>
+            <w:tblPr>
+              <w:tblW w:type="dxa" w:w="5600"/>
+              <w:tblBorders>
+                <w:top w:val="none" w:color="FFFFFF" w:sz="0"/>
+                <w:left w:val="none" w:color="FFFFFF" w:sz="0"/>
+                <w:bottom w:val="none" w:color="FFFFFF" w:sz="0"/>
+                <w:right w:val="none" w:color="FFFFFF" w:sz="0"/>
+                <w:insideH w:val="none" w:color="FFFFFF" w:sz="0"/>
+                <w:insideV w:val="none" w:color="FFFFFF" w:sz="0"/>
+              </w:tblBorders>
+            </w:tblPr>
+            <w:tblGrid>
+              <w:gridCol w:w="900"/>
+              <w:gridCol w:w="640"/>
+              <w:gridCol w:w="640"/>
+              <w:gridCol w:w="640"/>
+              <w:gridCol w:w="740"/>
+              <w:gridCol w:w="700"/>
+              <w:gridCol w:w="740"/>
+              <w:gridCol w:w="600"/>
+            </w:tblGrid>
+            <w:tr>
+              <w:trPr>
+                <w:tblHeader/>
+              </w:trPr>
+              <w:tc>
+                <w:tcPr>
+                  <w:tcW w:type="dxa" w:w="900"/>
+                  <w:tcBorders>
+                    <w:top w:val="none" w:color="FFFFFF" w:sz="0"/>
+                    <w:left w:val="none" w:color="FFFFFF" w:sz="0"/>
+                    <w:bottom w:val="none" w:color="FFFFFF" w:sz="0"/>
+                    <w:right w:val="none" w:color="FFFFFF" w:sz="0"/>
+                  </w:tcBorders>
+                  <w:shd w:fill="14284B" w:color="auto" w:val="clear"/>
+                  <w:tcMar>
+                    <w:top w:type="dxa" w:w="35"/>
+                    <w:left w:type="dxa" w:w="80"/>
+                    <w:bottom w:type="dxa" w:w="35"/>
+                    <w:right w:type="dxa" w:w="80"/>
+                  </w:tcMar>
+                </w:tcPr>
+                <w:p>
+                  <w:pPr>
+                    <w:jc w:val="left"/>
+                  </w:pPr>
+                  <w:r>
+                    <w:rPr>
+                      <w:rFonts w:ascii="Arial" w:cs="Arial" w:eastAsia="Arial" w:hAnsi="Arial"/>
+                      <w:b/>
+                      <w:bCs/>
+                      <w:color w:val="FFFFFF"/>
+                      <w:sz w:val="13"/>
+                      <w:szCs w:val="13"/>
+                    </w:rPr>
+                    <w:t xml:space="preserve">Empresa</w:t>
+                  </w:r>
+                </w:p>
+              </w:tc>
+              <w:tc>
+                <w:tcPr>
+                  <w:tcW w:type="dxa" w:w="640"/>
+                  <w:tcBorders>
+                    <w:top w:val="none" w:color="FFFFFF" w:sz="0"/>
+                    <w:left w:val="none" w:color="FFFFFF" w:sz="0"/>
+                    <w:bottom w:val="none" w:color="FFFFFF" w:sz="0"/>
+                    <w:right w:val="none" w:color="FFFFFF" w:sz="0"/>
+                  </w:tcBorders>
+                  <w:shd w:fill="14284B" w:color="auto" w:val="clear"/>
+                  <w:tcMar>
+                    <w:top w:type="dxa" w:w="35"/>
+                    <w:left w:type="dxa" w:w="80"/>
+                    <w:bottom w:type="dxa" w:w="35"/>
+                    <w:right w:type="dxa" w:w="80"/>
+                  </w:tcMar>
+                </w:tcPr>
+                <w:p>
+                  <w:pPr>
+                    <w:jc w:val="right"/>
+                  </w:pPr>
+                  <w:r>
+                    <w:rPr>
+                      <w:rFonts w:ascii="Arial" w:cs="Arial" w:eastAsia="Arial" w:hAnsi="Arial"/>
+                      <w:b/>
+                      <w:bCs/>
+                      <w:color w:val="FFFFFF"/>
+                      <w:sz w:val="13"/>
+                      <w:szCs w:val="13"/>
+                    </w:rPr>
+                    <w:t xml:space="preserve">2026</w:t>
+                  </w:r>
+                </w:p>
+              </w:tc>
+              <w:tc>
+                <w:tcPr>
+                  <w:tcW w:type="dxa" w:w="640"/>
+                  <w:tcBorders>
+                    <w:top w:val="none" w:color="FFFFFF" w:sz="0"/>
+                    <w:left w:val="none" w:color="FFFFFF" w:sz="0"/>
+                    <w:bottom w:val="none" w:color="FFFFFF" w:sz="0"/>
+                    <w:right w:val="none" w:color="FFFFFF" w:sz="0"/>
+                  </w:tcBorders>
+                  <w:shd w:fill="14284B" w:color="auto" w:val="clear"/>
+                  <w:tcMar>
+                    <w:top w:type="dxa" w:w="35"/>
+                    <w:left w:type="dxa" w:w="80"/>
+                    <w:bottom w:type="dxa" w:w="35"/>
+                    <w:right w:type="dxa" w:w="80"/>
+                  </w:tcMar>
+                </w:tcPr>
+                <w:p>
+                  <w:pPr>
+                    <w:jc w:val="right"/>
+                  </w:pPr>
+                  <w:r>
+                    <w:rPr>
+                      <w:rFonts w:ascii="Arial" w:cs="Arial" w:eastAsia="Arial" w:hAnsi="Arial"/>
+                      <w:b/>
+                      <w:bCs/>
+                      <w:color w:val="FFFFFF"/>
+                      <w:sz w:val="13"/>
+                      <w:szCs w:val="13"/>
+                    </w:rPr>
+                    <w:t xml:space="preserve">2027</w:t>
+                  </w:r>
+                </w:p>
+              </w:tc>
+              <w:tc>
+                <w:tcPr>
+                  <w:tcW w:type="dxa" w:w="640"/>
+                  <w:tcBorders>
+                    <w:top w:val="none" w:color="FFFFFF" w:sz="0"/>
+                    <w:left w:val="none" w:color="FFFFFF" w:sz="0"/>
+                    <w:bottom w:val="none" w:color="FFFFFF" w:sz="0"/>
+                    <w:right w:val="none" w:color="FFFFFF" w:sz="0"/>
+                  </w:tcBorders>
+                  <w:shd w:fill="14284B" w:color="auto" w:val="clear"/>
+                  <w:tcMar>
+                    <w:top w:type="dxa" w:w="35"/>
+                    <w:left w:type="dxa" w:w="80"/>
+                    <w:bottom w:type="dxa" w:w="35"/>
+                    <w:right w:type="dxa" w:w="80"/>
+                  </w:tcMar>
+                </w:tcPr>
+                <w:p>
+                  <w:pPr>
+                    <w:jc w:val="right"/>
+                  </w:pPr>
+                  <w:r>
+                    <w:rPr>
+                      <w:rFonts w:ascii="Arial" w:cs="Arial" w:eastAsia="Arial" w:hAnsi="Arial"/>
+                      <w:b/>
+                      <w:bCs/>
+                      <w:color w:val="FFFFFF"/>
+                      <w:sz w:val="13"/>
+                      <w:szCs w:val="13"/>
+                    </w:rPr>
+                    <w:t xml:space="preserve">2028</w:t>
+                  </w:r>
+                </w:p>
+              </w:tc>
+              <w:tc>
+                <w:tcPr>
+                  <w:tcW w:type="dxa" w:w="740"/>
+                  <w:tcBorders>
+                    <w:top w:val="none" w:color="FFFFFF" w:sz="0"/>
+                    <w:left w:val="none" w:color="FFFFFF" w:sz="0"/>
+                    <w:bottom w:val="none" w:color="FFFFFF" w:sz="0"/>
+                    <w:right w:val="none" w:color="FFFFFF" w:sz="0"/>
+                  </w:tcBorders>
+                  <w:shd w:fill="14284B" w:color="auto" w:val="clear"/>
+                  <w:tcMar>
+                    <w:top w:type="dxa" w:w="35"/>
+                    <w:left w:type="dxa" w:w="80"/>
+                    <w:bottom w:type="dxa" w:w="35"/>
+                    <w:right w:type="dxa" w:w="80"/>
+                  </w:tcMar>
+                </w:tcPr>
+                <w:p>
+                  <w:pPr>
+                    <w:jc w:val="right"/>
+                  </w:pPr>
+                  <w:r>
+                    <w:rPr>
+                      <w:rFonts w:ascii="Arial" w:cs="Arial" w:eastAsia="Arial" w:hAnsi="Arial"/>
+                      <w:b/>
+                      <w:bCs/>
+                      <w:color w:val="FFFFFF"/>
+                      <w:sz w:val="13"/>
+                      <w:szCs w:val="13"/>
+                    </w:rPr>
+                    <w:t xml:space="preserve">Orgánico</w:t>
+                  </w:r>
+                </w:p>
+              </w:tc>
+              <w:tc>
+                <w:tcPr>
+                  <w:tcW w:type="dxa" w:w="700"/>
+                  <w:tcBorders>
+                    <w:top w:val="none" w:color="FFFFFF" w:sz="0"/>
+                    <w:left w:val="none" w:color="FFFFFF" w:sz="0"/>
+                    <w:bottom w:val="none" w:color="FFFFFF" w:sz="0"/>
+                    <w:right w:val="none" w:color="FFFFFF" w:sz="0"/>
+                  </w:tcBorders>
+                  <w:shd w:fill="14284B" w:color="auto" w:val="clear"/>
+                  <w:tcMar>
+                    <w:top w:type="dxa" w:w="35"/>
+                    <w:left w:type="dxa" w:w="80"/>
+                    <w:bottom w:type="dxa" w:w="35"/>
+                    <w:right w:type="dxa" w:w="80"/>
+                  </w:tcMar>
+                </w:tcPr>
+                <w:p>
+                  <w:pPr>
+                    <w:jc w:val="right"/>
+                  </w:pPr>
+                  <w:r>
+                    <w:rPr>
+                      <w:rFonts w:ascii="Arial" w:cs="Arial" w:eastAsia="Arial" w:hAnsi="Arial"/>
+                      <w:b/>
+                      <w:bCs/>
+                      <w:color w:val="FFFFFF"/>
+                      <w:sz w:val="13"/>
+                      <w:szCs w:val="13"/>
+                    </w:rPr>
+                    <w:t xml:space="preserve">Adquis.</w:t>
+                  </w:r>
+                </w:p>
+              </w:tc>
+              <w:tc>
+                <w:tcPr>
+                  <w:tcW w:type="dxa" w:w="740"/>
+                  <w:tcBorders>
+                    <w:top w:val="none" w:color="FFFFFF" w:sz="0"/>
+                    <w:left w:val="none" w:color="FFFFFF" w:sz="0"/>
+                    <w:bottom w:val="none" w:color="FFFFFF" w:sz="0"/>
+                    <w:right w:val="none" w:color="FFFFFF" w:sz="0"/>
+                  </w:tcBorders>
+                  <w:shd w:fill="14284B" w:color="auto" w:val="clear"/>
+                  <w:tcMar>
+                    <w:top w:type="dxa" w:w="35"/>
+                    <w:left w:type="dxa" w:w="80"/>
+                    <w:bottom w:type="dxa" w:w="35"/>
+                    <w:right w:type="dxa" w:w="80"/>
+                  </w:tcMar>
+                </w:tcPr>
+                <w:p>
+                  <w:pPr>
+                    <w:jc w:val="right"/>
+                  </w:pPr>
+                  <w:r>
+                    <w:rPr>
+                      <w:rFonts w:ascii="Arial" w:cs="Arial" w:eastAsia="Arial" w:hAnsi="Arial"/>
+                      <w:b/>
+                      <w:bCs/>
+                      <w:color w:val="FFFFFF"/>
+                      <w:sz w:val="13"/>
+                      <w:szCs w:val="13"/>
+                    </w:rPr>
+                    <w:t xml:space="preserve">Total</w:t>
+                  </w:r>
+                </w:p>
+              </w:tc>
+              <w:tc>
+                <w:tcPr>
+                  <w:tcW w:type="dxa" w:w="600"/>
+                  <w:tcBorders>
+                    <w:top w:val="none" w:color="FFFFFF" w:sz="0"/>
+                    <w:left w:val="none" w:color="FFFFFF" w:sz="0"/>
+                    <w:bottom w:val="none" w:color="FFFFFF" w:sz="0"/>
+                    <w:right w:val="none" w:color="FFFFFF" w:sz="0"/>
+                  </w:tcBorders>
+                  <w:shd w:fill="14284B" w:color="auto" w:val="clear"/>
+                  <w:tcMar>
+                    <w:top w:type="dxa" w:w="35"/>
+                    <w:left w:type="dxa" w:w="80"/>
+                    <w:bottom w:type="dxa" w:w="35"/>
+                    <w:right w:type="dxa" w:w="80"/>
+                  </w:tcMar>
+                </w:tcPr>
+                <w:p>
+                  <w:pPr>
+                    <w:jc w:val="right"/>
+                  </w:pPr>
+                  <w:r>
+                    <w:rPr>
+                      <w:rFonts w:ascii="Arial" w:cs="Arial" w:eastAsia="Arial" w:hAnsi="Arial"/>
+                      <w:b/>
+                      <w:bCs/>
+                      <w:color w:val="FFFFFF"/>
+                      <w:sz w:val="13"/>
+                      <w:szCs w:val="13"/>
+                    </w:rPr>
+                    <w:t xml:space="preserve">Org./GLA</w:t>
+                  </w:r>
+                </w:p>
+              </w:tc>
+            </w:tr>
+            <w:tr>
+              <w:trPr>
+                <w:cantSplit/>
+              </w:trPr>
+              <w:tc>
+                <w:tcPr>
+                  <w:tcW w:type="dxa" w:w="900"/>
+                  <w:tcBorders>
+                    <w:top w:val="none" w:color="FFFFFF" w:sz="0"/>
+                    <w:left w:val="none" w:color="FFFFFF" w:sz="0"/>
+                    <w:bottom w:val="single" w:color="D5D9E0" w:sz="4"/>
+                    <w:right w:val="none" w:color="FFFFFF" w:sz="0"/>
+                  </w:tcBorders>
+                  <w:shd w:fill="FDF1CC" w:color="auto" w:val="clear"/>
+                  <w:tcMar>
+                    <w:top w:type="dxa" w:w="25"/>
+                    <w:left w:type="dxa" w:w="80"/>
+                    <w:bottom w:type="dxa" w:w="25"/>
+                    <w:right w:type="dxa" w:w="80"/>
+                  </w:tcMar>
+                  <w:vAlign w:val="center"/>
+                </w:tcPr>
+                <w:p>
+                  <w:pPr>
+                    <w:spacing w:line="216" w:lineRule="auto"/>
+                    <w:jc w:val="left"/>
+                  </w:pPr>
+                  <w:r>
+                    <w:rPr>
+                      <w:rFonts w:ascii="Arial" w:cs="Arial" w:eastAsia="Arial" w:hAnsi="Arial"/>
+                      <w:b/>
+                      <w:bCs/>
+                      <w:color w:val="1A1A1A"/>
+                      <w:sz w:val="13"/>
+                      <w:szCs w:val="13"/>
+                    </w:rPr>
+                    <w:t xml:space="preserve">Mallplaza</w:t>
+                  </w:r>
+                </w:p>
+              </w:tc>
+              <w:tc>
+                <w:tcPr>
+                  <w:tcW w:type="dxa" w:w="640"/>
+                  <w:tcBorders>
+                    <w:top w:val="none" w:color="FFFFFF" w:sz="0"/>
+                    <w:left w:val="none" w:color="FFFFFF" w:sz="0"/>
+                    <w:bottom w:val="single" w:color="D5D9E0" w:sz="4"/>
+                    <w:right w:val="none" w:color="FFFFFF" w:sz="0"/>
+                  </w:tcBorders>
+                  <w:shd w:fill="FDF1CC" w:color="auto" w:val="clear"/>
+                  <w:tcMar>
+                    <w:top w:type="dxa" w:w="25"/>
+                    <w:left w:type="dxa" w:w="80"/>
+                    <w:bottom w:type="dxa" w:w="25"/>
+                    <w:right w:type="dxa" w:w="80"/>
+                  </w:tcMar>
+                  <w:vAlign w:val="center"/>
+                </w:tcPr>
+                <w:p>
+                  <w:pPr>
+                    <w:spacing w:line="216" w:lineRule="auto"/>
+                    <w:jc w:val="right"/>
+                  </w:pPr>
+                  <w:r>
+                    <w:rPr>
+                      <w:rFonts w:ascii="Arial" w:cs="Arial" w:eastAsia="Arial" w:hAnsi="Arial"/>
+                      <w:b/>
+                      <w:bCs/>
+                      <w:color w:val="1A1A1A"/>
+                      <w:sz w:val="13"/>
+                      <w:szCs w:val="13"/>
+                    </w:rPr>
+                    <w:t xml:space="preserve">8.900</w:t>
+                  </w:r>
+                </w:p>
+              </w:tc>
+              <w:tc>
+                <w:tcPr>
+                  <w:tcW w:type="dxa" w:w="640"/>
+                  <w:tcBorders>
+                    <w:top w:val="none" w:color="FFFFFF" w:sz="0"/>
+                    <w:left w:val="none" w:color="FFFFFF" w:sz="0"/>
+                    <w:bottom w:val="single" w:color="D5D9E0" w:sz="4"/>
+                    <w:right w:val="none" w:color="FFFFFF" w:sz="0"/>
+                  </w:tcBorders>
+                  <w:shd w:fill="FDF1CC" w:color="auto" w:val="clear"/>
+                  <w:tcMar>
+                    <w:top w:type="dxa" w:w="25"/>
+                    <w:left w:type="dxa" w:w="80"/>
+                    <w:bottom w:type="dxa" w:w="25"/>
+                    <w:right w:type="dxa" w:w="80"/>
+                  </w:tcMar>
+                  <w:vAlign w:val="center"/>
+                </w:tcPr>
+                <w:p>
+                  <w:pPr>
+                    <w:spacing w:line="216" w:lineRule="auto"/>
+                    <w:jc w:val="right"/>
+                  </w:pPr>
+                  <w:r>
+                    <w:rPr>
+                      <w:rFonts w:ascii="Arial" w:cs="Arial" w:eastAsia="Arial" w:hAnsi="Arial"/>
+                      <w:b/>
+                      <w:bCs/>
+                      <w:color w:val="1A1A1A"/>
+                      <w:sz w:val="13"/>
+                      <w:szCs w:val="13"/>
+                    </w:rPr>
+                    <w:t xml:space="preserve">72.950</w:t>
+                  </w:r>
+                </w:p>
+              </w:tc>
+              <w:tc>
+                <w:tcPr>
+                  <w:tcW w:type="dxa" w:w="640"/>
+                  <w:tcBorders>
+                    <w:top w:val="none" w:color="FFFFFF" w:sz="0"/>
+                    <w:left w:val="none" w:color="FFFFFF" w:sz="0"/>
+                    <w:bottom w:val="single" w:color="D5D9E0" w:sz="4"/>
+                    <w:right w:val="none" w:color="FFFFFF" w:sz="0"/>
+                  </w:tcBorders>
+                  <w:shd w:fill="FDF1CC" w:color="auto" w:val="clear"/>
+                  <w:tcMar>
+                    <w:top w:type="dxa" w:w="25"/>
+                    <w:left w:type="dxa" w:w="80"/>
+                    <w:bottom w:type="dxa" w:w="25"/>
+                    <w:right w:type="dxa" w:w="80"/>
+                  </w:tcMar>
+                  <w:vAlign w:val="center"/>
+                </w:tcPr>
+                <w:p>
+                  <w:pPr>
+                    <w:spacing w:line="216" w:lineRule="auto"/>
+                    <w:jc w:val="right"/>
+                  </w:pPr>
+                  <w:r>
+                    <w:rPr>
+                      <w:rFonts w:ascii="Arial" w:cs="Arial" w:eastAsia="Arial" w:hAnsi="Arial"/>
+                      <w:b/>
+                      <w:bCs/>
+                      <w:color w:val="1A1A1A"/>
+                      <w:sz w:val="13"/>
+                      <w:szCs w:val="13"/>
+                    </w:rPr>
+                    <w:t xml:space="preserve">88.350</w:t>
+                  </w:r>
+                </w:p>
+              </w:tc>
+              <w:tc>
+                <w:tcPr>
+                  <w:tcW w:type="dxa" w:w="740"/>
+                  <w:tcBorders>
+                    <w:top w:val="none" w:color="FFFFFF" w:sz="0"/>
+                    <w:left w:val="none" w:color="FFFFFF" w:sz="0"/>
+                    <w:bottom w:val="single" w:color="D5D9E0" w:sz="4"/>
+                    <w:right w:val="none" w:color="FFFFFF" w:sz="0"/>
+                  </w:tcBorders>
+                  <w:shd w:fill="FDF1CC" w:color="auto" w:val="clear"/>
+                  <w:tcMar>
+                    <w:top w:type="dxa" w:w="25"/>
+                    <w:left w:type="dxa" w:w="80"/>
+                    <w:bottom w:type="dxa" w:w="25"/>
+                    <w:right w:type="dxa" w:w="80"/>
+                  </w:tcMar>
+                  <w:vAlign w:val="center"/>
+                </w:tcPr>
+                <w:p>
+                  <w:pPr>
+                    <w:spacing w:line="216" w:lineRule="auto"/>
+                    <w:jc w:val="right"/>
+                  </w:pPr>
+                  <w:r>
+                    <w:rPr>
+                      <w:rFonts w:ascii="Arial" w:cs="Arial" w:eastAsia="Arial" w:hAnsi="Arial"/>
+                      <w:b/>
+                      <w:bCs/>
+                      <w:color w:val="1A1A1A"/>
+                      <w:sz w:val="13"/>
+                      <w:szCs w:val="13"/>
+                    </w:rPr>
+                    <w:t xml:space="preserve">170.200</w:t>
+                  </w:r>
+                </w:p>
+              </w:tc>
+              <w:tc>
+                <w:tcPr>
+                  <w:tcW w:type="dxa" w:w="700"/>
+                  <w:tcBorders>
+                    <w:top w:val="none" w:color="FFFFFF" w:sz="0"/>
+                    <w:left w:val="none" w:color="FFFFFF" w:sz="0"/>
+                    <w:bottom w:val="single" w:color="D5D9E0" w:sz="4"/>
+                    <w:right w:val="none" w:color="FFFFFF" w:sz="0"/>
+                  </w:tcBorders>
+                  <w:shd w:fill="FDF1CC" w:color="auto" w:val="clear"/>
+                  <w:tcMar>
+                    <w:top w:type="dxa" w:w="25"/>
+                    <w:left w:type="dxa" w:w="80"/>
+                    <w:bottom w:type="dxa" w:w="25"/>
+                    <w:right w:type="dxa" w:w="80"/>
+                  </w:tcMar>
+                  <w:vAlign w:val="center"/>
+                </w:tcPr>
+                <w:p>
+                  <w:pPr>
+                    <w:spacing w:line="216" w:lineRule="auto"/>
+                    <w:jc w:val="right"/>
+                  </w:pPr>
+                  <w:r>
+                    <w:rPr>
+                      <w:rFonts w:ascii="Arial" w:cs="Arial" w:eastAsia="Arial" w:hAnsi="Arial"/>
+                      <w:b/>
+                      <w:bCs/>
+                      <w:color w:val="1A1A1A"/>
+                      <w:sz w:val="13"/>
+                      <w:szCs w:val="13"/>
+                    </w:rPr>
+                    <w:t xml:space="preserve">–</w:t>
+                  </w:r>
+                </w:p>
+              </w:tc>
+              <w:tc>
+                <w:tcPr>
+                  <w:tcW w:type="dxa" w:w="740"/>
+                  <w:tcBorders>
+                    <w:top w:val="none" w:color="FFFFFF" w:sz="0"/>
+                    <w:left w:val="none" w:color="FFFFFF" w:sz="0"/>
+                    <w:bottom w:val="single" w:color="D5D9E0" w:sz="4"/>
+                    <w:right w:val="none" w:color="FFFFFF" w:sz="0"/>
+                  </w:tcBorders>
+                  <w:shd w:fill="FDF1CC" w:color="auto" w:val="clear"/>
+                  <w:tcMar>
+                    <w:top w:type="dxa" w:w="25"/>
+                    <w:left w:type="dxa" w:w="80"/>
+                    <w:bottom w:type="dxa" w:w="25"/>
+                    <w:right w:type="dxa" w:w="80"/>
+                  </w:tcMar>
+                  <w:vAlign w:val="center"/>
+                </w:tcPr>
+                <w:p>
+                  <w:pPr>
+                    <w:spacing w:line="216" w:lineRule="auto"/>
+                    <w:jc w:val="right"/>
+                  </w:pPr>
+                  <w:r>
+                    <w:rPr>
+                      <w:rFonts w:ascii="Arial" w:cs="Arial" w:eastAsia="Arial" w:hAnsi="Arial"/>
+                      <w:b/>
+                      <w:bCs/>
+                      <w:color w:val="1A1A1A"/>
+                      <w:sz w:val="13"/>
+                      <w:szCs w:val="13"/>
+                    </w:rPr>
+                    <w:t xml:space="preserve">170.200</w:t>
+                  </w:r>
+                </w:p>
+              </w:tc>
+              <w:tc>
+                <w:tcPr>
+                  <w:tcW w:type="dxa" w:w="600"/>
+                  <w:tcBorders>
+                    <w:top w:val="none" w:color="FFFFFF" w:sz="0"/>
+                    <w:left w:val="none" w:color="FFFFFF" w:sz="0"/>
+                    <w:bottom w:val="single" w:color="D5D9E0" w:sz="4"/>
+                    <w:right w:val="none" w:color="FFFFFF" w:sz="0"/>
+                  </w:tcBorders>
+                  <w:shd w:fill="FDF1CC" w:color="auto" w:val="clear"/>
+                  <w:tcMar>
+                    <w:top w:type="dxa" w:w="25"/>
+                    <w:left w:type="dxa" w:w="80"/>
+                    <w:bottom w:type="dxa" w:w="25"/>
+                    <w:right w:type="dxa" w:w="80"/>
+                  </w:tcMar>
+                  <w:vAlign w:val="center"/>
+                </w:tcPr>
+                <w:p>
+                  <w:pPr>
+                    <w:spacing w:line="216" w:lineRule="auto"/>
+                    <w:jc w:val="right"/>
+                  </w:pPr>
+                  <w:r>
+                    <w:rPr>
+                      <w:rFonts w:ascii="Arial" w:cs="Arial" w:eastAsia="Arial" w:hAnsi="Arial"/>
+                      <w:b/>
+                      <w:bCs/>
+                      <w:color w:val="1A1A1A"/>
+                      <w:sz w:val="13"/>
+                      <w:szCs w:val="13"/>
+                    </w:rPr>
+                    <w:t xml:space="preserve">7,2%</w:t>
+                  </w:r>
+                </w:p>
+              </w:tc>
+            </w:tr>
+            <w:tr>
+              <w:trPr>
+                <w:cantSplit/>
+              </w:trPr>
+              <w:tc>
+                <w:tcPr>
+                  <w:tcW w:type="dxa" w:w="900"/>
+                  <w:tcBorders>
+                    <w:top w:val="none" w:color="FFFFFF" w:sz="0"/>
+                    <w:left w:val="none" w:color="FFFFFF" w:sz="0"/>
+                    <w:bottom w:val="single" w:color="D5D9E0" w:sz="4"/>
+                    <w:right w:val="none" w:color="FFFFFF" w:sz="0"/>
+                  </w:tcBorders>
+                  <w:shd w:fill="FFFFFF" w:color="auto" w:val="clear"/>
+                  <w:tcMar>
+                    <w:top w:type="dxa" w:w="25"/>
+                    <w:left w:type="dxa" w:w="80"/>
+                    <w:bottom w:type="dxa" w:w="25"/>
+                    <w:right w:type="dxa" w:w="80"/>
+                  </w:tcMar>
+                  <w:vAlign w:val="center"/>
+                </w:tcPr>
+                <w:p>
+                  <w:pPr>
+                    <w:spacing w:line="216" w:lineRule="auto"/>
+                    <w:jc w:val="left"/>
+                  </w:pPr>
+                  <w:r>
+                    <w:rPr>
+                      <w:rFonts w:ascii="Arial" w:cs="Arial" w:eastAsia="Arial" w:hAnsi="Arial"/>
+                      <w:b w:val="false"/>
+                      <w:bCs w:val="false"/>
+                      <w:color w:val="1A1A1A"/>
+                      <w:sz w:val="13"/>
+                      <w:szCs w:val="13"/>
+                    </w:rPr>
+                    <w:t xml:space="preserve">Parque Arauco</w:t>
+                  </w:r>
+                </w:p>
+              </w:tc>
+              <w:tc>
+                <w:tcPr>
+                  <w:tcW w:type="dxa" w:w="640"/>
+                  <w:tcBorders>
+                    <w:top w:val="none" w:color="FFFFFF" w:sz="0"/>
+                    <w:left w:val="none" w:color="FFFFFF" w:sz="0"/>
+                    <w:bottom w:val="single" w:color="D5D9E0" w:sz="4"/>
+                    <w:right w:val="none" w:color="FFFFFF" w:sz="0"/>
+                  </w:tcBorders>
+                  <w:shd w:fill="FFFFFF" w:color="auto" w:val="clear"/>
+                  <w:tcMar>
+                    <w:top w:type="dxa" w:w="25"/>
+                    <w:left w:type="dxa" w:w="80"/>
+                    <w:bottom w:type="dxa" w:w="25"/>
+                    <w:right w:type="dxa" w:w="80"/>
+                  </w:tcMar>
+                  <w:vAlign w:val="center"/>
+                </w:tcPr>
+                <w:p>
+                  <w:pPr>
+                    <w:spacing w:line="216" w:lineRule="auto"/>
+                    <w:jc w:val="right"/>
+                  </w:pPr>
+                  <w:r>
+                    <w:rPr>
+                      <w:rFonts w:ascii="Arial" w:cs="Arial" w:eastAsia="Arial" w:hAnsi="Arial"/>
+                      <w:b w:val="false"/>
+                      <w:bCs w:val="false"/>
+                      <w:color w:val="1A1A1A"/>
+                      <w:sz w:val="13"/>
+                      <w:szCs w:val="13"/>
+                    </w:rPr>
+                    <w:t xml:space="preserve">87.000</w:t>
+                  </w:r>
+                </w:p>
+              </w:tc>
+              <w:tc>
+                <w:tcPr>
+                  <w:tcW w:type="dxa" w:w="640"/>
+                  <w:tcBorders>
+                    <w:top w:val="none" w:color="FFFFFF" w:sz="0"/>
+                    <w:left w:val="none" w:color="FFFFFF" w:sz="0"/>
+                    <w:bottom w:val="single" w:color="D5D9E0" w:sz="4"/>
+                    <w:right w:val="none" w:color="FFFFFF" w:sz="0"/>
+                  </w:tcBorders>
+                  <w:shd w:fill="FFFFFF" w:color="auto" w:val="clear"/>
+                  <w:tcMar>
+                    <w:top w:type="dxa" w:w="25"/>
+                    <w:left w:type="dxa" w:w="80"/>
+                    <w:bottom w:type="dxa" w:w="25"/>
+                    <w:right w:type="dxa" w:w="80"/>
+                  </w:tcMar>
+                  <w:vAlign w:val="center"/>
+                </w:tcPr>
+                <w:p>
+                  <w:pPr>
+                    <w:spacing w:line="216" w:lineRule="auto"/>
+                    <w:jc w:val="right"/>
+                  </w:pPr>
+                  <w:r>
+                    <w:rPr>
+                      <w:rFonts w:ascii="Arial" w:cs="Arial" w:eastAsia="Arial" w:hAnsi="Arial"/>
+                      <w:b w:val="false"/>
+                      <w:bCs w:val="false"/>
+                      <w:color w:val="1A1A1A"/>
+                      <w:sz w:val="13"/>
+                      <w:szCs w:val="13"/>
+                    </w:rPr>
+                    <w:t xml:space="preserve">46.000</w:t>
+                  </w:r>
+                </w:p>
+              </w:tc>
+              <w:tc>
+                <w:tcPr>
+                  <w:tcW w:type="dxa" w:w="640"/>
+                  <w:tcBorders>
+                    <w:top w:val="none" w:color="FFFFFF" w:sz="0"/>
+                    <w:left w:val="none" w:color="FFFFFF" w:sz="0"/>
+                    <w:bottom w:val="single" w:color="D5D9E0" w:sz="4"/>
+                    <w:right w:val="none" w:color="FFFFFF" w:sz="0"/>
+                  </w:tcBorders>
+                  <w:shd w:fill="FFFFFF" w:color="auto" w:val="clear"/>
+                  <w:tcMar>
+                    <w:top w:type="dxa" w:w="25"/>
+                    <w:left w:type="dxa" w:w="80"/>
+                    <w:bottom w:type="dxa" w:w="25"/>
+                    <w:right w:type="dxa" w:w="80"/>
+                  </w:tcMar>
+                  <w:vAlign w:val="center"/>
+                </w:tcPr>
+                <w:p>
+                  <w:pPr>
+                    <w:spacing w:line="216" w:lineRule="auto"/>
+                    <w:jc w:val="right"/>
+                  </w:pPr>
+                  <w:r>
+                    <w:rPr>
+                      <w:rFonts w:ascii="Arial" w:cs="Arial" w:eastAsia="Arial" w:hAnsi="Arial"/>
+                      <w:b w:val="false"/>
+                      <w:bCs w:val="false"/>
+                      <w:color w:val="1A1A1A"/>
+                      <w:sz w:val="13"/>
+                      <w:szCs w:val="13"/>
+                    </w:rPr>
+                    <w:t xml:space="preserve">42.330</w:t>
+                  </w:r>
+                </w:p>
+              </w:tc>
+              <w:tc>
+                <w:tcPr>
+                  <w:tcW w:type="dxa" w:w="740"/>
+                  <w:tcBorders>
+                    <w:top w:val="none" w:color="FFFFFF" w:sz="0"/>
+                    <w:left w:val="none" w:color="FFFFFF" w:sz="0"/>
+                    <w:bottom w:val="single" w:color="D5D9E0" w:sz="4"/>
+                    <w:right w:val="none" w:color="FFFFFF" w:sz="0"/>
+                  </w:tcBorders>
+                  <w:shd w:fill="FFFFFF" w:color="auto" w:val="clear"/>
+                  <w:tcMar>
+                    <w:top w:type="dxa" w:w="25"/>
+                    <w:left w:type="dxa" w:w="80"/>
+                    <w:bottom w:type="dxa" w:w="25"/>
+                    <w:right w:type="dxa" w:w="80"/>
+                  </w:tcMar>
+                  <w:vAlign w:val="center"/>
+                </w:tcPr>
+                <w:p>
+                  <w:pPr>
+                    <w:spacing w:line="216" w:lineRule="auto"/>
+                    <w:jc w:val="right"/>
+                  </w:pPr>
+                  <w:r>
+                    <w:rPr>
+                      <w:rFonts w:ascii="Arial" w:cs="Arial" w:eastAsia="Arial" w:hAnsi="Arial"/>
+                      <w:b w:val="false"/>
+                      <w:bCs w:val="false"/>
+                      <w:color w:val="1A1A1A"/>
+                      <w:sz w:val="13"/>
+                      <w:szCs w:val="13"/>
+                    </w:rPr>
+                    <w:t xml:space="preserve">77.330</w:t>
+                  </w:r>
+                </w:p>
+              </w:tc>
+              <w:tc>
+                <w:tcPr>
+                  <w:tcW w:type="dxa" w:w="700"/>
+                  <w:tcBorders>
+                    <w:top w:val="none" w:color="FFFFFF" w:sz="0"/>
+                    <w:left w:val="none" w:color="FFFFFF" w:sz="0"/>
+                    <w:bottom w:val="single" w:color="D5D9E0" w:sz="4"/>
+                    <w:right w:val="none" w:color="FFFFFF" w:sz="0"/>
+                  </w:tcBorders>
+                  <w:shd w:fill="FFFFFF" w:color="auto" w:val="clear"/>
+                  <w:tcMar>
+                    <w:top w:type="dxa" w:w="25"/>
+                    <w:left w:type="dxa" w:w="80"/>
+                    <w:bottom w:type="dxa" w:w="25"/>
+                    <w:right w:type="dxa" w:w="80"/>
+                  </w:tcMar>
+                  <w:vAlign w:val="center"/>
+                </w:tcPr>
+                <w:p>
+                  <w:pPr>
+                    <w:spacing w:line="216" w:lineRule="auto"/>
+                    <w:jc w:val="right"/>
+                  </w:pPr>
+                  <w:r>
+                    <w:rPr>
+                      <w:rFonts w:ascii="Arial" w:cs="Arial" w:eastAsia="Arial" w:hAnsi="Arial"/>
+                      <w:b w:val="false"/>
+                      <w:bCs w:val="false"/>
+                      <w:color w:val="1A1A1A"/>
+                      <w:sz w:val="13"/>
+                      <w:szCs w:val="13"/>
+                    </w:rPr>
+                    <w:t xml:space="preserve">98.000</w:t>
+                  </w:r>
+                </w:p>
+              </w:tc>
+              <w:tc>
+                <w:tcPr>
+                  <w:tcW w:type="dxa" w:w="740"/>
+                  <w:tcBorders>
+                    <w:top w:val="none" w:color="FFFFFF" w:sz="0"/>
+                    <w:left w:val="none" w:color="FFFFFF" w:sz="0"/>
+                    <w:bottom w:val="single" w:color="D5D9E0" w:sz="4"/>
+                    <w:right w:val="none" w:color="FFFFFF" w:sz="0"/>
+                  </w:tcBorders>
+                  <w:shd w:fill="FFFFFF" w:color="auto" w:val="clear"/>
+                  <w:tcMar>
+                    <w:top w:type="dxa" w:w="25"/>
+                    <w:left w:type="dxa" w:w="80"/>
+                    <w:bottom w:type="dxa" w:w="25"/>
+                    <w:right w:type="dxa" w:w="80"/>
+                  </w:tcMar>
+                  <w:vAlign w:val="center"/>
+                </w:tcPr>
+                <w:p>
+                  <w:pPr>
+                    <w:spacing w:line="216" w:lineRule="auto"/>
+                    <w:jc w:val="right"/>
+                  </w:pPr>
+                  <w:r>
+                    <w:rPr>
+                      <w:rFonts w:ascii="Arial" w:cs="Arial" w:eastAsia="Arial" w:hAnsi="Arial"/>
+                      <w:b w:val="false"/>
+                      <w:bCs w:val="false"/>
+                      <w:color w:val="1A1A1A"/>
+                      <w:sz w:val="13"/>
+                      <w:szCs w:val="13"/>
+                    </w:rPr>
+                    <w:t xml:space="preserve">175.330</w:t>
+                  </w:r>
+                </w:p>
+              </w:tc>
+              <w:tc>
+                <w:tcPr>
+                  <w:tcW w:type="dxa" w:w="600"/>
+                  <w:tcBorders>
+                    <w:top w:val="none" w:color="FFFFFF" w:sz="0"/>
+                    <w:left w:val="none" w:color="FFFFFF" w:sz="0"/>
+                    <w:bottom w:val="single" w:color="D5D9E0" w:sz="4"/>
+                    <w:right w:val="none" w:color="FFFFFF" w:sz="0"/>
+                  </w:tcBorders>
+                  <w:shd w:fill="FFFFFF" w:color="auto" w:val="clear"/>
+                  <w:tcMar>
+                    <w:top w:type="dxa" w:w="25"/>
+                    <w:left w:type="dxa" w:w="80"/>
+                    <w:bottom w:type="dxa" w:w="25"/>
+                    <w:right w:type="dxa" w:w="80"/>
+                  </w:tcMar>
+                  <w:vAlign w:val="center"/>
+                </w:tcPr>
+                <w:p>
+                  <w:pPr>
+                    <w:spacing w:line="216" w:lineRule="auto"/>
+                    <w:jc w:val="right"/>
+                  </w:pPr>
+                  <w:r>
+                    <w:rPr>
+                      <w:rFonts w:ascii="Arial" w:cs="Arial" w:eastAsia="Arial" w:hAnsi="Arial"/>
+                      <w:b w:val="false"/>
+                      <w:bCs w:val="false"/>
+                      <w:color w:val="1A1A1A"/>
+                      <w:sz w:val="13"/>
+                      <w:szCs w:val="13"/>
+                    </w:rPr>
+                    <w:t xml:space="preserve">5,8%</w:t>
+                  </w:r>
+                </w:p>
+              </w:tc>
+            </w:tr>
+            <w:tr>
+              <w:trPr>
+                <w:cantSplit/>
+              </w:trPr>
+              <w:tc>
+                <w:tcPr>
+                  <w:tcW w:type="dxa" w:w="900"/>
+                  <w:tcBorders>
+                    <w:top w:val="none" w:color="FFFFFF" w:sz="0"/>
+                    <w:left w:val="none" w:color="FFFFFF" w:sz="0"/>
+                    <w:bottom w:val="single" w:color="D5D9E0" w:sz="4"/>
+                    <w:right w:val="none" w:color="FFFFFF" w:sz="0"/>
+                  </w:tcBorders>
+                  <w:shd w:fill="F7F8FB" w:color="auto" w:val="clear"/>
+                  <w:tcMar>
+                    <w:top w:type="dxa" w:w="25"/>
+                    <w:left w:type="dxa" w:w="80"/>
+                    <w:bottom w:type="dxa" w:w="25"/>
+                    <w:right w:type="dxa" w:w="80"/>
+                  </w:tcMar>
+                  <w:vAlign w:val="center"/>
+                </w:tcPr>
+                <w:p>
+                  <w:pPr>
+                    <w:spacing w:line="216" w:lineRule="auto"/>
+                    <w:jc w:val="left"/>
+                  </w:pPr>
+                  <w:r>
+                    <w:rPr>
+                      <w:rFonts w:ascii="Arial" w:cs="Arial" w:eastAsia="Arial" w:hAnsi="Arial"/>
+                      <w:b w:val="false"/>
+                      <w:bCs w:val="false"/>
+                      <w:color w:val="1A1A1A"/>
+                      <w:sz w:val="13"/>
+                      <w:szCs w:val="13"/>
+                    </w:rPr>
+                    <w:t xml:space="preserve">Cenco Malls</w:t>
+                  </w:r>
+                </w:p>
+              </w:tc>
+              <w:tc>
+                <w:tcPr>
+                  <w:tcW w:type="dxa" w:w="640"/>
+                  <w:tcBorders>
+                    <w:top w:val="none" w:color="FFFFFF" w:sz="0"/>
+                    <w:left w:val="none" w:color="FFFFFF" w:sz="0"/>
+                    <w:bottom w:val="single" w:color="D5D9E0" w:sz="4"/>
+                    <w:right w:val="none" w:color="FFFFFF" w:sz="0"/>
+                  </w:tcBorders>
+                  <w:shd w:fill="F7F8FB" w:color="auto" w:val="clear"/>
+                  <w:tcMar>
+                    <w:top w:type="dxa" w:w="25"/>
+                    <w:left w:type="dxa" w:w="80"/>
+                    <w:bottom w:type="dxa" w:w="25"/>
+                    <w:right w:type="dxa" w:w="80"/>
+                  </w:tcMar>
+                  <w:vAlign w:val="center"/>
+                </w:tcPr>
+                <w:p>
+                  <w:pPr>
+                    <w:spacing w:line="216" w:lineRule="auto"/>
+                    <w:jc w:val="right"/>
+                  </w:pPr>
+                  <w:r>
+                    <w:rPr>
+                      <w:rFonts w:ascii="Arial" w:cs="Arial" w:eastAsia="Arial" w:hAnsi="Arial"/>
+                      <w:b w:val="false"/>
+                      <w:bCs w:val="false"/>
+                      <w:color w:val="1A1A1A"/>
+                      <w:sz w:val="13"/>
+                      <w:szCs w:val="13"/>
+                    </w:rPr>
+                    <w:t xml:space="preserve">–</w:t>
+                  </w:r>
+                </w:p>
+              </w:tc>
+              <w:tc>
+                <w:tcPr>
+                  <w:tcW w:type="dxa" w:w="640"/>
+                  <w:tcBorders>
+                    <w:top w:val="none" w:color="FFFFFF" w:sz="0"/>
+                    <w:left w:val="none" w:color="FFFFFF" w:sz="0"/>
+                    <w:bottom w:val="single" w:color="D5D9E0" w:sz="4"/>
+                    <w:right w:val="none" w:color="FFFFFF" w:sz="0"/>
+                  </w:tcBorders>
+                  <w:shd w:fill="F7F8FB" w:color="auto" w:val="clear"/>
+                  <w:tcMar>
+                    <w:top w:type="dxa" w:w="25"/>
+                    <w:left w:type="dxa" w:w="80"/>
+                    <w:bottom w:type="dxa" w:w="25"/>
+                    <w:right w:type="dxa" w:w="80"/>
+                  </w:tcMar>
+                  <w:vAlign w:val="center"/>
+                </w:tcPr>
+                <w:p>
+                  <w:pPr>
+                    <w:spacing w:line="216" w:lineRule="auto"/>
+                    <w:jc w:val="right"/>
+                  </w:pPr>
+                  <w:r>
+                    <w:rPr>
+                      <w:rFonts w:ascii="Arial" w:cs="Arial" w:eastAsia="Arial" w:hAnsi="Arial"/>
+                      <w:b w:val="false"/>
+                      <w:bCs w:val="false"/>
+                      <w:color w:val="1A1A1A"/>
+                      <w:sz w:val="13"/>
+                      <w:szCs w:val="13"/>
+                    </w:rPr>
+                    <w:t xml:space="preserve">34.000</w:t>
+                  </w:r>
+                </w:p>
+              </w:tc>
+              <w:tc>
+                <w:tcPr>
+                  <w:tcW w:type="dxa" w:w="640"/>
+                  <w:tcBorders>
+                    <w:top w:val="none" w:color="FFFFFF" w:sz="0"/>
+                    <w:left w:val="none" w:color="FFFFFF" w:sz="0"/>
+                    <w:bottom w:val="single" w:color="D5D9E0" w:sz="4"/>
+                    <w:right w:val="none" w:color="FFFFFF" w:sz="0"/>
+                  </w:tcBorders>
+                  <w:shd w:fill="F7F8FB" w:color="auto" w:val="clear"/>
+                  <w:tcMar>
+                    <w:top w:type="dxa" w:w="25"/>
+                    <w:left w:type="dxa" w:w="80"/>
+                    <w:bottom w:type="dxa" w:w="25"/>
+                    <w:right w:type="dxa" w:w="80"/>
+                  </w:tcMar>
+                  <w:vAlign w:val="center"/>
+                </w:tcPr>
+                <w:p>
+                  <w:pPr>
+                    <w:spacing w:line="216" w:lineRule="auto"/>
+                    <w:jc w:val="right"/>
+                  </w:pPr>
+                  <w:r>
+                    <w:rPr>
+                      <w:rFonts w:ascii="Arial" w:cs="Arial" w:eastAsia="Arial" w:hAnsi="Arial"/>
+                      <w:b w:val="false"/>
+                      <w:bCs w:val="false"/>
+                      <w:color w:val="1A1A1A"/>
+                      <w:sz w:val="13"/>
+                      <w:szCs w:val="13"/>
+                    </w:rPr>
+                    <w:t xml:space="preserve">52.500</w:t>
+                  </w:r>
+                </w:p>
+              </w:tc>
+              <w:tc>
+                <w:tcPr>
+                  <w:tcW w:type="dxa" w:w="740"/>
+                  <w:tcBorders>
+                    <w:top w:val="none" w:color="FFFFFF" w:sz="0"/>
+                    <w:left w:val="none" w:color="FFFFFF" w:sz="0"/>
+                    <w:bottom w:val="single" w:color="D5D9E0" w:sz="4"/>
+                    <w:right w:val="none" w:color="FFFFFF" w:sz="0"/>
+                  </w:tcBorders>
+                  <w:shd w:fill="F7F8FB" w:color="auto" w:val="clear"/>
+                  <w:tcMar>
+                    <w:top w:type="dxa" w:w="25"/>
+                    <w:left w:type="dxa" w:w="80"/>
+                    <w:bottom w:type="dxa" w:w="25"/>
+                    <w:right w:type="dxa" w:w="80"/>
+                  </w:tcMar>
+                  <w:vAlign w:val="center"/>
+                </w:tcPr>
+                <w:p>
+                  <w:pPr>
+                    <w:spacing w:line="216" w:lineRule="auto"/>
+                    <w:jc w:val="right"/>
+                  </w:pPr>
+                  <w:r>
+                    <w:rPr>
+                      <w:rFonts w:ascii="Arial" w:cs="Arial" w:eastAsia="Arial" w:hAnsi="Arial"/>
+                      <w:b w:val="false"/>
+                      <w:bCs w:val="false"/>
+                      <w:color w:val="1A1A1A"/>
+                      <w:sz w:val="13"/>
+                      <w:szCs w:val="13"/>
+                    </w:rPr>
+                    <w:t xml:space="preserve">86.500</w:t>
+                  </w:r>
+                </w:p>
+              </w:tc>
+              <w:tc>
+                <w:tcPr>
+                  <w:tcW w:type="dxa" w:w="700"/>
+                  <w:tcBorders>
+                    <w:top w:val="none" w:color="FFFFFF" w:sz="0"/>
+                    <w:left w:val="none" w:color="FFFFFF" w:sz="0"/>
+                    <w:bottom w:val="single" w:color="D5D9E0" w:sz="4"/>
+                    <w:right w:val="none" w:color="FFFFFF" w:sz="0"/>
+                  </w:tcBorders>
+                  <w:shd w:fill="F7F8FB" w:color="auto" w:val="clear"/>
+                  <w:tcMar>
+                    <w:top w:type="dxa" w:w="25"/>
+                    <w:left w:type="dxa" w:w="80"/>
+                    <w:bottom w:type="dxa" w:w="25"/>
+                    <w:right w:type="dxa" w:w="80"/>
+                  </w:tcMar>
+                  <w:vAlign w:val="center"/>
+                </w:tcPr>
+                <w:p>
+                  <w:pPr>
+                    <w:spacing w:line="216" w:lineRule="auto"/>
+                    <w:jc w:val="right"/>
+                  </w:pPr>
+                  <w:r>
+                    <w:rPr>
+                      <w:rFonts w:ascii="Arial" w:cs="Arial" w:eastAsia="Arial" w:hAnsi="Arial"/>
+                      <w:b w:val="false"/>
+                      <w:bCs w:val="false"/>
+                      <w:color w:val="1A1A1A"/>
+                      <w:sz w:val="13"/>
+                      <w:szCs w:val="13"/>
+                    </w:rPr>
+                    <w:t xml:space="preserve">–</w:t>
+                  </w:r>
+                </w:p>
+              </w:tc>
+              <w:tc>
+                <w:tcPr>
+                  <w:tcW w:type="dxa" w:w="740"/>
+                  <w:tcBorders>
+                    <w:top w:val="none" w:color="FFFFFF" w:sz="0"/>
+                    <w:left w:val="none" w:color="FFFFFF" w:sz="0"/>
+                    <w:bottom w:val="single" w:color="D5D9E0" w:sz="4"/>
+                    <w:right w:val="none" w:color="FFFFFF" w:sz="0"/>
+                  </w:tcBorders>
+                  <w:shd w:fill="F7F8FB" w:color="auto" w:val="clear"/>
+                  <w:tcMar>
+                    <w:top w:type="dxa" w:w="25"/>
+                    <w:left w:type="dxa" w:w="80"/>
+                    <w:bottom w:type="dxa" w:w="25"/>
+                    <w:right w:type="dxa" w:w="80"/>
+                  </w:tcMar>
+                  <w:vAlign w:val="center"/>
+                </w:tcPr>
+                <w:p>
+                  <w:pPr>
+                    <w:spacing w:line="216" w:lineRule="auto"/>
+                    <w:jc w:val="right"/>
+                  </w:pPr>
+                  <w:r>
+                    <w:rPr>
+                      <w:rFonts w:ascii="Arial" w:cs="Arial" w:eastAsia="Arial" w:hAnsi="Arial"/>
+                      <w:b w:val="false"/>
+                      <w:bCs w:val="false"/>
+                      <w:color w:val="1A1A1A"/>
+                      <w:sz w:val="13"/>
+                      <w:szCs w:val="13"/>
+                    </w:rPr>
+                    <w:t xml:space="preserve">86.500</w:t>
+                  </w:r>
+                </w:p>
+              </w:tc>
+              <w:tc>
+                <w:tcPr>
+                  <w:tcW w:type="dxa" w:w="600"/>
+                  <w:tcBorders>
+                    <w:top w:val="none" w:color="FFFFFF" w:sz="0"/>
+                    <w:left w:val="none" w:color="FFFFFF" w:sz="0"/>
+                    <w:bottom w:val="single" w:color="D5D9E0" w:sz="4"/>
+                    <w:right w:val="none" w:color="FFFFFF" w:sz="0"/>
+                  </w:tcBorders>
+                  <w:shd w:fill="F7F8FB" w:color="auto" w:val="clear"/>
+                  <w:tcMar>
+                    <w:top w:type="dxa" w:w="25"/>
+                    <w:left w:type="dxa" w:w="80"/>
+                    <w:bottom w:type="dxa" w:w="25"/>
+                    <w:right w:type="dxa" w:w="80"/>
+                  </w:tcMar>
+                  <w:vAlign w:val="center"/>
+                </w:tcPr>
+                <w:p>
+                  <w:pPr>
+                    <w:spacing w:line="216" w:lineRule="auto"/>
+                    <w:jc w:val="right"/>
+                  </w:pPr>
+                  <w:r>
+                    <w:rPr>
+                      <w:rFonts w:ascii="Arial" w:cs="Arial" w:eastAsia="Arial" w:hAnsi="Arial"/>
+                      <w:b w:val="false"/>
+                      <w:bCs w:val="false"/>
+                      <w:color w:val="1A1A1A"/>
+                      <w:sz w:val="13"/>
+                      <w:szCs w:val="13"/>
+                    </w:rPr>
+                    <w:t xml:space="preserve">5,6%</w:t>
+                  </w:r>
+                </w:p>
+              </w:tc>
+            </w:tr>
+            <w:tr>
+              <w:trPr>
+                <w:cantSplit/>
+              </w:trPr>
+              <w:tc>
+                <w:tcPr>
+                  <w:tcW w:type="dxa" w:w="900"/>
+                  <w:tcBorders>
+                    <w:top w:val="none" w:color="FFFFFF" w:sz="0"/>
+                    <w:left w:val="none" w:color="FFFFFF" w:sz="0"/>
+                    <w:bottom w:val="single" w:color="D5D9E0" w:sz="4"/>
+                    <w:right w:val="none" w:color="FFFFFF" w:sz="0"/>
+                  </w:tcBorders>
+                  <w:shd w:fill="FFFFFF" w:color="auto" w:val="clear"/>
+                  <w:tcMar>
+                    <w:top w:type="dxa" w:w="25"/>
+                    <w:left w:type="dxa" w:w="80"/>
+                    <w:bottom w:type="dxa" w:w="25"/>
+                    <w:right w:type="dxa" w:w="80"/>
+                  </w:tcMar>
+                  <w:vAlign w:val="center"/>
+                </w:tcPr>
+                <w:p>
+                  <w:pPr>
+                    <w:spacing w:line="216" w:lineRule="auto"/>
+                    <w:jc w:val="left"/>
+                  </w:pPr>
+                  <w:r>
+                    <w:rPr>
+                      <w:rFonts w:ascii="Arial" w:cs="Arial" w:eastAsia="Arial" w:hAnsi="Arial"/>
+                      <w:b/>
+                      <w:bCs/>
+                      <w:color w:val="1A1A1A"/>
+                      <w:sz w:val="13"/>
+                      <w:szCs w:val="13"/>
+                    </w:rPr>
+                    <w:t xml:space="preserve">Trío</w:t>
+                  </w:r>
+                </w:p>
+              </w:tc>
+              <w:tc>
+                <w:tcPr>
+                  <w:tcW w:type="dxa" w:w="640"/>
+                  <w:tcBorders>
+                    <w:top w:val="none" w:color="FFFFFF" w:sz="0"/>
+                    <w:left w:val="none" w:color="FFFFFF" w:sz="0"/>
+                    <w:bottom w:val="single" w:color="D5D9E0" w:sz="4"/>
+                    <w:right w:val="none" w:color="FFFFFF" w:sz="0"/>
+                  </w:tcBorders>
+                  <w:shd w:fill="FFFFFF" w:color="auto" w:val="clear"/>
+                  <w:tcMar>
+                    <w:top w:type="dxa" w:w="25"/>
+                    <w:left w:type="dxa" w:w="80"/>
+                    <w:bottom w:type="dxa" w:w="25"/>
+                    <w:right w:type="dxa" w:w="80"/>
+                  </w:tcMar>
+                  <w:vAlign w:val="center"/>
+                </w:tcPr>
+                <w:p>
+                  <w:pPr>
+                    <w:spacing w:line="216" w:lineRule="auto"/>
+                    <w:jc w:val="right"/>
+                  </w:pPr>
+                  <w:r>
+                    <w:rPr>
+                      <w:rFonts w:ascii="Arial" w:cs="Arial" w:eastAsia="Arial" w:hAnsi="Arial"/>
+                      <w:b/>
+                      <w:bCs/>
+                      <w:color w:val="1A1A1A"/>
+                      <w:sz w:val="13"/>
+                      <w:szCs w:val="13"/>
+                    </w:rPr>
+                    <w:t xml:space="preserve">95.900</w:t>
+                  </w:r>
+                </w:p>
+              </w:tc>
+              <w:tc>
+                <w:tcPr>
+                  <w:tcW w:type="dxa" w:w="640"/>
+                  <w:tcBorders>
+                    <w:top w:val="none" w:color="FFFFFF" w:sz="0"/>
+                    <w:left w:val="none" w:color="FFFFFF" w:sz="0"/>
+                    <w:bottom w:val="single" w:color="D5D9E0" w:sz="4"/>
+                    <w:right w:val="none" w:color="FFFFFF" w:sz="0"/>
+                  </w:tcBorders>
+                  <w:shd w:fill="FFFFFF" w:color="auto" w:val="clear"/>
+                  <w:tcMar>
+                    <w:top w:type="dxa" w:w="25"/>
+                    <w:left w:type="dxa" w:w="80"/>
+                    <w:bottom w:type="dxa" w:w="25"/>
+                    <w:right w:type="dxa" w:w="80"/>
+                  </w:tcMar>
+                  <w:vAlign w:val="center"/>
+                </w:tcPr>
+                <w:p>
+                  <w:pPr>
+                    <w:spacing w:line="216" w:lineRule="auto"/>
+                    <w:jc w:val="right"/>
+                  </w:pPr>
+                  <w:r>
+                    <w:rPr>
+                      <w:rFonts w:ascii="Arial" w:cs="Arial" w:eastAsia="Arial" w:hAnsi="Arial"/>
+                      <w:b/>
+                      <w:bCs/>
+                      <w:color w:val="1A1A1A"/>
+                      <w:sz w:val="13"/>
+                      <w:szCs w:val="13"/>
+                    </w:rPr>
+                    <w:t xml:space="preserve">152.950</w:t>
+                  </w:r>
+                </w:p>
+              </w:tc>
+              <w:tc>
+                <w:tcPr>
+                  <w:tcW w:type="dxa" w:w="640"/>
+                  <w:tcBorders>
+                    <w:top w:val="none" w:color="FFFFFF" w:sz="0"/>
+                    <w:left w:val="none" w:color="FFFFFF" w:sz="0"/>
+                    <w:bottom w:val="single" w:color="D5D9E0" w:sz="4"/>
+                    <w:right w:val="none" w:color="FFFFFF" w:sz="0"/>
+                  </w:tcBorders>
+                  <w:shd w:fill="FFFFFF" w:color="auto" w:val="clear"/>
+                  <w:tcMar>
+                    <w:top w:type="dxa" w:w="25"/>
+                    <w:left w:type="dxa" w:w="80"/>
+                    <w:bottom w:type="dxa" w:w="25"/>
+                    <w:right w:type="dxa" w:w="80"/>
+                  </w:tcMar>
+                  <w:vAlign w:val="center"/>
+                </w:tcPr>
+                <w:p>
+                  <w:pPr>
+                    <w:spacing w:line="216" w:lineRule="auto"/>
+                    <w:jc w:val="right"/>
+                  </w:pPr>
+                  <w:r>
+                    <w:rPr>
+                      <w:rFonts w:ascii="Arial" w:cs="Arial" w:eastAsia="Arial" w:hAnsi="Arial"/>
+                      <w:b/>
+                      <w:bCs/>
+                      <w:color w:val="1A1A1A"/>
+                      <w:sz w:val="13"/>
+                      <w:szCs w:val="13"/>
+                    </w:rPr>
+                    <w:t xml:space="preserve">183.180</w:t>
+                  </w:r>
+                </w:p>
+              </w:tc>
+              <w:tc>
+                <w:tcPr>
+                  <w:tcW w:type="dxa" w:w="740"/>
+                  <w:tcBorders>
+                    <w:top w:val="none" w:color="FFFFFF" w:sz="0"/>
+                    <w:left w:val="none" w:color="FFFFFF" w:sz="0"/>
+                    <w:bottom w:val="single" w:color="D5D9E0" w:sz="4"/>
+                    <w:right w:val="none" w:color="FFFFFF" w:sz="0"/>
+                  </w:tcBorders>
+                  <w:shd w:fill="FFFFFF" w:color="auto" w:val="clear"/>
+                  <w:tcMar>
+                    <w:top w:type="dxa" w:w="25"/>
+                    <w:left w:type="dxa" w:w="80"/>
+                    <w:bottom w:type="dxa" w:w="25"/>
+                    <w:right w:type="dxa" w:w="80"/>
+                  </w:tcMar>
+                  <w:vAlign w:val="center"/>
+                </w:tcPr>
+                <w:p>
+                  <w:pPr>
+                    <w:spacing w:line="216" w:lineRule="auto"/>
+                    <w:jc w:val="right"/>
+                  </w:pPr>
+                  <w:r>
+                    <w:rPr>
+                      <w:rFonts w:ascii="Arial" w:cs="Arial" w:eastAsia="Arial" w:hAnsi="Arial"/>
+                      <w:b/>
+                      <w:bCs/>
+                      <w:color w:val="1A1A1A"/>
+                      <w:sz w:val="13"/>
+                      <w:szCs w:val="13"/>
+                    </w:rPr>
+                    <w:t xml:space="preserve">334.030</w:t>
+                  </w:r>
+                </w:p>
+              </w:tc>
+              <w:tc>
+                <w:tcPr>
+                  <w:tcW w:type="dxa" w:w="700"/>
+                  <w:tcBorders>
+                    <w:top w:val="none" w:color="FFFFFF" w:sz="0"/>
+                    <w:left w:val="none" w:color="FFFFFF" w:sz="0"/>
+                    <w:bottom w:val="single" w:color="D5D9E0" w:sz="4"/>
+                    <w:right w:val="none" w:color="FFFFFF" w:sz="0"/>
+                  </w:tcBorders>
+                  <w:shd w:fill="FFFFFF" w:color="auto" w:val="clear"/>
+                  <w:tcMar>
+                    <w:top w:type="dxa" w:w="25"/>
+                    <w:left w:type="dxa" w:w="80"/>
+                    <w:bottom w:type="dxa" w:w="25"/>
+                    <w:right w:type="dxa" w:w="80"/>
+                  </w:tcMar>
+                  <w:vAlign w:val="center"/>
+                </w:tcPr>
+                <w:p>
+                  <w:pPr>
+                    <w:spacing w:line="216" w:lineRule="auto"/>
+                    <w:jc w:val="right"/>
+                  </w:pPr>
+                  <w:r>
+                    <w:rPr>
+                      <w:rFonts w:ascii="Arial" w:cs="Arial" w:eastAsia="Arial" w:hAnsi="Arial"/>
+                      <w:b/>
+                      <w:bCs/>
+                      <w:color w:val="1A1A1A"/>
+                      <w:sz w:val="13"/>
+                      <w:szCs w:val="13"/>
+                    </w:rPr>
+                    <w:t xml:space="preserve">98.000</w:t>
+                  </w:r>
+                </w:p>
+              </w:tc>
+              <w:tc>
+                <w:tcPr>
+                  <w:tcW w:type="dxa" w:w="740"/>
+                  <w:tcBorders>
+                    <w:top w:val="none" w:color="FFFFFF" w:sz="0"/>
+                    <w:left w:val="none" w:color="FFFFFF" w:sz="0"/>
+                    <w:bottom w:val="single" w:color="D5D9E0" w:sz="4"/>
+                    <w:right w:val="none" w:color="FFFFFF" w:sz="0"/>
+                  </w:tcBorders>
+                  <w:shd w:fill="FFFFFF" w:color="auto" w:val="clear"/>
+                  <w:tcMar>
+                    <w:top w:type="dxa" w:w="25"/>
+                    <w:left w:type="dxa" w:w="80"/>
+                    <w:bottom w:type="dxa" w:w="25"/>
+                    <w:right w:type="dxa" w:w="80"/>
+                  </w:tcMar>
+                  <w:vAlign w:val="center"/>
+                </w:tcPr>
+                <w:p>
+                  <w:pPr>
+                    <w:spacing w:line="216" w:lineRule="auto"/>
+                    <w:jc w:val="right"/>
+                  </w:pPr>
+                  <w:r>
+                    <w:rPr>
+                      <w:rFonts w:ascii="Arial" w:cs="Arial" w:eastAsia="Arial" w:hAnsi="Arial"/>
+                      <w:b/>
+                      <w:bCs/>
+                      <w:color w:val="1A1A1A"/>
+                      <w:sz w:val="13"/>
+                      <w:szCs w:val="13"/>
+                    </w:rPr>
+                    <w:t xml:space="preserve">432.030</w:t>
+                  </w:r>
+                </w:p>
+              </w:tc>
+              <w:tc>
+                <w:tcPr>
+                  <w:tcW w:type="dxa" w:w="600"/>
+                  <w:tcBorders>
+                    <w:top w:val="none" w:color="FFFFFF" w:sz="0"/>
+                    <w:left w:val="none" w:color="FFFFFF" w:sz="0"/>
+                    <w:bottom w:val="single" w:color="D5D9E0" w:sz="4"/>
+                    <w:right w:val="none" w:color="FFFFFF" w:sz="0"/>
+                  </w:tcBorders>
+                  <w:shd w:fill="FFFFFF" w:color="auto" w:val="clear"/>
+                  <w:tcMar>
+                    <w:top w:type="dxa" w:w="25"/>
+                    <w:left w:type="dxa" w:w="80"/>
+                    <w:bottom w:type="dxa" w:w="25"/>
+                    <w:right w:type="dxa" w:w="80"/>
+                  </w:tcMar>
+                  <w:vAlign w:val="center"/>
+                </w:tcPr>
+                <w:p>
+                  <w:pPr>
+                    <w:spacing w:line="216" w:lineRule="auto"/>
+                    <w:jc w:val="right"/>
+                  </w:pPr>
+                  <w:r>
+                    <w:rPr>
+                      <w:rFonts w:ascii="Arial" w:cs="Arial" w:eastAsia="Arial" w:hAnsi="Arial"/>
+                      <w:b/>
+                      <w:bCs/>
+                      <w:color w:val="1A1A1A"/>
+                      <w:sz w:val="13"/>
+                      <w:szCs w:val="13"/>
+                    </w:rPr>
+                    <w:t xml:space="preserve">6,4%</w:t>
+                  </w:r>
+                </w:p>
+              </w:tc>
+            </w:tr>
+          </w:tbl>
           <w:p>
             <w:pPr>
               <w:spacing w:after="0" w:before="10" w:line="216" w:lineRule="auto"/>
             </w:pPr>
-            <w:r>
-              <w:rPr>
-                <w:rFonts w:ascii="Arial" w:cs="Arial" w:eastAsia="Arial" w:hAnsi="Arial"/>
-                <w:i w:val="false"/>
-                <w:iCs w:val="false"/>
-                <w:color w:val="5F5F5F"/>
-                <w:sz w:val="11"/>
-                <w:szCs w:val="11"/>
-              </w:rPr>
-              <w:t xml:space="preserve">Fuente: </w:t>
-            </w:r>
             <w:r>
               <w:rPr>
                 <w:rFonts w:ascii="Arial" w:cs="Arial" w:eastAsia="Arial" w:hAnsi="Arial"/>
@@ -153,12 +1698,71 @@
                 <w:sz w:val="11"/>
                 <w:szCs w:val="11"/>
               </w:rPr>
-              <w:t xml:space="preserve">reportes 2Q26 y Memoria 2025 de Plaza S.A.; Parque Arauco Investor Presentation 2Q26; Cenco Malls Corporate Presentation 2Q26. Solo proyectos con fecha.</w:t>
-            </w:r>
-          </w:p>
-          <w:p>
-            <w:pPr>
-              <w:spacing w:after="30" w:before="90" w:line="228" w:lineRule="auto"/>
+              <w:t xml:space="preserve">Org./GLA = GLA orgánico 2026-2028 sobre GLA consolidado al 2Q26. Mallplaza: el 2028 incluye 46.500 m² de "Otros proyectos Chile", fechados en 2028 por la Memoria 2025 (p.45). Parque Arauco: 2026 = 2S26 (adquisiciones). Cenco: entregas en rango ubicadas al final del rango.</w:t>
+            </w:r>
+          </w:p>
+          <w:p/>
+        </w:tc>
+      </w:tr>
+    </w:tbl>
+    <w:p>
+      <w:pPr>
+        <w:spacing w:after="0" w:before="10" w:line="216" w:lineRule="auto"/>
+      </w:pPr>
+      <w:r>
+        <w:rPr>
+          <w:rFonts w:ascii="Arial" w:cs="Arial" w:eastAsia="Arial" w:hAnsi="Arial"/>
+          <w:i/>
+          <w:iCs/>
+          <w:color w:val="5F5F5F"/>
+          <w:sz w:val="11"/>
+          <w:szCs w:val="11"/>
+        </w:rPr>
+        <w:t xml:space="preserve">Fuente: Plaza S.A., Release 2Q26 (p.13) y Memoria 2025 (p.45); Parque Arauco, Investor Presentation 2Q26 (slide 23); Cenco Malls, Corporate Presentation 2Q26 (slides 15-17). Solo proyectos con fecha.</w:t>
+      </w:r>
+    </w:p>
+    <w:tbl>
+      <w:tblPr>
+        <w:tblW w:type="dxa" w:w="10666"/>
+        <w:tblBorders>
+          <w:top w:val="none" w:color="FFFFFF" w:sz="0"/>
+          <w:left w:val="none" w:color="FFFFFF" w:sz="0"/>
+          <w:bottom w:val="none" w:color="FFFFFF" w:sz="0"/>
+          <w:right w:val="none" w:color="FFFFFF" w:sz="0"/>
+          <w:insideH w:val="none" w:color="FFFFFF" w:sz="0"/>
+          <w:insideV w:val="none" w:color="FFFFFF" w:sz="0"/>
+        </w:tblBorders>
+      </w:tblPr>
+      <w:tblGrid>
+        <w:gridCol w:w="5225"/>
+        <w:gridCol w:w="216"/>
+        <w:gridCol w:w="5225"/>
+      </w:tblGrid>
+      <w:tr>
+        <w:tc>
+          <w:tcPr>
+            <w:tcW w:type="dxa" w:w="5225"/>
+            <w:tcBorders>
+              <w:top w:val="none" w:color="FFFFFF" w:sz="0"/>
+              <w:left w:val="none" w:color="FFFFFF" w:sz="0"/>
+              <w:bottom w:val="none" w:color="FFFFFF" w:sz="0"/>
+              <w:right w:val="none" w:color="FFFFFF" w:sz="0"/>
+            </w:tcBorders>
+            <w:tcMar>
+              <w:top w:type="dxa" w:w="0"/>
+              <w:left w:type="dxa" w:w="0"/>
+              <w:bottom w:type="dxa" w:w="0"/>
+              <w:right w:type="dxa" w:w="0"/>
+            </w:tcMar>
+            <w:vAlign w:val="top"/>
+          </w:tcPr>
+          <w:p>
+            <w:pPr>
+              <w:keepNext/>
+              <w:pBdr>
+                <w:bottom w:val="single" w:color="14284B" w:sz="12" w:space="2"/>
+              </w:pBdr>
+              <w:spacing w:after="70" w:before="160"/>
             </w:pPr>
             <w:r>
               <w:rPr>
@@ -166,19 +1770,45 @@
                 <w:b/>
                 <w:bCs/>
                 <w:color w:val="14284B"/>
-                <w:sz w:val="14"/>
-                <w:szCs w:val="14"/>
-              </w:rPr>
-              <w:t xml:space="preserve">Anexo C: </w:t>
-            </w:r>
-            <w:r>
-              <w:rPr>
-                <w:rFonts w:ascii="Arial" w:cs="Arial" w:eastAsia="Arial" w:hAnsi="Arial"/>
+                <w:sz w:val="24"/>
+                <w:szCs w:val="24"/>
+              </w:rPr>
+              <w:t xml:space="preserve">ANEXO 4: OCUPACIÓN</w:t>
+            </w:r>
+          </w:p>
+          <w:p>
+            <w:pPr>
+              <w:shd w:fill="EEF1F6" w:color="auto" w:val="clear"/>
+              <w:spacing w:after="80" w:line="228" w:lineRule="auto"/>
+              <w:jc w:val="both"/>
+            </w:pPr>
+            <w:r>
+              <w:rPr>
+                <w:rFonts w:ascii="Arial" w:cs="Arial" w:eastAsia="Arial" w:hAnsi="Arial"/>
+                <w:color w:val="1A1A1A"/>
+                <w:sz w:val="16"/>
+                <w:szCs w:val="16"/>
+              </w:rPr>
+              <w:t xml:space="preserve">La ocupación consolidada de los tres operadores se ha mantenido entre 93% y 99% desde el 2T22, incluso durante el ciclo de inflación y tasas altas. Cada empresa define la ocupación de forma distinta, por lo que se comparan tendencias y no niveles.</w:t>
+            </w:r>
+          </w:p>
+          <w:p>
+            <w:pPr>
+              <w:pBdr>
+                <w:bottom w:val="single" w:color="E9004B" w:sz="8" w:space="1"/>
+              </w:pBdr>
+              <w:spacing w:after="50" w:before="40"/>
+            </w:pPr>
+            <w:r>
+              <w:rPr>
+                <w:rFonts w:ascii="Arial" w:cs="Arial" w:eastAsia="Arial" w:hAnsi="Arial"/>
+                <w:b/>
+                <w:bCs/>
                 <w:color w:val="14284B"/>
-                <w:sz w:val="14"/>
-                <w:szCs w:val="14"/>
-              </w:rPr>
-              <w:t xml:space="preserve">Participación de mercado dentro del trío en Chile, 2T22-2T26 (% del GLA)</w:t>
+                <w:sz w:val="16"/>
+                <w:szCs w:val="16"/>
+              </w:rPr>
+              <w:t xml:space="preserve">A. TASA DE OCUPACIÓN CONSOLIDADA, 2T22-2T26</w:t>
             </w:r>
           </w:p>
           <w:p>
@@ -188,7 +1818,7 @@
             <w:r>
               <w:drawing>
                 <wp:inline distT="0" distB="0" distL="0" distR="0">
-                  <wp:extent cx="2257425" cy="1743075"/>
+                  <wp:extent cx="3314700" cy="2238375"/>
                   <wp:effectExtent t="0" r="0" b="0" l="0"/>
                   <wp:docPr id="1" name="" descr="" title=""/>
                   <wp:cNvGraphicFramePr>
@@ -213,7 +1843,7 @@
                         <pic:spPr bwMode="auto">
                           <a:xfrm>
                             <a:off x="0" y="0"/>
-                            <a:ext cx="2257425" cy="1743075"/>
+                            <a:ext cx="3314700" cy="2238375"/>
                           </a:xfrm>
                           <a:prstGeom prst="rect">
                             <a:avLst/>
@@ -233,26 +1863,16 @@
             <w:r>
               <w:rPr>
                 <w:rFonts w:ascii="Arial" w:cs="Arial" w:eastAsia="Arial" w:hAnsi="Arial"/>
-                <w:i w:val="false"/>
-                <w:iCs w:val="false"/>
-                <w:color w:val="5F5F5F"/>
-                <w:sz w:val="11"/>
-                <w:szCs w:val="11"/>
-              </w:rPr>
-              <w:t xml:space="preserve">Fuente: </w:t>
-            </w:r>
-            <w:r>
-              <w:rPr>
-                <w:rFonts w:ascii="Arial" w:cs="Arial" w:eastAsia="Arial" w:hAnsi="Arial"/>
                 <w:i/>
                 <w:iCs/>
                 <w:color w:val="5F5F5F"/>
                 <w:sz w:val="11"/>
                 <w:szCs w:val="11"/>
               </w:rPr>
-              <w:t xml:space="preserve">reportes de resultados 2T22-2T26 de las tres empresas; análisis del equipo.</w:t>
-            </w:r>
-          </w:p>
+              <w:t xml:space="preserve">Fuente: reportes de resultados 2T22-2T26 de las tres empresas. Mallplaza incluye Open Plaza desde el 2T25.</w:t>
+            </w:r>
+          </w:p>
+          <w:p/>
         </w:tc>
         <w:tc>
           <w:tcPr>
@@ -292,7 +1912,11 @@
           </w:tcPr>
           <w:p>
             <w:pPr>
-              <w:spacing w:after="30" w:before="20" w:line="228" w:lineRule="auto"/>
+              <w:keepNext/>
+              <w:pBdr>
+                <w:bottom w:val="single" w:color="14284B" w:sz="12" w:space="2"/>
+              </w:pBdr>
+              <w:spacing w:after="70" w:before="160"/>
             </w:pPr>
             <w:r>
               <w:rPr>
@@ -300,19 +1924,45 @@
                 <w:b/>
                 <w:bCs/>
                 <w:color w:val="14284B"/>
-                <w:sz w:val="14"/>
-                <w:szCs w:val="14"/>
-              </w:rPr>
-              <w:t xml:space="preserve">Anexo B: </w:t>
-            </w:r>
-            <w:r>
-              <w:rPr>
-                <w:rFonts w:ascii="Arial" w:cs="Arial" w:eastAsia="Arial" w:hAnsi="Arial"/>
+                <w:sz w:val="24"/>
+                <w:szCs w:val="24"/>
+              </w:rPr>
+              <w:t xml:space="preserve">ANEXO 5: PARTICIPACIÓN EN CHILE</w:t>
+            </w:r>
+          </w:p>
+          <w:p>
+            <w:pPr>
+              <w:shd w:fill="EEF1F6" w:color="auto" w:val="clear"/>
+              <w:spacing w:after="80" w:line="228" w:lineRule="auto"/>
+              <w:jc w:val="both"/>
+            </w:pPr>
+            <w:r>
+              <w:rPr>
+                <w:rFonts w:ascii="Arial" w:cs="Arial" w:eastAsia="Arial" w:hAnsi="Arial"/>
+                <w:color w:val="1A1A1A"/>
+                <w:sz w:val="16"/>
+                <w:szCs w:val="16"/>
+              </w:rPr>
+              <w:t xml:space="preserve">El GLA del trío en Chile creció 7,3% desde el 2T22. Mallplaza cedió 1,2 pp de participación porque creció solo con ampliaciones, mientras Parque Arauco sumó Kennedy Oriente (70.000 m²) por compra.</w:t>
+            </w:r>
+          </w:p>
+          <w:p>
+            <w:pPr>
+              <w:pBdr>
+                <w:bottom w:val="single" w:color="E9004B" w:sz="8" w:space="1"/>
+              </w:pBdr>
+              <w:spacing w:after="50" w:before="40"/>
+            </w:pPr>
+            <w:r>
+              <w:rPr>
+                <w:rFonts w:ascii="Arial" w:cs="Arial" w:eastAsia="Arial" w:hAnsi="Arial"/>
+                <w:b/>
+                <w:bCs/>
                 <w:color w:val="14284B"/>
-                <w:sz w:val="14"/>
-                <w:szCs w:val="14"/>
-              </w:rPr>
-              <w:t xml:space="preserve">Tasa de ocupación consolidada, 2T22-2T26</w:t>
+                <w:sz w:val="16"/>
+                <w:szCs w:val="16"/>
+              </w:rPr>
+              <w:t xml:space="preserve">A. PARTICIPACIÓN DENTRO DEL TRÍO, 2T22-2T26 (% DEL GLA)</w:t>
             </w:r>
           </w:p>
           <w:p>
@@ -322,7 +1972,7 @@
             <w:r>
               <w:drawing>
                 <wp:inline distT="0" distB="0" distL="0" distR="0">
-                  <wp:extent cx="2257425" cy="1514475"/>
+                  <wp:extent cx="3314700" cy="2571750"/>
                   <wp:effectExtent t="0" r="0" b="0" l="0"/>
                   <wp:docPr id="1" name="" descr="" title=""/>
                   <wp:cNvGraphicFramePr>
@@ -347,7 +1997,7 @@
                         <pic:spPr bwMode="auto">
                           <a:xfrm>
                             <a:off x="0" y="0"/>
-                            <a:ext cx="2257425" cy="1514475"/>
+                            <a:ext cx="3314700" cy="2571750"/>
                           </a:xfrm>
                           <a:prstGeom prst="rect">
                             <a:avLst/>
@@ -367,32 +2017,27 @@
             <w:r>
               <w:rPr>
                 <w:rFonts w:ascii="Arial" w:cs="Arial" w:eastAsia="Arial" w:hAnsi="Arial"/>
-                <w:i w:val="false"/>
-                <w:iCs w:val="false"/>
-                <w:color w:val="5F5F5F"/>
-                <w:sz w:val="11"/>
-                <w:szCs w:val="11"/>
-              </w:rPr>
-              <w:t xml:space="preserve">Fuente: </w:t>
-            </w:r>
-            <w:r>
-              <w:rPr>
-                <w:rFonts w:ascii="Arial" w:cs="Arial" w:eastAsia="Arial" w:hAnsi="Arial"/>
                 <w:i/>
                 <w:iCs/>
                 <w:color w:val="5F5F5F"/>
                 <w:sz w:val="11"/>
                 <w:szCs w:val="11"/>
               </w:rPr>
-              <w:t xml:space="preserve">reportes de resultados 2T22-2T26 de las tres empresas. Cada empresa define la ocupación distinto; Mallplaza incluye Open Plaza desde 2T25.</w:t>
-            </w:r>
-          </w:p>
+              <w:t xml:space="preserve">Fuente: reportes de resultados 2T22-2T26 de las tres empresas; análisis del equipo.</w:t>
+            </w:r>
+          </w:p>
+          <w:p/>
         </w:tc>
       </w:tr>
     </w:tbl>
     <w:p>
       <w:pPr>
-        <w:spacing w:after="30" w:before="140" w:line="228" w:lineRule="auto"/>
+        <w:keepNext/>
+        <w:pageBreakBefore/>
+        <w:pBdr>
+          <w:bottom w:val="single" w:color="14284B" w:sz="12" w:space="2"/>
+        </w:pBdr>
+        <w:spacing w:after="70" w:before="0"/>
       </w:pPr>
       <w:r>
         <w:rPr>
@@ -400,19 +2045,45 @@
           <w:b/>
           <w:bCs/>
           <w:color w:val="14284B"/>
-          <w:sz w:val="14"/>
-          <w:szCs w:val="14"/>
+          <w:sz w:val="24"/>
+          <w:szCs w:val="24"/>
         </w:rPr>
-        <w:t xml:space="preserve">Anexo D: </w:t>
+        <w:t xml:space="preserve">ANEXO 6: CINCO FUERZAS DE PORTER</w:t>
       </w:r>
+    </w:p>
+    <w:p>
+      <w:pPr>
+        <w:shd w:fill="EEF1F6" w:color="auto" w:val="clear"/>
+        <w:spacing w:after="80" w:line="228" w:lineRule="auto"/>
+        <w:jc w:val="both"/>
+      </w:pPr>
       <w:r>
         <w:rPr>
           <w:rFonts w:ascii="Arial" w:cs="Arial" w:eastAsia="Arial" w:hAnsi="Arial"/>
+          <w:color w:val="1A1A1A"/>
+          <w:sz w:val="16"/>
+          <w:szCs w:val="16"/>
+        </w:rPr>
+        <w:t xml:space="preserve">Industria atractiva: con notas enteras por país ponderadas por el GLA de Mallplaza, la única fuerza intensa es la rivalidad (4), que se da en experiencia y activos y no en precio, ya que en el 2T26 los arriendos en mismas tiendas subieron en Chile en los tres operadores (tabla B).</w:t>
+      </w:r>
+    </w:p>
+    <w:p>
+      <w:pPr>
+        <w:pBdr>
+          <w:bottom w:val="single" w:color="E9004B" w:sz="8" w:space="1"/>
+        </w:pBdr>
+        <w:spacing w:after="50" w:before="40"/>
+      </w:pPr>
+      <w:r>
+        <w:rPr>
+          <w:rFonts w:ascii="Arial" w:cs="Arial" w:eastAsia="Arial" w:hAnsi="Arial"/>
+          <w:b/>
+          <w:bCs/>
           <w:color w:val="14284B"/>
-          <w:sz w:val="14"/>
-          <w:szCs w:val="14"/>
+          <w:sz w:val="16"/>
+          <w:szCs w:val="16"/>
         </w:rPr>
-        <w:t xml:space="preserve">Cinco fuerzas de Porter por país y evidencia principal</w:t>
+        <w:t xml:space="preserve">A. NOTAS POR PAÍS Y EVIDENCIA PRINCIPAL (1 = FUERZA DÉBIL; 5 = FUERZA INTENSA)</w:t>
       </w:r>
     </w:p>
     <w:tbl>
@@ -428,12 +2099,12 @@
         </w:tblBorders>
       </w:tblPr>
       <w:tblGrid>
-        <w:gridCol w:w="1700"/>
-        <w:gridCol w:w="620"/>
-        <w:gridCol w:w="620"/>
-        <w:gridCol w:w="800"/>
-        <w:gridCol w:w="620"/>
-        <w:gridCol w:w="6306"/>
+        <w:gridCol w:w="1500"/>
+        <w:gridCol w:w="600"/>
+        <w:gridCol w:w="560"/>
+        <w:gridCol w:w="780"/>
+        <w:gridCol w:w="560"/>
+        <w:gridCol w:w="6666"/>
       </w:tblGrid>
       <w:tr>
         <w:trPr>
@@ -441,7 +2112,7 @@
         </w:trPr>
         <w:tc>
           <w:tcPr>
-            <w:tcW w:type="dxa" w:w="1700"/>
+            <w:tcW w:type="dxa" w:w="1500"/>
             <w:tcBorders>
               <w:top w:val="none" w:color="FFFFFF" w:sz="0"/>
               <w:left w:val="none" w:color="FFFFFF" w:sz="0"/>
@@ -475,7 +2146,7 @@
         </w:tc>
         <w:tc>
           <w:tcPr>
-            <w:tcW w:type="dxa" w:w="620"/>
+            <w:tcW w:type="dxa" w:w="600"/>
             <w:tcBorders>
               <w:top w:val="none" w:color="FFFFFF" w:sz="0"/>
               <w:left w:val="none" w:color="FFFFFF" w:sz="0"/>
@@ -509,7 +2180,7 @@
         </w:tc>
         <w:tc>
           <w:tcPr>
-            <w:tcW w:type="dxa" w:w="620"/>
+            <w:tcW w:type="dxa" w:w="560"/>
             <w:tcBorders>
               <w:top w:val="none" w:color="FFFFFF" w:sz="0"/>
               <w:left w:val="none" w:color="FFFFFF" w:sz="0"/>
@@ -543,7 +2214,7 @@
         </w:tc>
         <w:tc>
           <w:tcPr>
-            <w:tcW w:type="dxa" w:w="800"/>
+            <w:tcW w:type="dxa" w:w="780"/>
             <w:tcBorders>
               <w:top w:val="none" w:color="FFFFFF" w:sz="0"/>
               <w:left w:val="none" w:color="FFFFFF" w:sz="0"/>
@@ -577,7 +2248,7 @@
         </w:tc>
         <w:tc>
           <w:tcPr>
-            <w:tcW w:type="dxa" w:w="620"/>
+            <w:tcW w:type="dxa" w:w="560"/>
             <w:tcBorders>
               <w:top w:val="none" w:color="FFFFFF" w:sz="0"/>
               <w:left w:val="none" w:color="FFFFFF" w:sz="0"/>
@@ -611,7 +2282,7 @@
         </w:tc>
         <w:tc>
           <w:tcPr>
-            <w:tcW w:type="dxa" w:w="6306"/>
+            <w:tcW w:type="dxa" w:w="6666"/>
             <w:tcBorders>
               <w:top w:val="none" w:color="FFFFFF" w:sz="0"/>
               <w:left w:val="none" w:color="FFFFFF" w:sz="0"/>
@@ -650,14 +2321,14 @@
         </w:trPr>
         <w:tc>
           <w:tcPr>
-            <w:tcW w:type="dxa" w:w="1700"/>
-            <w:tcBorders>
-              <w:top w:val="none" w:color="FFFFFF" w:sz="0"/>
-              <w:left w:val="none" w:color="FFFFFF" w:sz="0"/>
-              <w:bottom w:val="single" w:color="D5D9E0" w:sz="4"/>
-              <w:right w:val="none" w:color="FFFFFF" w:sz="0"/>
-            </w:tcBorders>
-            <w:shd w:fill="F7F8FB" w:color="auto" w:val="clear"/>
+            <w:tcW w:type="dxa" w:w="1500"/>
+            <w:tcBorders>
+              <w:top w:val="none" w:color="FFFFFF" w:sz="0"/>
+              <w:left w:val="none" w:color="FFFFFF" w:sz="0"/>
+              <w:bottom w:val="single" w:color="D5D9E0" w:sz="4"/>
+              <w:right w:val="none" w:color="FFFFFF" w:sz="0"/>
+            </w:tcBorders>
+            <w:shd w:fill="FDF1CC" w:color="auto" w:val="clear"/>
             <w:tcMar>
               <w:top w:type="dxa" w:w="25"/>
               <w:left w:type="dxa" w:w="80"/>
@@ -676,7 +2347,7 @@
                 <w:rFonts w:ascii="Arial" w:cs="Arial" w:eastAsia="Arial" w:hAnsi="Arial"/>
                 <w:b/>
                 <w:bCs/>
-                <w:color w:val="14284B"/>
+                <w:color w:val="1A1A1A"/>
                 <w:sz w:val="13"/>
                 <w:szCs w:val="13"/>
               </w:rPr>
@@ -686,14 +2357,14 @@
         </w:tc>
         <w:tc>
           <w:tcPr>
-            <w:tcW w:type="dxa" w:w="620"/>
-            <w:tcBorders>
-              <w:top w:val="none" w:color="FFFFFF" w:sz="0"/>
-              <w:left w:val="none" w:color="FFFFFF" w:sz="0"/>
-              <w:bottom w:val="single" w:color="D5D9E0" w:sz="4"/>
-              <w:right w:val="none" w:color="FFFFFF" w:sz="0"/>
-            </w:tcBorders>
-            <w:shd w:fill="F7F8FB" w:color="auto" w:val="clear"/>
+            <w:tcW w:type="dxa" w:w="600"/>
+            <w:tcBorders>
+              <w:top w:val="none" w:color="FFFFFF" w:sz="0"/>
+              <w:left w:val="none" w:color="FFFFFF" w:sz="0"/>
+              <w:bottom w:val="single" w:color="D5D9E0" w:sz="4"/>
+              <w:right w:val="none" w:color="FFFFFF" w:sz="0"/>
+            </w:tcBorders>
+            <w:shd w:fill="FDF1CC" w:color="auto" w:val="clear"/>
             <w:tcMar>
               <w:top w:type="dxa" w:w="25"/>
               <w:left w:type="dxa" w:w="80"/>
@@ -710,8 +2381,8 @@
             <w:r>
               <w:rPr>
                 <w:rFonts w:ascii="Arial" w:cs="Arial" w:eastAsia="Arial" w:hAnsi="Arial"/>
-                <w:b w:val="false"/>
-                <w:bCs w:val="false"/>
+                <w:b/>
+                <w:bCs/>
                 <w:color w:val="1A1A1A"/>
                 <w:sz w:val="13"/>
                 <w:szCs w:val="13"/>
@@ -722,14 +2393,14 @@
         </w:tc>
         <w:tc>
           <w:tcPr>
-            <w:tcW w:type="dxa" w:w="620"/>
-            <w:tcBorders>
-              <w:top w:val="none" w:color="FFFFFF" w:sz="0"/>
-              <w:left w:val="none" w:color="FFFFFF" w:sz="0"/>
-              <w:bottom w:val="single" w:color="D5D9E0" w:sz="4"/>
-              <w:right w:val="none" w:color="FFFFFF" w:sz="0"/>
-            </w:tcBorders>
-            <w:shd w:fill="F7F8FB" w:color="auto" w:val="clear"/>
+            <w:tcW w:type="dxa" w:w="560"/>
+            <w:tcBorders>
+              <w:top w:val="none" w:color="FFFFFF" w:sz="0"/>
+              <w:left w:val="none" w:color="FFFFFF" w:sz="0"/>
+              <w:bottom w:val="single" w:color="D5D9E0" w:sz="4"/>
+              <w:right w:val="none" w:color="FFFFFF" w:sz="0"/>
+            </w:tcBorders>
+            <w:shd w:fill="FDF1CC" w:color="auto" w:val="clear"/>
             <w:tcMar>
               <w:top w:type="dxa" w:w="25"/>
               <w:left w:type="dxa" w:w="80"/>
@@ -746,8 +2417,8 @@
             <w:r>
               <w:rPr>
                 <w:rFonts w:ascii="Arial" w:cs="Arial" w:eastAsia="Arial" w:hAnsi="Arial"/>
-                <w:b w:val="false"/>
-                <w:bCs w:val="false"/>
+                <w:b/>
+                <w:bCs/>
                 <w:color w:val="1A1A1A"/>
                 <w:sz w:val="13"/>
                 <w:szCs w:val="13"/>
@@ -758,14 +2429,14 @@
         </w:tc>
         <w:tc>
           <w:tcPr>
-            <w:tcW w:type="dxa" w:w="800"/>
-            <w:tcBorders>
-              <w:top w:val="none" w:color="FFFFFF" w:sz="0"/>
-              <w:left w:val="none" w:color="FFFFFF" w:sz="0"/>
-              <w:bottom w:val="single" w:color="D5D9E0" w:sz="4"/>
-              <w:right w:val="none" w:color="FFFFFF" w:sz="0"/>
-            </w:tcBorders>
-            <w:shd w:fill="F7F8FB" w:color="auto" w:val="clear"/>
+            <w:tcW w:type="dxa" w:w="780"/>
+            <w:tcBorders>
+              <w:top w:val="none" w:color="FFFFFF" w:sz="0"/>
+              <w:left w:val="none" w:color="FFFFFF" w:sz="0"/>
+              <w:bottom w:val="single" w:color="D5D9E0" w:sz="4"/>
+              <w:right w:val="none" w:color="FFFFFF" w:sz="0"/>
+            </w:tcBorders>
+            <w:shd w:fill="FDF1CC" w:color="auto" w:val="clear"/>
             <w:tcMar>
               <w:top w:type="dxa" w:w="25"/>
               <w:left w:type="dxa" w:w="80"/>
@@ -782,8 +2453,8 @@
             <w:r>
               <w:rPr>
                 <w:rFonts w:ascii="Arial" w:cs="Arial" w:eastAsia="Arial" w:hAnsi="Arial"/>
-                <w:b w:val="false"/>
-                <w:bCs w:val="false"/>
+                <w:b/>
+                <w:bCs/>
                 <w:color w:val="1A1A1A"/>
                 <w:sz w:val="13"/>
                 <w:szCs w:val="13"/>
@@ -794,14 +2465,14 @@
         </w:tc>
         <w:tc>
           <w:tcPr>
-            <w:tcW w:type="dxa" w:w="620"/>
-            <w:tcBorders>
-              <w:top w:val="none" w:color="FFFFFF" w:sz="0"/>
-              <w:left w:val="none" w:color="FFFFFF" w:sz="0"/>
-              <w:bottom w:val="single" w:color="D5D9E0" w:sz="4"/>
-              <w:right w:val="none" w:color="FFFFFF" w:sz="0"/>
-            </w:tcBorders>
-            <w:shd w:fill="F7F8FB" w:color="auto" w:val="clear"/>
+            <w:tcW w:type="dxa" w:w="560"/>
+            <w:tcBorders>
+              <w:top w:val="none" w:color="FFFFFF" w:sz="0"/>
+              <w:left w:val="none" w:color="FFFFFF" w:sz="0"/>
+              <w:bottom w:val="single" w:color="D5D9E0" w:sz="4"/>
+              <w:right w:val="none" w:color="FFFFFF" w:sz="0"/>
+            </w:tcBorders>
+            <w:shd w:fill="FDF1CC" w:color="auto" w:val="clear"/>
             <w:tcMar>
               <w:top w:type="dxa" w:w="25"/>
               <w:left w:type="dxa" w:w="80"/>
@@ -818,8 +2489,8 @@
             <w:r>
               <w:rPr>
                 <w:rFonts w:ascii="Arial" w:cs="Arial" w:eastAsia="Arial" w:hAnsi="Arial"/>
-                <w:b w:val="false"/>
-                <w:bCs w:val="false"/>
+                <w:b/>
+                <w:bCs/>
                 <w:color w:val="1A1A1A"/>
                 <w:sz w:val="13"/>
                 <w:szCs w:val="13"/>
@@ -830,14 +2501,14 @@
         </w:tc>
         <w:tc>
           <w:tcPr>
-            <w:tcW w:type="dxa" w:w="6306"/>
-            <w:tcBorders>
-              <w:top w:val="none" w:color="FFFFFF" w:sz="0"/>
-              <w:left w:val="none" w:color="FFFFFF" w:sz="0"/>
-              <w:bottom w:val="single" w:color="D5D9E0" w:sz="4"/>
-              <w:right w:val="none" w:color="FFFFFF" w:sz="0"/>
-            </w:tcBorders>
-            <w:shd w:fill="F7F8FB" w:color="auto" w:val="clear"/>
+            <w:tcW w:type="dxa" w:w="6666"/>
+            <w:tcBorders>
+              <w:top w:val="none" w:color="FFFFFF" w:sz="0"/>
+              <w:left w:val="none" w:color="FFFFFF" w:sz="0"/>
+              <w:bottom w:val="single" w:color="D5D9E0" w:sz="4"/>
+              <w:right w:val="none" w:color="FFFFFF" w:sz="0"/>
+            </w:tcBorders>
+            <w:shd w:fill="FDF1CC" w:color="auto" w:val="clear"/>
             <w:tcMar>
               <w:top w:type="dxa" w:w="25"/>
               <w:left w:type="dxa" w:w="80"/>
@@ -854,13 +2525,13 @@
             <w:r>
               <w:rPr>
                 <w:rFonts w:ascii="Arial" w:cs="Arial" w:eastAsia="Arial" w:hAnsi="Arial"/>
-                <w:b w:val="false"/>
-                <w:bCs w:val="false"/>
-                <w:color w:val="1A1A1A"/>
-                <w:sz w:val="13"/>
-                <w:szCs w:val="13"/>
-              </w:rPr>
-              <w:t xml:space="preserve">CR3 76% / 37% / 13%; carrera de reinversión en experiencia; compra de activos (Minka, Plaza Central; anunciadas Quilín y Chicureo); oferta sobre consumo en 2027-28. Participaciones estables y márgenes de 71-90%.</w:t>
+                <w:b/>
+                <w:bCs/>
+                <w:color w:val="1A1A1A"/>
+                <w:sz w:val="13"/>
+                <w:szCs w:val="13"/>
+              </w:rPr>
+              <w:t xml:space="preserve">CR3 76% / 37% / 13%; carrera de reinversión en experiencia; compra de activos (Minka, Plaza Central; anunciadas Quilín y Chicureo); oferta sobre consumo en 2027-28. Participaciones estables y márgenes de 71-90%. Sin guerra de precios: SSR/SAR positivos en Chile (tabla B).</w:t>
             </w:r>
           </w:p>
         </w:tc>
@@ -871,7 +2542,7 @@
         </w:trPr>
         <w:tc>
           <w:tcPr>
-            <w:tcW w:type="dxa" w:w="1700"/>
+            <w:tcW w:type="dxa" w:w="1500"/>
             <w:tcBorders>
               <w:top w:val="none" w:color="FFFFFF" w:sz="0"/>
               <w:left w:val="none" w:color="FFFFFF" w:sz="0"/>
@@ -895,9 +2566,9 @@
             <w:r>
               <w:rPr>
                 <w:rFonts w:ascii="Arial" w:cs="Arial" w:eastAsia="Arial" w:hAnsi="Arial"/>
-                <w:b/>
-                <w:bCs/>
-                <w:color w:val="14284B"/>
+                <w:b w:val="false"/>
+                <w:bCs w:val="false"/>
+                <w:color w:val="1A1A1A"/>
                 <w:sz w:val="13"/>
                 <w:szCs w:val="13"/>
               </w:rPr>
@@ -907,7 +2578,7 @@
         </w:tc>
         <w:tc>
           <w:tcPr>
-            <w:tcW w:type="dxa" w:w="620"/>
+            <w:tcW w:type="dxa" w:w="600"/>
             <w:tcBorders>
               <w:top w:val="none" w:color="FFFFFF" w:sz="0"/>
               <w:left w:val="none" w:color="FFFFFF" w:sz="0"/>
@@ -943,7 +2614,7 @@
         </w:tc>
         <w:tc>
           <w:tcPr>
-            <w:tcW w:type="dxa" w:w="620"/>
+            <w:tcW w:type="dxa" w:w="560"/>
             <w:tcBorders>
               <w:top w:val="none" w:color="FFFFFF" w:sz="0"/>
               <w:left w:val="none" w:color="FFFFFF" w:sz="0"/>
@@ -979,7 +2650,7 @@
         </w:tc>
         <w:tc>
           <w:tcPr>
-            <w:tcW w:type="dxa" w:w="800"/>
+            <w:tcW w:type="dxa" w:w="780"/>
             <w:tcBorders>
               <w:top w:val="none" w:color="FFFFFF" w:sz="0"/>
               <w:left w:val="none" w:color="FFFFFF" w:sz="0"/>
@@ -1015,7 +2686,7 @@
         </w:tc>
         <w:tc>
           <w:tcPr>
-            <w:tcW w:type="dxa" w:w="620"/>
+            <w:tcW w:type="dxa" w:w="560"/>
             <w:tcBorders>
               <w:top w:val="none" w:color="FFFFFF" w:sz="0"/>
               <w:left w:val="none" w:color="FFFFFF" w:sz="0"/>
@@ -1051,7 +2722,7 @@
         </w:tc>
         <w:tc>
           <w:tcPr>
-            <w:tcW w:type="dxa" w:w="6306"/>
+            <w:tcW w:type="dxa" w:w="6666"/>
             <w:tcBorders>
               <w:top w:val="none" w:color="FFFFFF" w:sz="0"/>
               <w:left w:val="none" w:color="FFFFFF" w:sz="0"/>
@@ -1092,7 +2763,7 @@
         </w:trPr>
         <w:tc>
           <w:tcPr>
-            <w:tcW w:type="dxa" w:w="1700"/>
+            <w:tcW w:type="dxa" w:w="1500"/>
             <w:tcBorders>
               <w:top w:val="none" w:color="FFFFFF" w:sz="0"/>
               <w:left w:val="none" w:color="FFFFFF" w:sz="0"/>
@@ -1116,9 +2787,9 @@
             <w:r>
               <w:rPr>
                 <w:rFonts w:ascii="Arial" w:cs="Arial" w:eastAsia="Arial" w:hAnsi="Arial"/>
-                <w:b/>
-                <w:bCs/>
-                <w:color w:val="14284B"/>
+                <w:b w:val="false"/>
+                <w:bCs w:val="false"/>
+                <w:color w:val="1A1A1A"/>
                 <w:sz w:val="13"/>
                 <w:szCs w:val="13"/>
               </w:rPr>
@@ -1128,7 +2799,7 @@
         </w:tc>
         <w:tc>
           <w:tcPr>
-            <w:tcW w:type="dxa" w:w="620"/>
+            <w:tcW w:type="dxa" w:w="600"/>
             <w:tcBorders>
               <w:top w:val="none" w:color="FFFFFF" w:sz="0"/>
               <w:left w:val="none" w:color="FFFFFF" w:sz="0"/>
@@ -1164,7 +2835,7 @@
         </w:tc>
         <w:tc>
           <w:tcPr>
-            <w:tcW w:type="dxa" w:w="620"/>
+            <w:tcW w:type="dxa" w:w="560"/>
             <w:tcBorders>
               <w:top w:val="none" w:color="FFFFFF" w:sz="0"/>
               <w:left w:val="none" w:color="FFFFFF" w:sz="0"/>
@@ -1200,7 +2871,7 @@
         </w:tc>
         <w:tc>
           <w:tcPr>
-            <w:tcW w:type="dxa" w:w="800"/>
+            <w:tcW w:type="dxa" w:w="780"/>
             <w:tcBorders>
               <w:top w:val="none" w:color="FFFFFF" w:sz="0"/>
               <w:left w:val="none" w:color="FFFFFF" w:sz="0"/>
@@ -1236,7 +2907,7 @@
         </w:tc>
         <w:tc>
           <w:tcPr>
-            <w:tcW w:type="dxa" w:w="620"/>
+            <w:tcW w:type="dxa" w:w="560"/>
             <w:tcBorders>
               <w:top w:val="none" w:color="FFFFFF" w:sz="0"/>
               <w:left w:val="none" w:color="FFFFFF" w:sz="0"/>
@@ -1272,7 +2943,7 @@
         </w:tc>
         <w:tc>
           <w:tcPr>
-            <w:tcW w:type="dxa" w:w="6306"/>
+            <w:tcW w:type="dxa" w:w="6666"/>
             <w:tcBorders>
               <w:top w:val="none" w:color="FFFFFF" w:sz="0"/>
               <w:left w:val="none" w:color="FFFFFF" w:sz="0"/>
@@ -1313,7 +2984,7 @@
         </w:trPr>
         <w:tc>
           <w:tcPr>
-            <w:tcW w:type="dxa" w:w="1700"/>
+            <w:tcW w:type="dxa" w:w="1500"/>
             <w:tcBorders>
               <w:top w:val="none" w:color="FFFFFF" w:sz="0"/>
               <w:left w:val="none" w:color="FFFFFF" w:sz="0"/>
@@ -1337,9 +3008,9 @@
             <w:r>
               <w:rPr>
                 <w:rFonts w:ascii="Arial" w:cs="Arial" w:eastAsia="Arial" w:hAnsi="Arial"/>
-                <w:b/>
-                <w:bCs/>
-                <w:color w:val="14284B"/>
+                <w:b w:val="false"/>
+                <w:bCs w:val="false"/>
+                <w:color w:val="1A1A1A"/>
                 <w:sz w:val="13"/>
                 <w:szCs w:val="13"/>
               </w:rPr>
@@ -1349,7 +3020,7 @@
         </w:tc>
         <w:tc>
           <w:tcPr>
-            <w:tcW w:type="dxa" w:w="620"/>
+            <w:tcW w:type="dxa" w:w="600"/>
             <w:tcBorders>
               <w:top w:val="none" w:color="FFFFFF" w:sz="0"/>
               <w:left w:val="none" w:color="FFFFFF" w:sz="0"/>
@@ -1385,7 +3056,7 @@
         </w:tc>
         <w:tc>
           <w:tcPr>
-            <w:tcW w:type="dxa" w:w="620"/>
+            <w:tcW w:type="dxa" w:w="560"/>
             <w:tcBorders>
               <w:top w:val="none" w:color="FFFFFF" w:sz="0"/>
               <w:left w:val="none" w:color="FFFFFF" w:sz="0"/>
@@ -1421,7 +3092,7 @@
         </w:tc>
         <w:tc>
           <w:tcPr>
-            <w:tcW w:type="dxa" w:w="800"/>
+            <w:tcW w:type="dxa" w:w="780"/>
             <w:tcBorders>
               <w:top w:val="none" w:color="FFFFFF" w:sz="0"/>
               <w:left w:val="none" w:color="FFFFFF" w:sz="0"/>
@@ -1457,7 +3128,7 @@
         </w:tc>
         <w:tc>
           <w:tcPr>
-            <w:tcW w:type="dxa" w:w="620"/>
+            <w:tcW w:type="dxa" w:w="560"/>
             <w:tcBorders>
               <w:top w:val="none" w:color="FFFFFF" w:sz="0"/>
               <w:left w:val="none" w:color="FFFFFF" w:sz="0"/>
@@ -1493,7 +3164,7 @@
         </w:tc>
         <w:tc>
           <w:tcPr>
-            <w:tcW w:type="dxa" w:w="6306"/>
+            <w:tcW w:type="dxa" w:w="6666"/>
             <w:tcBorders>
               <w:top w:val="none" w:color="FFFFFF" w:sz="0"/>
               <w:left w:val="none" w:color="FFFFFF" w:sz="0"/>
@@ -1534,7 +3205,7 @@
         </w:trPr>
         <w:tc>
           <w:tcPr>
-            <w:tcW w:type="dxa" w:w="1700"/>
+            <w:tcW w:type="dxa" w:w="1500"/>
             <w:tcBorders>
               <w:top w:val="none" w:color="FFFFFF" w:sz="0"/>
               <w:left w:val="none" w:color="FFFFFF" w:sz="0"/>
@@ -1558,9 +3229,9 @@
             <w:r>
               <w:rPr>
                 <w:rFonts w:ascii="Arial" w:cs="Arial" w:eastAsia="Arial" w:hAnsi="Arial"/>
-                <w:b/>
-                <w:bCs/>
-                <w:color w:val="14284B"/>
+                <w:b w:val="false"/>
+                <w:bCs w:val="false"/>
+                <w:color w:val="1A1A1A"/>
                 <w:sz w:val="13"/>
                 <w:szCs w:val="13"/>
               </w:rPr>
@@ -1570,7 +3241,7 @@
         </w:tc>
         <w:tc>
           <w:tcPr>
-            <w:tcW w:type="dxa" w:w="620"/>
+            <w:tcW w:type="dxa" w:w="600"/>
             <w:tcBorders>
               <w:top w:val="none" w:color="FFFFFF" w:sz="0"/>
               <w:left w:val="none" w:color="FFFFFF" w:sz="0"/>
@@ -1606,7 +3277,7 @@
         </w:tc>
         <w:tc>
           <w:tcPr>
-            <w:tcW w:type="dxa" w:w="620"/>
+            <w:tcW w:type="dxa" w:w="560"/>
             <w:tcBorders>
               <w:top w:val="none" w:color="FFFFFF" w:sz="0"/>
               <w:left w:val="none" w:color="FFFFFF" w:sz="0"/>
@@ -1642,7 +3313,7 @@
         </w:tc>
         <w:tc>
           <w:tcPr>
-            <w:tcW w:type="dxa" w:w="800"/>
+            <w:tcW w:type="dxa" w:w="780"/>
             <w:tcBorders>
               <w:top w:val="none" w:color="FFFFFF" w:sz="0"/>
               <w:left w:val="none" w:color="FFFFFF" w:sz="0"/>
@@ -1678,7 +3349,7 @@
         </w:tc>
         <w:tc>
           <w:tcPr>
-            <w:tcW w:type="dxa" w:w="620"/>
+            <w:tcW w:type="dxa" w:w="560"/>
             <w:tcBorders>
               <w:top w:val="none" w:color="FFFFFF" w:sz="0"/>
               <w:left w:val="none" w:color="FFFFFF" w:sz="0"/>
@@ -1714,7 +3385,7 @@
         </w:tc>
         <w:tc>
           <w:tcPr>
-            <w:tcW w:type="dxa" w:w="6306"/>
+            <w:tcW w:type="dxa" w:w="6666"/>
             <w:tcBorders>
               <w:top w:val="none" w:color="FFFFFF" w:sz="0"/>
               <w:left w:val="none" w:color="FFFFFF" w:sz="0"/>
@@ -1757,29 +3428,21 @@
       <w:r>
         <w:rPr>
           <w:rFonts w:ascii="Arial" w:cs="Arial" w:eastAsia="Arial" w:hAnsi="Arial"/>
-          <w:i w:val="false"/>
-          <w:iCs w:val="false"/>
-          <w:color w:val="5F5F5F"/>
-          <w:sz w:val="11"/>
-          <w:szCs w:val="11"/>
-        </w:rPr>
-        <w:t xml:space="preserve">Fuente: </w:t>
-      </w:r>
-      <w:r>
-        <w:rPr>
-          <w:rFonts w:ascii="Arial" w:cs="Arial" w:eastAsia="Arial" w:hAnsi="Arial"/>
           <w:i/>
           <w:iCs/>
           <w:color w:val="5F5F5F"/>
           <w:sz w:val="11"/>
           <w:szCs w:val="11"/>
         </w:rPr>
-        <w:t xml:space="preserve">análisis del equipo. Escala 1-5 en números enteros; nota final = promedio ponderado por GLA de Mallplaza al 2Q26 (Chile 61,9%, Perú 26,2%, Colombia 11,9%), redondeado al entero. En nuevos entrantes el ponderado queda en el límite (1,5) y el equipo lo fija en 2 por las menores barreras de entrada en Perú y Colombia. Detalle y fuentes por dato en Porter_industria_2Q26.xlsx.</w:t>
+        <w:t xml:space="preserve">Fuente: análisis del equipo. Nota final = promedio ponderado por GLA de Mallplaza al 2Q26 (Chile 61,9%, Perú 26,2%, Colombia 11,9%), redondeado al entero. En nuevos entrantes el ponderado queda en el límite (1,5) y el equipo lo fija en 2 por las menores barreras de entrada en Perú y Colombia.</w:t>
       </w:r>
     </w:p>
     <w:p>
       <w:pPr>
-        <w:spacing w:after="30" w:before="140" w:line="228" w:lineRule="auto"/>
+        <w:pBdr>
+          <w:bottom w:val="single" w:color="E9004B" w:sz="8" w:space="1"/>
+        </w:pBdr>
+        <w:spacing w:after="50" w:before="120"/>
       </w:pPr>
       <w:r>
         <w:rPr>
@@ -1787,19 +3450,10 @@
           <w:b/>
           <w:bCs/>
           <w:color w:val="14284B"/>
-          <w:sz w:val="14"/>
-          <w:szCs w:val="14"/>
+          <w:sz w:val="16"/>
+          <w:szCs w:val="16"/>
         </w:rPr>
-        <w:t xml:space="preserve">Anexo E: </w:t>
-      </w:r>
-      <w:r>
-        <w:rPr>
-          <w:rFonts w:ascii="Arial" w:cs="Arial" w:eastAsia="Arial" w:hAnsi="Arial"/>
-          <w:color w:val="14284B"/>
-          <w:sz w:val="14"/>
-          <w:szCs w:val="14"/>
-        </w:rPr>
-        <w:t xml:space="preserve">Supuestos principales</w:t>
+        <w:t xml:space="preserve">B. INDICADORES DE PRECIO POR OPERADOR, 2T26</w:t>
       </w:r>
     </w:p>
     <w:tbl>
@@ -1815,8 +3469,11 @@
         </w:tblBorders>
       </w:tblPr>
       <w:tblGrid>
-        <w:gridCol w:w="1700"/>
-        <w:gridCol w:w="8966"/>
+        <w:gridCol w:w="2900"/>
+        <w:gridCol w:w="800"/>
+        <w:gridCol w:w="2300"/>
+        <w:gridCol w:w="2300"/>
+        <w:gridCol w:w="2366"/>
       </w:tblGrid>
       <w:tr>
         <w:trPr>
@@ -1824,7 +3481,7 @@
         </w:trPr>
         <w:tc>
           <w:tcPr>
-            <w:tcW w:type="dxa" w:w="1700"/>
+            <w:tcW w:type="dxa" w:w="2900"/>
             <w:tcBorders>
               <w:top w:val="none" w:color="FFFFFF" w:sz="0"/>
               <w:left w:val="none" w:color="FFFFFF" w:sz="0"/>
@@ -1852,13 +3509,13 @@
                 <w:sz w:val="13"/>
                 <w:szCs w:val="13"/>
               </w:rPr>
-              <w:t xml:space="preserve">Tema</w:t>
-            </w:r>
-          </w:p>
-        </w:tc>
-        <w:tc>
-          <w:tcPr>
-            <w:tcW w:type="dxa" w:w="8966"/>
+              <w:t xml:space="preserve">Indicador</w:t>
+            </w:r>
+          </w:p>
+        </w:tc>
+        <w:tc>
+          <w:tcPr>
+            <w:tcW w:type="dxa" w:w="800"/>
             <w:tcBorders>
               <w:top w:val="none" w:color="FFFFFF" w:sz="0"/>
               <w:left w:val="none" w:color="FFFFFF" w:sz="0"/>
@@ -1886,7 +3543,109 @@
                 <w:sz w:val="13"/>
                 <w:szCs w:val="13"/>
               </w:rPr>
-              <w:t xml:space="preserve">Supuesto</w:t>
+              <w:t xml:space="preserve">País</w:t>
+            </w:r>
+          </w:p>
+        </w:tc>
+        <w:tc>
+          <w:tcPr>
+            <w:tcW w:type="dxa" w:w="2300"/>
+            <w:tcBorders>
+              <w:top w:val="none" w:color="FFFFFF" w:sz="0"/>
+              <w:left w:val="none" w:color="FFFFFF" w:sz="0"/>
+              <w:bottom w:val="none" w:color="FFFFFF" w:sz="0"/>
+              <w:right w:val="none" w:color="FFFFFF" w:sz="0"/>
+            </w:tcBorders>
+            <w:shd w:fill="14284B" w:color="auto" w:val="clear"/>
+            <w:tcMar>
+              <w:top w:type="dxa" w:w="35"/>
+              <w:left w:type="dxa" w:w="80"/>
+              <w:bottom w:type="dxa" w:w="35"/>
+              <w:right w:type="dxa" w:w="80"/>
+            </w:tcMar>
+          </w:tcPr>
+          <w:p>
+            <w:pPr>
+              <w:jc w:val="right"/>
+            </w:pPr>
+            <w:r>
+              <w:rPr>
+                <w:rFonts w:ascii="Arial" w:cs="Arial" w:eastAsia="Arial" w:hAnsi="Arial"/>
+                <w:b/>
+                <w:bCs/>
+                <w:color w:val="FFFFFF"/>
+                <w:sz w:val="13"/>
+                <w:szCs w:val="13"/>
+              </w:rPr>
+              <w:t xml:space="preserve">Mallplaza</w:t>
+            </w:r>
+          </w:p>
+        </w:tc>
+        <w:tc>
+          <w:tcPr>
+            <w:tcW w:type="dxa" w:w="2300"/>
+            <w:tcBorders>
+              <w:top w:val="none" w:color="FFFFFF" w:sz="0"/>
+              <w:left w:val="none" w:color="FFFFFF" w:sz="0"/>
+              <w:bottom w:val="none" w:color="FFFFFF" w:sz="0"/>
+              <w:right w:val="none" w:color="FFFFFF" w:sz="0"/>
+            </w:tcBorders>
+            <w:shd w:fill="14284B" w:color="auto" w:val="clear"/>
+            <w:tcMar>
+              <w:top w:type="dxa" w:w="35"/>
+              <w:left w:type="dxa" w:w="80"/>
+              <w:bottom w:type="dxa" w:w="35"/>
+              <w:right w:type="dxa" w:w="80"/>
+            </w:tcMar>
+          </w:tcPr>
+          <w:p>
+            <w:pPr>
+              <w:jc w:val="right"/>
+            </w:pPr>
+            <w:r>
+              <w:rPr>
+                <w:rFonts w:ascii="Arial" w:cs="Arial" w:eastAsia="Arial" w:hAnsi="Arial"/>
+                <w:b/>
+                <w:bCs/>
+                <w:color w:val="FFFFFF"/>
+                <w:sz w:val="13"/>
+                <w:szCs w:val="13"/>
+              </w:rPr>
+              <w:t xml:space="preserve">Cenco Malls</w:t>
+            </w:r>
+          </w:p>
+        </w:tc>
+        <w:tc>
+          <w:tcPr>
+            <w:tcW w:type="dxa" w:w="2366"/>
+            <w:tcBorders>
+              <w:top w:val="none" w:color="FFFFFF" w:sz="0"/>
+              <w:left w:val="none" w:color="FFFFFF" w:sz="0"/>
+              <w:bottom w:val="none" w:color="FFFFFF" w:sz="0"/>
+              <w:right w:val="none" w:color="FFFFFF" w:sz="0"/>
+            </w:tcBorders>
+            <w:shd w:fill="14284B" w:color="auto" w:val="clear"/>
+            <w:tcMar>
+              <w:top w:type="dxa" w:w="35"/>
+              <w:left w:type="dxa" w:w="80"/>
+              <w:bottom w:type="dxa" w:w="35"/>
+              <w:right w:type="dxa" w:w="80"/>
+            </w:tcMar>
+          </w:tcPr>
+          <w:p>
+            <w:pPr>
+              <w:jc w:val="right"/>
+            </w:pPr>
+            <w:r>
+              <w:rPr>
+                <w:rFonts w:ascii="Arial" w:cs="Arial" w:eastAsia="Arial" w:hAnsi="Arial"/>
+                <w:b/>
+                <w:bCs/>
+                <w:color w:val="FFFFFF"/>
+                <w:sz w:val="13"/>
+                <w:szCs w:val="13"/>
+              </w:rPr>
+              <w:t xml:space="preserve">Parque Arauco</w:t>
             </w:r>
           </w:p>
         </w:tc>
@@ -1897,14 +3656,14 @@
         </w:trPr>
         <w:tc>
           <w:tcPr>
-            <w:tcW w:type="dxa" w:w="1700"/>
-            <w:tcBorders>
-              <w:top w:val="none" w:color="FFFFFF" w:sz="0"/>
-              <w:left w:val="none" w:color="FFFFFF" w:sz="0"/>
-              <w:bottom w:val="single" w:color="D5D9E0" w:sz="4"/>
-              <w:right w:val="none" w:color="FFFFFF" w:sz="0"/>
-            </w:tcBorders>
-            <w:shd w:fill="F7F8FB" w:color="auto" w:val="clear"/>
+            <w:tcW w:type="dxa" w:w="2900"/>
+            <w:tcBorders>
+              <w:top w:val="none" w:color="FFFFFF" w:sz="0"/>
+              <w:left w:val="none" w:color="FFFFFF" w:sz="0"/>
+              <w:bottom w:val="single" w:color="D5D9E0" w:sz="4"/>
+              <w:right w:val="none" w:color="FFFFFF" w:sz="0"/>
+            </w:tcBorders>
+            <w:shd w:fill="FDF1CC" w:color="auto" w:val="clear"/>
             <w:tcMar>
               <w:top w:type="dxa" w:w="25"/>
               <w:left w:type="dxa" w:w="80"/>
@@ -1923,24 +3682,24 @@
                 <w:rFonts w:ascii="Arial" w:cs="Arial" w:eastAsia="Arial" w:hAnsi="Arial"/>
                 <w:b/>
                 <w:bCs/>
-                <w:color w:val="14284B"/>
-                <w:sz w:val="13"/>
-                <w:szCs w:val="13"/>
-              </w:rPr>
-              <w:t xml:space="preserve">Market share</w:t>
-            </w:r>
-          </w:p>
-        </w:tc>
-        <w:tc>
-          <w:tcPr>
-            <w:tcW w:type="dxa" w:w="8966"/>
-            <w:tcBorders>
-              <w:top w:val="none" w:color="FFFFFF" w:sz="0"/>
-              <w:left w:val="none" w:color="FFFFFF" w:sz="0"/>
-              <w:bottom w:val="single" w:color="D5D9E0" w:sz="4"/>
-              <w:right w:val="none" w:color="FFFFFF" w:sz="0"/>
-            </w:tcBorders>
-            <w:shd w:fill="F7F8FB" w:color="auto" w:val="clear"/>
+                <w:color w:val="1A1A1A"/>
+                <w:sz w:val="13"/>
+                <w:szCs w:val="13"/>
+              </w:rPr>
+              <w:t xml:space="preserve">Arriendo en mismas tiendas o áreas (var. a/a)</w:t>
+            </w:r>
+          </w:p>
+        </w:tc>
+        <w:tc>
+          <w:tcPr>
+            <w:tcW w:type="dxa" w:w="800"/>
+            <w:tcBorders>
+              <w:top w:val="none" w:color="FFFFFF" w:sz="0"/>
+              <w:left w:val="none" w:color="FFFFFF" w:sz="0"/>
+              <w:bottom w:val="single" w:color="D5D9E0" w:sz="4"/>
+              <w:right w:val="none" w:color="FFFFFF" w:sz="0"/>
+            </w:tcBorders>
+            <w:shd w:fill="FDF1CC" w:color="auto" w:val="clear"/>
             <w:tcMar>
               <w:top w:type="dxa" w:w="25"/>
               <w:left w:type="dxa" w:w="80"/>
@@ -1957,13 +3716,121 @@
             <w:r>
               <w:rPr>
                 <w:rFonts w:ascii="Arial" w:cs="Arial" w:eastAsia="Arial" w:hAnsi="Arial"/>
-                <w:b w:val="false"/>
-                <w:bCs w:val="false"/>
-                <w:color w:val="1A1A1A"/>
-                <w:sz w:val="13"/>
-                <w:szCs w:val="13"/>
-              </w:rPr>
-              <w:t xml:space="preserve">Medido por GLA (no por ventas) sobre los principales operadores de cada país (slide 7, Presentación Institucional 2Q26). HHI parcial: es un piso.</w:t>
+                <w:b/>
+                <w:bCs/>
+                <w:color w:val="1A1A1A"/>
+                <w:sz w:val="13"/>
+                <w:szCs w:val="13"/>
+              </w:rPr>
+              <w:t xml:space="preserve">Chile</w:t>
+            </w:r>
+          </w:p>
+        </w:tc>
+        <w:tc>
+          <w:tcPr>
+            <w:tcW w:type="dxa" w:w="2300"/>
+            <w:tcBorders>
+              <w:top w:val="none" w:color="FFFFFF" w:sz="0"/>
+              <w:left w:val="none" w:color="FFFFFF" w:sz="0"/>
+              <w:bottom w:val="single" w:color="D5D9E0" w:sz="4"/>
+              <w:right w:val="none" w:color="FFFFFF" w:sz="0"/>
+            </w:tcBorders>
+            <w:shd w:fill="FDF1CC" w:color="auto" w:val="clear"/>
+            <w:tcMar>
+              <w:top w:type="dxa" w:w="25"/>
+              <w:left w:type="dxa" w:w="80"/>
+              <w:bottom w:type="dxa" w:w="25"/>
+              <w:right w:type="dxa" w:w="80"/>
+            </w:tcMar>
+            <w:vAlign w:val="center"/>
+          </w:tcPr>
+          <w:p>
+            <w:pPr>
+              <w:spacing w:line="216" w:lineRule="auto"/>
+              <w:jc w:val="right"/>
+            </w:pPr>
+            <w:r>
+              <w:rPr>
+                <w:rFonts w:ascii="Arial" w:cs="Arial" w:eastAsia="Arial" w:hAnsi="Arial"/>
+                <w:b/>
+                <w:bCs/>
+                <w:color w:val="1A1A1A"/>
+                <w:sz w:val="13"/>
+                <w:szCs w:val="13"/>
+              </w:rPr>
+              <w:t xml:space="preserve">SSR +5,4%</w:t>
+            </w:r>
+          </w:p>
+        </w:tc>
+        <w:tc>
+          <w:tcPr>
+            <w:tcW w:type="dxa" w:w="2300"/>
+            <w:tcBorders>
+              <w:top w:val="none" w:color="FFFFFF" w:sz="0"/>
+              <w:left w:val="none" w:color="FFFFFF" w:sz="0"/>
+              <w:bottom w:val="single" w:color="D5D9E0" w:sz="4"/>
+              <w:right w:val="none" w:color="FFFFFF" w:sz="0"/>
+            </w:tcBorders>
+            <w:shd w:fill="FDF1CC" w:color="auto" w:val="clear"/>
+            <w:tcMar>
+              <w:top w:type="dxa" w:w="25"/>
+              <w:left w:type="dxa" w:w="80"/>
+              <w:bottom w:type="dxa" w:w="25"/>
+              <w:right w:type="dxa" w:w="80"/>
+            </w:tcMar>
+            <w:vAlign w:val="center"/>
+          </w:tcPr>
+          <w:p>
+            <w:pPr>
+              <w:spacing w:line="216" w:lineRule="auto"/>
+              <w:jc w:val="right"/>
+            </w:pPr>
+            <w:r>
+              <w:rPr>
+                <w:rFonts w:ascii="Arial" w:cs="Arial" w:eastAsia="Arial" w:hAnsi="Arial"/>
+                <w:b/>
+                <w:bCs/>
+                <w:color w:val="1A1A1A"/>
+                <w:sz w:val="13"/>
+                <w:szCs w:val="13"/>
+              </w:rPr>
+              <w:t xml:space="preserve">SSR +0,8%</w:t>
+            </w:r>
+          </w:p>
+        </w:tc>
+        <w:tc>
+          <w:tcPr>
+            <w:tcW w:type="dxa" w:w="2366"/>
+            <w:tcBorders>
+              <w:top w:val="none" w:color="FFFFFF" w:sz="0"/>
+              <w:left w:val="none" w:color="FFFFFF" w:sz="0"/>
+              <w:bottom w:val="single" w:color="D5D9E0" w:sz="4"/>
+              <w:right w:val="none" w:color="FFFFFF" w:sz="0"/>
+            </w:tcBorders>
+            <w:shd w:fill="FDF1CC" w:color="auto" w:val="clear"/>
+            <w:tcMar>
+              <w:top w:type="dxa" w:w="25"/>
+              <w:left w:type="dxa" w:w="80"/>
+              <w:bottom w:type="dxa" w:w="25"/>
+              <w:right w:type="dxa" w:w="80"/>
+            </w:tcMar>
+            <w:vAlign w:val="center"/>
+          </w:tcPr>
+          <w:p>
+            <w:pPr>
+              <w:spacing w:line="216" w:lineRule="auto"/>
+              <w:jc w:val="right"/>
+            </w:pPr>
+            <w:r>
+              <w:rPr>
+                <w:rFonts w:ascii="Arial" w:cs="Arial" w:eastAsia="Arial" w:hAnsi="Arial"/>
+                <w:b/>
+                <w:bCs/>
+                <w:color w:val="1A1A1A"/>
+                <w:sz w:val="13"/>
+                <w:szCs w:val="13"/>
+              </w:rPr>
+              <w:t xml:space="preserve">SAR +3,8%</w:t>
             </w:r>
           </w:p>
         </w:tc>
@@ -1974,7 +3841,7 @@
         </w:trPr>
         <w:tc>
           <w:tcPr>
-            <w:tcW w:type="dxa" w:w="1700"/>
+            <w:tcW w:type="dxa" w:w="2900"/>
             <w:tcBorders>
               <w:top w:val="none" w:color="FFFFFF" w:sz="0"/>
               <w:left w:val="none" w:color="FFFFFF" w:sz="0"/>
@@ -1998,19 +3865,19 @@
             <w:r>
               <w:rPr>
                 <w:rFonts w:ascii="Arial" w:cs="Arial" w:eastAsia="Arial" w:hAnsi="Arial"/>
-                <w:b/>
-                <w:bCs/>
-                <w:color w:val="14284B"/>
-                <w:sz w:val="13"/>
-                <w:szCs w:val="13"/>
-              </w:rPr>
-              <w:t xml:space="preserve">Pipeline</w:t>
-            </w:r>
-          </w:p>
-        </w:tc>
-        <w:tc>
-          <w:tcPr>
-            <w:tcW w:type="dxa" w:w="8966"/>
+                <w:b w:val="false"/>
+                <w:bCs w:val="false"/>
+                <w:color w:val="1A1A1A"/>
+                <w:sz w:val="13"/>
+                <w:szCs w:val="13"/>
+              </w:rPr>
+              <w:t xml:space="preserve"/>
+            </w:r>
+          </w:p>
+        </w:tc>
+        <w:tc>
+          <w:tcPr>
+            <w:tcW w:type="dxa" w:w="800"/>
             <w:tcBorders>
               <w:top w:val="none" w:color="FFFFFF" w:sz="0"/>
               <w:left w:val="none" w:color="FFFFFF" w:sz="0"/>
@@ -2040,7 +3907,115 @@
                 <w:sz w:val="13"/>
                 <w:szCs w:val="13"/>
               </w:rPr>
-              <w:t xml:space="preserve">Solo proyectos con fecha en reportes oficiales al 2Q26 y Memoria 2025; fechas en rango al final del rango; las adquisiciones no son oferta nueva para la industria.</w:t>
+              <w:t xml:space="preserve">Perú</w:t>
+            </w:r>
+          </w:p>
+        </w:tc>
+        <w:tc>
+          <w:tcPr>
+            <w:tcW w:type="dxa" w:w="2300"/>
+            <w:tcBorders>
+              <w:top w:val="none" w:color="FFFFFF" w:sz="0"/>
+              <w:left w:val="none" w:color="FFFFFF" w:sz="0"/>
+              <w:bottom w:val="single" w:color="D5D9E0" w:sz="4"/>
+              <w:right w:val="none" w:color="FFFFFF" w:sz="0"/>
+            </w:tcBorders>
+            <w:shd w:fill="FFFFFF" w:color="auto" w:val="clear"/>
+            <w:tcMar>
+              <w:top w:type="dxa" w:w="25"/>
+              <w:left w:type="dxa" w:w="80"/>
+              <w:bottom w:type="dxa" w:w="25"/>
+              <w:right w:type="dxa" w:w="80"/>
+            </w:tcMar>
+            <w:vAlign w:val="center"/>
+          </w:tcPr>
+          <w:p>
+            <w:pPr>
+              <w:spacing w:line="216" w:lineRule="auto"/>
+              <w:jc w:val="right"/>
+            </w:pPr>
+            <w:r>
+              <w:rPr>
+                <w:rFonts w:ascii="Arial" w:cs="Arial" w:eastAsia="Arial" w:hAnsi="Arial"/>
+                <w:b w:val="false"/>
+                <w:bCs w:val="false"/>
+                <w:color w:val="1A1A1A"/>
+                <w:sz w:val="13"/>
+                <w:szCs w:val="13"/>
+              </w:rPr>
+              <w:t xml:space="preserve">SSR +4,7%</w:t>
+            </w:r>
+          </w:p>
+        </w:tc>
+        <w:tc>
+          <w:tcPr>
+            <w:tcW w:type="dxa" w:w="2300"/>
+            <w:tcBorders>
+              <w:top w:val="none" w:color="FFFFFF" w:sz="0"/>
+              <w:left w:val="none" w:color="FFFFFF" w:sz="0"/>
+              <w:bottom w:val="single" w:color="D5D9E0" w:sz="4"/>
+              <w:right w:val="none" w:color="FFFFFF" w:sz="0"/>
+            </w:tcBorders>
+            <w:shd w:fill="FFFFFF" w:color="auto" w:val="clear"/>
+            <w:tcMar>
+              <w:top w:type="dxa" w:w="25"/>
+              <w:left w:type="dxa" w:w="80"/>
+              <w:bottom w:type="dxa" w:w="25"/>
+              <w:right w:type="dxa" w:w="80"/>
+            </w:tcMar>
+            <w:vAlign w:val="center"/>
+          </w:tcPr>
+          <w:p>
+            <w:pPr>
+              <w:spacing w:line="216" w:lineRule="auto"/>
+              <w:jc w:val="right"/>
+            </w:pPr>
+            <w:r>
+              <w:rPr>
+                <w:rFonts w:ascii="Arial" w:cs="Arial" w:eastAsia="Arial" w:hAnsi="Arial"/>
+                <w:b w:val="false"/>
+                <w:bCs w:val="false"/>
+                <w:color w:val="1A1A1A"/>
+                <w:sz w:val="13"/>
+                <w:szCs w:val="13"/>
+              </w:rPr>
+              <w:t xml:space="preserve">SSR +11,0%</w:t>
+            </w:r>
+          </w:p>
+        </w:tc>
+        <w:tc>
+          <w:tcPr>
+            <w:tcW w:type="dxa" w:w="2366"/>
+            <w:tcBorders>
+              <w:top w:val="none" w:color="FFFFFF" w:sz="0"/>
+              <w:left w:val="none" w:color="FFFFFF" w:sz="0"/>
+              <w:bottom w:val="single" w:color="D5D9E0" w:sz="4"/>
+              <w:right w:val="none" w:color="FFFFFF" w:sz="0"/>
+            </w:tcBorders>
+            <w:shd w:fill="FFFFFF" w:color="auto" w:val="clear"/>
+            <w:tcMar>
+              <w:top w:type="dxa" w:w="25"/>
+              <w:left w:type="dxa" w:w="80"/>
+              <w:bottom w:type="dxa" w:w="25"/>
+              <w:right w:type="dxa" w:w="80"/>
+            </w:tcMar>
+            <w:vAlign w:val="center"/>
+          </w:tcPr>
+          <w:p>
+            <w:pPr>
+              <w:spacing w:line="216" w:lineRule="auto"/>
+              <w:jc w:val="right"/>
+            </w:pPr>
+            <w:r>
+              <w:rPr>
+                <w:rFonts w:ascii="Arial" w:cs="Arial" w:eastAsia="Arial" w:hAnsi="Arial"/>
+                <w:b w:val="false"/>
+                <w:bCs w:val="false"/>
+                <w:color w:val="1A1A1A"/>
+                <w:sz w:val="13"/>
+                <w:szCs w:val="13"/>
+              </w:rPr>
+              <w:t xml:space="preserve">SAR +3,0%</w:t>
             </w:r>
           </w:p>
         </w:tc>
@@ -2051,7 +4026,7 @@
         </w:trPr>
         <w:tc>
           <w:tcPr>
-            <w:tcW w:type="dxa" w:w="1700"/>
+            <w:tcW w:type="dxa" w:w="2900"/>
             <w:tcBorders>
               <w:top w:val="none" w:color="FFFFFF" w:sz="0"/>
               <w:left w:val="none" w:color="FFFFFF" w:sz="0"/>
@@ -2075,19 +4050,19 @@
             <w:r>
               <w:rPr>
                 <w:rFonts w:ascii="Arial" w:cs="Arial" w:eastAsia="Arial" w:hAnsi="Arial"/>
-                <w:b/>
-                <w:bCs/>
-                <w:color w:val="14284B"/>
-                <w:sz w:val="13"/>
-                <w:szCs w:val="13"/>
-              </w:rPr>
-              <w:t xml:space="preserve">Oferta vs demanda</w:t>
-            </w:r>
-          </w:p>
-        </w:tc>
-        <w:tc>
-          <w:tcPr>
-            <w:tcW w:type="dxa" w:w="8966"/>
+                <w:b w:val="false"/>
+                <w:bCs w:val="false"/>
+                <w:color w:val="1A1A1A"/>
+                <w:sz w:val="13"/>
+                <w:szCs w:val="13"/>
+              </w:rPr>
+              <w:t xml:space="preserve"/>
+            </w:r>
+          </w:p>
+        </w:tc>
+        <w:tc>
+          <w:tcPr>
+            <w:tcW w:type="dxa" w:w="800"/>
             <w:tcBorders>
               <w:top w:val="none" w:color="FFFFFF" w:sz="0"/>
               <w:left w:val="none" w:color="FFFFFF" w:sz="0"/>
@@ -2117,7 +4092,115 @@
                 <w:sz w:val="13"/>
                 <w:szCs w:val="13"/>
               </w:rPr>
-              <w:t xml:space="preserve">Solo Chile y solo m² que dependen del consumo (excluye oficinas y multifamily); GLA base sin las oficinas de Cenco. El consumo privado del IPoM sep-2026 se usa como indicador de demanda, no como proyección de ventas.</w:t>
+              <w:t xml:space="preserve">Colombia</w:t>
+            </w:r>
+          </w:p>
+        </w:tc>
+        <w:tc>
+          <w:tcPr>
+            <w:tcW w:type="dxa" w:w="2300"/>
+            <w:tcBorders>
+              <w:top w:val="none" w:color="FFFFFF" w:sz="0"/>
+              <w:left w:val="none" w:color="FFFFFF" w:sz="0"/>
+              <w:bottom w:val="single" w:color="D5D9E0" w:sz="4"/>
+              <w:right w:val="none" w:color="FFFFFF" w:sz="0"/>
+            </w:tcBorders>
+            <w:shd w:fill="F7F8FB" w:color="auto" w:val="clear"/>
+            <w:tcMar>
+              <w:top w:type="dxa" w:w="25"/>
+              <w:left w:type="dxa" w:w="80"/>
+              <w:bottom w:type="dxa" w:w="25"/>
+              <w:right w:type="dxa" w:w="80"/>
+            </w:tcMar>
+            <w:vAlign w:val="center"/>
+          </w:tcPr>
+          <w:p>
+            <w:pPr>
+              <w:spacing w:line="216" w:lineRule="auto"/>
+              <w:jc w:val="right"/>
+            </w:pPr>
+            <w:r>
+              <w:rPr>
+                <w:rFonts w:ascii="Arial" w:cs="Arial" w:eastAsia="Arial" w:hAnsi="Arial"/>
+                <w:b w:val="false"/>
+                <w:bCs w:val="false"/>
+                <w:color w:val="1A1A1A"/>
+                <w:sz w:val="13"/>
+                <w:szCs w:val="13"/>
+              </w:rPr>
+              <w:t xml:space="preserve">SSR +7,5%</w:t>
+            </w:r>
+          </w:p>
+        </w:tc>
+        <w:tc>
+          <w:tcPr>
+            <w:tcW w:type="dxa" w:w="2300"/>
+            <w:tcBorders>
+              <w:top w:val="none" w:color="FFFFFF" w:sz="0"/>
+              <w:left w:val="none" w:color="FFFFFF" w:sz="0"/>
+              <w:bottom w:val="single" w:color="D5D9E0" w:sz="4"/>
+              <w:right w:val="none" w:color="FFFFFF" w:sz="0"/>
+            </w:tcBorders>
+            <w:shd w:fill="F7F8FB" w:color="auto" w:val="clear"/>
+            <w:tcMar>
+              <w:top w:type="dxa" w:w="25"/>
+              <w:left w:type="dxa" w:w="80"/>
+              <w:bottom w:type="dxa" w:w="25"/>
+              <w:right w:type="dxa" w:w="80"/>
+            </w:tcMar>
+            <w:vAlign w:val="center"/>
+          </w:tcPr>
+          <w:p>
+            <w:pPr>
+              <w:spacing w:line="216" w:lineRule="auto"/>
+              <w:jc w:val="right"/>
+            </w:pPr>
+            <w:r>
+              <w:rPr>
+                <w:rFonts w:ascii="Arial" w:cs="Arial" w:eastAsia="Arial" w:hAnsi="Arial"/>
+                <w:b w:val="false"/>
+                <w:bCs w:val="false"/>
+                <w:color w:val="1A1A1A"/>
+                <w:sz w:val="13"/>
+                <w:szCs w:val="13"/>
+              </w:rPr>
+              <w:t xml:space="preserve">SSR −9,9%</w:t>
+            </w:r>
+          </w:p>
+        </w:tc>
+        <w:tc>
+          <w:tcPr>
+            <w:tcW w:type="dxa" w:w="2366"/>
+            <w:tcBorders>
+              <w:top w:val="none" w:color="FFFFFF" w:sz="0"/>
+              <w:left w:val="none" w:color="FFFFFF" w:sz="0"/>
+              <w:bottom w:val="single" w:color="D5D9E0" w:sz="4"/>
+              <w:right w:val="none" w:color="FFFFFF" w:sz="0"/>
+            </w:tcBorders>
+            <w:shd w:fill="F7F8FB" w:color="auto" w:val="clear"/>
+            <w:tcMar>
+              <w:top w:type="dxa" w:w="25"/>
+              <w:left w:type="dxa" w:w="80"/>
+              <w:bottom w:type="dxa" w:w="25"/>
+              <w:right w:type="dxa" w:w="80"/>
+            </w:tcMar>
+            <w:vAlign w:val="center"/>
+          </w:tcPr>
+          <w:p>
+            <w:pPr>
+              <w:spacing w:line="216" w:lineRule="auto"/>
+              <w:jc w:val="right"/>
+            </w:pPr>
+            <w:r>
+              <w:rPr>
+                <w:rFonts w:ascii="Arial" w:cs="Arial" w:eastAsia="Arial" w:hAnsi="Arial"/>
+                <w:b w:val="false"/>
+                <w:bCs w:val="false"/>
+                <w:color w:val="1A1A1A"/>
+                <w:sz w:val="13"/>
+                <w:szCs w:val="13"/>
+              </w:rPr>
+              <w:t xml:space="preserve">SAR +13,0%</w:t>
             </w:r>
           </w:p>
         </w:tc>
@@ -2128,7 +4211,7 @@
         </w:trPr>
         <w:tc>
           <w:tcPr>
-            <w:tcW w:type="dxa" w:w="1700"/>
+            <w:tcW w:type="dxa" w:w="2900"/>
             <w:tcBorders>
               <w:top w:val="none" w:color="FFFFFF" w:sz="0"/>
               <w:left w:val="none" w:color="FFFFFF" w:sz="0"/>
@@ -2152,19 +4235,19 @@
             <w:r>
               <w:rPr>
                 <w:rFonts w:ascii="Arial" w:cs="Arial" w:eastAsia="Arial" w:hAnsi="Arial"/>
-                <w:b/>
-                <w:bCs/>
-                <w:color w:val="14284B"/>
-                <w:sz w:val="13"/>
-                <w:szCs w:val="13"/>
-              </w:rPr>
-              <w:t xml:space="preserve">EBITDA por m²</w:t>
-            </w:r>
-          </w:p>
-        </w:tc>
-        <w:tc>
-          <w:tcPr>
-            <w:tcW w:type="dxa" w:w="8966"/>
+                <w:b w:val="false"/>
+                <w:bCs w:val="false"/>
+                <w:color w:val="1A1A1A"/>
+                <w:sz w:val="13"/>
+                <w:szCs w:val="13"/>
+              </w:rPr>
+              <w:t xml:space="preserve">Ingreso mensual por m² (var. a/a)</w:t>
+            </w:r>
+          </w:p>
+        </w:tc>
+        <w:tc>
+          <w:tcPr>
+            <w:tcW w:type="dxa" w:w="800"/>
             <w:tcBorders>
               <w:top w:val="none" w:color="FFFFFF" w:sz="0"/>
               <w:left w:val="none" w:color="FFFFFF" w:sz="0"/>
@@ -2194,7 +4277,115 @@
                 <w:sz w:val="13"/>
                 <w:szCs w:val="13"/>
               </w:rPr>
-              <w:t xml:space="preserve">EBITDA según la definición de cada empresa (ninguna incluye la revalorización bajo NIC 40); EBITDA del 2T26 sin anualizar; GLA consolidado al 100% de los activos controlados.</w:t>
+              <w:t xml:space="preserve">Chile</w:t>
+            </w:r>
+          </w:p>
+        </w:tc>
+        <w:tc>
+          <w:tcPr>
+            <w:tcW w:type="dxa" w:w="2300"/>
+            <w:tcBorders>
+              <w:top w:val="none" w:color="FFFFFF" w:sz="0"/>
+              <w:left w:val="none" w:color="FFFFFF" w:sz="0"/>
+              <w:bottom w:val="single" w:color="D5D9E0" w:sz="4"/>
+              <w:right w:val="none" w:color="FFFFFF" w:sz="0"/>
+            </w:tcBorders>
+            <w:shd w:fill="FFFFFF" w:color="auto" w:val="clear"/>
+            <w:tcMar>
+              <w:top w:type="dxa" w:w="25"/>
+              <w:left w:type="dxa" w:w="80"/>
+              <w:bottom w:type="dxa" w:w="25"/>
+              <w:right w:type="dxa" w:w="80"/>
+            </w:tcMar>
+            <w:vAlign w:val="center"/>
+          </w:tcPr>
+          <w:p>
+            <w:pPr>
+              <w:spacing w:line="216" w:lineRule="auto"/>
+              <w:jc w:val="right"/>
+            </w:pPr>
+            <w:r>
+              <w:rPr>
+                <w:rFonts w:ascii="Arial" w:cs="Arial" w:eastAsia="Arial" w:hAnsi="Arial"/>
+                <w:b w:val="false"/>
+                <w:bCs w:val="false"/>
+                <w:color w:val="1A1A1A"/>
+                <w:sz w:val="13"/>
+                <w:szCs w:val="13"/>
+              </w:rPr>
+              <w:t xml:space="preserve">CLP 28.618 (+6,6%)</w:t>
+            </w:r>
+          </w:p>
+        </w:tc>
+        <w:tc>
+          <w:tcPr>
+            <w:tcW w:type="dxa" w:w="2300"/>
+            <w:tcBorders>
+              <w:top w:val="none" w:color="FFFFFF" w:sz="0"/>
+              <w:left w:val="none" w:color="FFFFFF" w:sz="0"/>
+              <w:bottom w:val="single" w:color="D5D9E0" w:sz="4"/>
+              <w:right w:val="none" w:color="FFFFFF" w:sz="0"/>
+            </w:tcBorders>
+            <w:shd w:fill="FFFFFF" w:color="auto" w:val="clear"/>
+            <w:tcMar>
+              <w:top w:type="dxa" w:w="25"/>
+              <w:left w:type="dxa" w:w="80"/>
+              <w:bottom w:type="dxa" w:w="25"/>
+              <w:right w:type="dxa" w:w="80"/>
+            </w:tcMar>
+            <w:vAlign w:val="center"/>
+          </w:tcPr>
+          <w:p>
+            <w:pPr>
+              <w:spacing w:line="216" w:lineRule="auto"/>
+              <w:jc w:val="right"/>
+            </w:pPr>
+            <w:r>
+              <w:rPr>
+                <w:rFonts w:ascii="Arial" w:cs="Arial" w:eastAsia="Arial" w:hAnsi="Arial"/>
+                <w:b w:val="false"/>
+                <w:bCs w:val="false"/>
+                <w:color w:val="1A1A1A"/>
+                <w:sz w:val="13"/>
+                <w:szCs w:val="13"/>
+              </w:rPr>
+              <w:t xml:space="preserve">No publica</w:t>
+            </w:r>
+          </w:p>
+        </w:tc>
+        <w:tc>
+          <w:tcPr>
+            <w:tcW w:type="dxa" w:w="2366"/>
+            <w:tcBorders>
+              <w:top w:val="none" w:color="FFFFFF" w:sz="0"/>
+              <w:left w:val="none" w:color="FFFFFF" w:sz="0"/>
+              <w:bottom w:val="single" w:color="D5D9E0" w:sz="4"/>
+              <w:right w:val="none" w:color="FFFFFF" w:sz="0"/>
+            </w:tcBorders>
+            <w:shd w:fill="FFFFFF" w:color="auto" w:val="clear"/>
+            <w:tcMar>
+              <w:top w:type="dxa" w:w="25"/>
+              <w:left w:type="dxa" w:w="80"/>
+              <w:bottom w:type="dxa" w:w="25"/>
+              <w:right w:type="dxa" w:w="80"/>
+            </w:tcMar>
+            <w:vAlign w:val="center"/>
+          </w:tcPr>
+          <w:p>
+            <w:pPr>
+              <w:spacing w:line="216" w:lineRule="auto"/>
+              <w:jc w:val="right"/>
+            </w:pPr>
+            <w:r>
+              <w:rPr>
+                <w:rFonts w:ascii="Arial" w:cs="Arial" w:eastAsia="Arial" w:hAnsi="Arial"/>
+                <w:b w:val="false"/>
+                <w:bCs w:val="false"/>
+                <w:color w:val="1A1A1A"/>
+                <w:sz w:val="13"/>
+                <w:szCs w:val="13"/>
+              </w:rPr>
+              <w:t xml:space="preserve">CLP 31.571 (+9,6%)</w:t>
             </w:r>
           </w:p>
         </w:tc>
@@ -2205,7 +4396,7 @@
         </w:trPr>
         <w:tc>
           <w:tcPr>
-            <w:tcW w:type="dxa" w:w="1700"/>
+            <w:tcW w:type="dxa" w:w="2900"/>
             <w:tcBorders>
               <w:top w:val="none" w:color="FFFFFF" w:sz="0"/>
               <w:left w:val="none" w:color="FFFFFF" w:sz="0"/>
@@ -2229,19 +4420,19 @@
             <w:r>
               <w:rPr>
                 <w:rFonts w:ascii="Arial" w:cs="Arial" w:eastAsia="Arial" w:hAnsi="Arial"/>
-                <w:b/>
-                <w:bCs/>
-                <w:color w:val="14284B"/>
-                <w:sz w:val="13"/>
-                <w:szCs w:val="13"/>
-              </w:rPr>
-              <w:t xml:space="preserve">Contratos</w:t>
-            </w:r>
-          </w:p>
-        </w:tc>
-        <w:tc>
-          <w:tcPr>
-            <w:tcW w:type="dxa" w:w="8966"/>
+                <w:b w:val="false"/>
+                <w:bCs w:val="false"/>
+                <w:color w:val="1A1A1A"/>
+                <w:sz w:val="13"/>
+                <w:szCs w:val="13"/>
+              </w:rPr>
+              <w:t xml:space="preserve"/>
+            </w:r>
+          </w:p>
+        </w:tc>
+        <w:tc>
+          <w:tcPr>
+            <w:tcW w:type="dxa" w:w="800"/>
             <w:tcBorders>
               <w:top w:val="none" w:color="FFFFFF" w:sz="0"/>
               <w:left w:val="none" w:color="FFFFFF" w:sz="0"/>
@@ -2271,7 +4462,115 @@
                 <w:sz w:val="13"/>
                 <w:szCs w:val="13"/>
               </w:rPr>
-              <w:t xml:space="preserve">Perfil y duración ponderados por GLA: explícito en Cenco y en el perfil de Parque Arauco; supuesto para Mallplaza.</w:t>
+              <w:t xml:space="preserve">Perú</w:t>
+            </w:r>
+          </w:p>
+        </w:tc>
+        <w:tc>
+          <w:tcPr>
+            <w:tcW w:type="dxa" w:w="2300"/>
+            <w:tcBorders>
+              <w:top w:val="none" w:color="FFFFFF" w:sz="0"/>
+              <w:left w:val="none" w:color="FFFFFF" w:sz="0"/>
+              <w:bottom w:val="single" w:color="D5D9E0" w:sz="4"/>
+              <w:right w:val="none" w:color="FFFFFF" w:sz="0"/>
+            </w:tcBorders>
+            <w:shd w:fill="F7F8FB" w:color="auto" w:val="clear"/>
+            <w:tcMar>
+              <w:top w:type="dxa" w:w="25"/>
+              <w:left w:type="dxa" w:w="80"/>
+              <w:bottom w:type="dxa" w:w="25"/>
+              <w:right w:type="dxa" w:w="80"/>
+            </w:tcMar>
+            <w:vAlign w:val="center"/>
+          </w:tcPr>
+          <w:p>
+            <w:pPr>
+              <w:spacing w:line="216" w:lineRule="auto"/>
+              <w:jc w:val="right"/>
+            </w:pPr>
+            <w:r>
+              <w:rPr>
+                <w:rFonts w:ascii="Arial" w:cs="Arial" w:eastAsia="Arial" w:hAnsi="Arial"/>
+                <w:b w:val="false"/>
+                <w:bCs w:val="false"/>
+                <w:color w:val="1A1A1A"/>
+                <w:sz w:val="13"/>
+                <w:szCs w:val="13"/>
+              </w:rPr>
+              <w:t xml:space="preserve">PEN 66 (+10,0%)</w:t>
+            </w:r>
+          </w:p>
+        </w:tc>
+        <w:tc>
+          <w:tcPr>
+            <w:tcW w:type="dxa" w:w="2300"/>
+            <w:tcBorders>
+              <w:top w:val="none" w:color="FFFFFF" w:sz="0"/>
+              <w:left w:val="none" w:color="FFFFFF" w:sz="0"/>
+              <w:bottom w:val="single" w:color="D5D9E0" w:sz="4"/>
+              <w:right w:val="none" w:color="FFFFFF" w:sz="0"/>
+            </w:tcBorders>
+            <w:shd w:fill="F7F8FB" w:color="auto" w:val="clear"/>
+            <w:tcMar>
+              <w:top w:type="dxa" w:w="25"/>
+              <w:left w:type="dxa" w:w="80"/>
+              <w:bottom w:type="dxa" w:w="25"/>
+              <w:right w:type="dxa" w:w="80"/>
+            </w:tcMar>
+            <w:vAlign w:val="center"/>
+          </w:tcPr>
+          <w:p>
+            <w:pPr>
+              <w:spacing w:line="216" w:lineRule="auto"/>
+              <w:jc w:val="right"/>
+            </w:pPr>
+            <w:r>
+              <w:rPr>
+                <w:rFonts w:ascii="Arial" w:cs="Arial" w:eastAsia="Arial" w:hAnsi="Arial"/>
+                <w:b w:val="false"/>
+                <w:bCs w:val="false"/>
+                <w:color w:val="1A1A1A"/>
+                <w:sz w:val="13"/>
+                <w:szCs w:val="13"/>
+              </w:rPr>
+              <w:t xml:space="preserve">No publica</w:t>
+            </w:r>
+          </w:p>
+        </w:tc>
+        <w:tc>
+          <w:tcPr>
+            <w:tcW w:type="dxa" w:w="2366"/>
+            <w:tcBorders>
+              <w:top w:val="none" w:color="FFFFFF" w:sz="0"/>
+              <w:left w:val="none" w:color="FFFFFF" w:sz="0"/>
+              <w:bottom w:val="single" w:color="D5D9E0" w:sz="4"/>
+              <w:right w:val="none" w:color="FFFFFF" w:sz="0"/>
+            </w:tcBorders>
+            <w:shd w:fill="F7F8FB" w:color="auto" w:val="clear"/>
+            <w:tcMar>
+              <w:top w:type="dxa" w:w="25"/>
+              <w:left w:type="dxa" w:w="80"/>
+              <w:bottom w:type="dxa" w:w="25"/>
+              <w:right w:type="dxa" w:w="80"/>
+            </w:tcMar>
+            <w:vAlign w:val="center"/>
+          </w:tcPr>
+          <w:p>
+            <w:pPr>
+              <w:spacing w:line="216" w:lineRule="auto"/>
+              <w:jc w:val="right"/>
+            </w:pPr>
+            <w:r>
+              <w:rPr>
+                <w:rFonts w:ascii="Arial" w:cs="Arial" w:eastAsia="Arial" w:hAnsi="Arial"/>
+                <w:b w:val="false"/>
+                <w:bCs w:val="false"/>
+                <w:color w:val="1A1A1A"/>
+                <w:sz w:val="13"/>
+                <w:szCs w:val="13"/>
+              </w:rPr>
+              <w:t xml:space="preserve">PEN 68 (−0,1%)</w:t>
             </w:r>
           </w:p>
         </w:tc>
@@ -2282,7 +4581,7 @@
         </w:trPr>
         <w:tc>
           <w:tcPr>
-            <w:tcW w:type="dxa" w:w="1700"/>
+            <w:tcW w:type="dxa" w:w="2900"/>
             <w:tcBorders>
               <w:top w:val="none" w:color="FFFFFF" w:sz="0"/>
               <w:left w:val="none" w:color="FFFFFF" w:sz="0"/>
@@ -2306,19 +4605,19 @@
             <w:r>
               <w:rPr>
                 <w:rFonts w:ascii="Arial" w:cs="Arial" w:eastAsia="Arial" w:hAnsi="Arial"/>
-                <w:b/>
-                <w:bCs/>
-                <w:color w:val="14284B"/>
-                <w:sz w:val="13"/>
-                <w:szCs w:val="13"/>
-              </w:rPr>
-              <w:t xml:space="preserve">Ventas reales</w:t>
-            </w:r>
-          </w:p>
-        </w:tc>
-        <w:tc>
-          <w:tcPr>
-            <w:tcW w:type="dxa" w:w="8966"/>
+                <w:b w:val="false"/>
+                <w:bCs w:val="false"/>
+                <w:color w:val="1A1A1A"/>
+                <w:sz w:val="13"/>
+                <w:szCs w:val="13"/>
+              </w:rPr>
+              <w:t xml:space="preserve"/>
+            </w:r>
+          </w:p>
+        </w:tc>
+        <w:tc>
+          <w:tcPr>
+            <w:tcW w:type="dxa" w:w="800"/>
             <w:tcBorders>
               <w:top w:val="none" w:color="FFFFFF" w:sz="0"/>
               <w:left w:val="none" w:color="FFFFFF" w:sz="0"/>
@@ -2348,7 +4647,115 @@
                 <w:sz w:val="13"/>
                 <w:szCs w:val="13"/>
               </w:rPr>
-              <w:t xml:space="preserve">Ventas de locatarios en Chile 2T26 vs 2T25 deflactadas con el IPC a 12 meses de junio 2026 (4,3%; INE, comunicado del 08-07-2026). Cenco 2T25 calculado desde su variación publicada (−1,9%).</w:t>
+              <w:t xml:space="preserve">Colombia</w:t>
+            </w:r>
+          </w:p>
+        </w:tc>
+        <w:tc>
+          <w:tcPr>
+            <w:tcW w:type="dxa" w:w="2300"/>
+            <w:tcBorders>
+              <w:top w:val="none" w:color="FFFFFF" w:sz="0"/>
+              <w:left w:val="none" w:color="FFFFFF" w:sz="0"/>
+              <w:bottom w:val="single" w:color="D5D9E0" w:sz="4"/>
+              <w:right w:val="none" w:color="FFFFFF" w:sz="0"/>
+            </w:tcBorders>
+            <w:shd w:fill="FFFFFF" w:color="auto" w:val="clear"/>
+            <w:tcMar>
+              <w:top w:type="dxa" w:w="25"/>
+              <w:left w:type="dxa" w:w="80"/>
+              <w:bottom w:type="dxa" w:w="25"/>
+              <w:right w:type="dxa" w:w="80"/>
+            </w:tcMar>
+            <w:vAlign w:val="center"/>
+          </w:tcPr>
+          <w:p>
+            <w:pPr>
+              <w:spacing w:line="216" w:lineRule="auto"/>
+              <w:jc w:val="right"/>
+            </w:pPr>
+            <w:r>
+              <w:rPr>
+                <w:rFonts w:ascii="Arial" w:cs="Arial" w:eastAsia="Arial" w:hAnsi="Arial"/>
+                <w:b w:val="false"/>
+                <w:bCs w:val="false"/>
+                <w:color w:val="1A1A1A"/>
+                <w:sz w:val="13"/>
+                <w:szCs w:val="13"/>
+              </w:rPr>
+              <w:t xml:space="preserve">COP 84.790 (+8,0%)</w:t>
+            </w:r>
+          </w:p>
+        </w:tc>
+        <w:tc>
+          <w:tcPr>
+            <w:tcW w:type="dxa" w:w="2300"/>
+            <w:tcBorders>
+              <w:top w:val="none" w:color="FFFFFF" w:sz="0"/>
+              <w:left w:val="none" w:color="FFFFFF" w:sz="0"/>
+              <w:bottom w:val="single" w:color="D5D9E0" w:sz="4"/>
+              <w:right w:val="none" w:color="FFFFFF" w:sz="0"/>
+            </w:tcBorders>
+            <w:shd w:fill="FFFFFF" w:color="auto" w:val="clear"/>
+            <w:tcMar>
+              <w:top w:type="dxa" w:w="25"/>
+              <w:left w:type="dxa" w:w="80"/>
+              <w:bottom w:type="dxa" w:w="25"/>
+              <w:right w:type="dxa" w:w="80"/>
+            </w:tcMar>
+            <w:vAlign w:val="center"/>
+          </w:tcPr>
+          <w:p>
+            <w:pPr>
+              <w:spacing w:line="216" w:lineRule="auto"/>
+              <w:jc w:val="right"/>
+            </w:pPr>
+            <w:r>
+              <w:rPr>
+                <w:rFonts w:ascii="Arial" w:cs="Arial" w:eastAsia="Arial" w:hAnsi="Arial"/>
+                <w:b w:val="false"/>
+                <w:bCs w:val="false"/>
+                <w:color w:val="1A1A1A"/>
+                <w:sz w:val="13"/>
+                <w:szCs w:val="13"/>
+              </w:rPr>
+              <w:t xml:space="preserve">No publica</w:t>
+            </w:r>
+          </w:p>
+        </w:tc>
+        <w:tc>
+          <w:tcPr>
+            <w:tcW w:type="dxa" w:w="2366"/>
+            <w:tcBorders>
+              <w:top w:val="none" w:color="FFFFFF" w:sz="0"/>
+              <w:left w:val="none" w:color="FFFFFF" w:sz="0"/>
+              <w:bottom w:val="single" w:color="D5D9E0" w:sz="4"/>
+              <w:right w:val="none" w:color="FFFFFF" w:sz="0"/>
+            </w:tcBorders>
+            <w:shd w:fill="FFFFFF" w:color="auto" w:val="clear"/>
+            <w:tcMar>
+              <w:top w:type="dxa" w:w="25"/>
+              <w:left w:type="dxa" w:w="80"/>
+              <w:bottom w:type="dxa" w:w="25"/>
+              <w:right w:type="dxa" w:w="80"/>
+            </w:tcMar>
+            <w:vAlign w:val="center"/>
+          </w:tcPr>
+          <w:p>
+            <w:pPr>
+              <w:spacing w:line="216" w:lineRule="auto"/>
+              <w:jc w:val="right"/>
+            </w:pPr>
+            <w:r>
+              <w:rPr>
+                <w:rFonts w:ascii="Arial" w:cs="Arial" w:eastAsia="Arial" w:hAnsi="Arial"/>
+                <w:b w:val="false"/>
+                <w:bCs w:val="false"/>
+                <w:color w:val="1A1A1A"/>
+                <w:sz w:val="13"/>
+                <w:szCs w:val="13"/>
+              </w:rPr>
+              <w:t xml:space="preserve">COP 125.932 (+10,3%)</w:t>
             </w:r>
           </w:p>
         </w:tc>
@@ -2359,7 +4766,704 @@
         </w:trPr>
         <w:tc>
           <w:tcPr>
-            <w:tcW w:type="dxa" w:w="1700"/>
+            <w:tcW w:type="dxa" w:w="2900"/>
+            <w:tcBorders>
+              <w:top w:val="none" w:color="FFFFFF" w:sz="0"/>
+              <w:left w:val="none" w:color="FFFFFF" w:sz="0"/>
+              <w:bottom w:val="single" w:color="D5D9E0" w:sz="4"/>
+              <w:right w:val="none" w:color="FFFFFF" w:sz="0"/>
+            </w:tcBorders>
+            <w:shd w:fill="F7F8FB" w:color="auto" w:val="clear"/>
+            <w:tcMar>
+              <w:top w:type="dxa" w:w="25"/>
+              <w:left w:type="dxa" w:w="80"/>
+              <w:bottom w:type="dxa" w:w="25"/>
+              <w:right w:type="dxa" w:w="80"/>
+            </w:tcMar>
+            <w:vAlign w:val="center"/>
+          </w:tcPr>
+          <w:p>
+            <w:pPr>
+              <w:spacing w:line="216" w:lineRule="auto"/>
+              <w:jc w:val="left"/>
+            </w:pPr>
+            <w:r>
+              <w:rPr>
+                <w:rFonts w:ascii="Arial" w:cs="Arial" w:eastAsia="Arial" w:hAnsi="Arial"/>
+                <w:b w:val="false"/>
+                <w:bCs w:val="false"/>
+                <w:color w:val="1A1A1A"/>
+                <w:sz w:val="13"/>
+                <w:szCs w:val="13"/>
+              </w:rPr>
+              <w:t xml:space="preserve">Costo de ocupación (2T25)</w:t>
+            </w:r>
+          </w:p>
+        </w:tc>
+        <w:tc>
+          <w:tcPr>
+            <w:tcW w:type="dxa" w:w="800"/>
+            <w:tcBorders>
+              <w:top w:val="none" w:color="FFFFFF" w:sz="0"/>
+              <w:left w:val="none" w:color="FFFFFF" w:sz="0"/>
+              <w:bottom w:val="single" w:color="D5D9E0" w:sz="4"/>
+              <w:right w:val="none" w:color="FFFFFF" w:sz="0"/>
+            </w:tcBorders>
+            <w:shd w:fill="F7F8FB" w:color="auto" w:val="clear"/>
+            <w:tcMar>
+              <w:top w:type="dxa" w:w="25"/>
+              <w:left w:type="dxa" w:w="80"/>
+              <w:bottom w:type="dxa" w:w="25"/>
+              <w:right w:type="dxa" w:w="80"/>
+            </w:tcMar>
+            <w:vAlign w:val="center"/>
+          </w:tcPr>
+          <w:p>
+            <w:pPr>
+              <w:spacing w:line="216" w:lineRule="auto"/>
+              <w:jc w:val="left"/>
+            </w:pPr>
+            <w:r>
+              <w:rPr>
+                <w:rFonts w:ascii="Arial" w:cs="Arial" w:eastAsia="Arial" w:hAnsi="Arial"/>
+                <w:b w:val="false"/>
+                <w:bCs w:val="false"/>
+                <w:color w:val="1A1A1A"/>
+                <w:sz w:val="13"/>
+                <w:szCs w:val="13"/>
+              </w:rPr>
+              <w:t xml:space="preserve">Chile</w:t>
+            </w:r>
+          </w:p>
+        </w:tc>
+        <w:tc>
+          <w:tcPr>
+            <w:tcW w:type="dxa" w:w="2300"/>
+            <w:tcBorders>
+              <w:top w:val="none" w:color="FFFFFF" w:sz="0"/>
+              <w:left w:val="none" w:color="FFFFFF" w:sz="0"/>
+              <w:bottom w:val="single" w:color="D5D9E0" w:sz="4"/>
+              <w:right w:val="none" w:color="FFFFFF" w:sz="0"/>
+            </w:tcBorders>
+            <w:shd w:fill="F7F8FB" w:color="auto" w:val="clear"/>
+            <w:tcMar>
+              <w:top w:type="dxa" w:w="25"/>
+              <w:left w:type="dxa" w:w="80"/>
+              <w:bottom w:type="dxa" w:w="25"/>
+              <w:right w:type="dxa" w:w="80"/>
+            </w:tcMar>
+            <w:vAlign w:val="center"/>
+          </w:tcPr>
+          <w:p>
+            <w:pPr>
+              <w:spacing w:line="216" w:lineRule="auto"/>
+              <w:jc w:val="right"/>
+            </w:pPr>
+            <w:r>
+              <w:rPr>
+                <w:rFonts w:ascii="Arial" w:cs="Arial" w:eastAsia="Arial" w:hAnsi="Arial"/>
+                <w:b w:val="false"/>
+                <w:bCs w:val="false"/>
+                <w:color w:val="1A1A1A"/>
+                <w:sz w:val="13"/>
+                <w:szCs w:val="13"/>
+              </w:rPr>
+              <w:t xml:space="preserve">10,3% (10,2%)</w:t>
+            </w:r>
+          </w:p>
+        </w:tc>
+        <w:tc>
+          <w:tcPr>
+            <w:tcW w:type="dxa" w:w="2300"/>
+            <w:tcBorders>
+              <w:top w:val="none" w:color="FFFFFF" w:sz="0"/>
+              <w:left w:val="none" w:color="FFFFFF" w:sz="0"/>
+              <w:bottom w:val="single" w:color="D5D9E0" w:sz="4"/>
+              <w:right w:val="none" w:color="FFFFFF" w:sz="0"/>
+            </w:tcBorders>
+            <w:shd w:fill="F7F8FB" w:color="auto" w:val="clear"/>
+            <w:tcMar>
+              <w:top w:type="dxa" w:w="25"/>
+              <w:left w:type="dxa" w:w="80"/>
+              <w:bottom w:type="dxa" w:w="25"/>
+              <w:right w:type="dxa" w:w="80"/>
+            </w:tcMar>
+            <w:vAlign w:val="center"/>
+          </w:tcPr>
+          <w:p>
+            <w:pPr>
+              <w:spacing w:line="216" w:lineRule="auto"/>
+              <w:jc w:val="right"/>
+            </w:pPr>
+            <w:r>
+              <w:rPr>
+                <w:rFonts w:ascii="Arial" w:cs="Arial" w:eastAsia="Arial" w:hAnsi="Arial"/>
+                <w:b w:val="false"/>
+                <w:bCs w:val="false"/>
+                <w:color w:val="1A1A1A"/>
+                <w:sz w:val="13"/>
+                <w:szCs w:val="13"/>
+              </w:rPr>
+              <w:t xml:space="preserve">9,1% (8,8%)</w:t>
+            </w:r>
+          </w:p>
+        </w:tc>
+        <w:tc>
+          <w:tcPr>
+            <w:tcW w:type="dxa" w:w="2366"/>
+            <w:tcBorders>
+              <w:top w:val="none" w:color="FFFFFF" w:sz="0"/>
+              <w:left w:val="none" w:color="FFFFFF" w:sz="0"/>
+              <w:bottom w:val="single" w:color="D5D9E0" w:sz="4"/>
+              <w:right w:val="none" w:color="FFFFFF" w:sz="0"/>
+            </w:tcBorders>
+            <w:shd w:fill="F7F8FB" w:color="auto" w:val="clear"/>
+            <w:tcMar>
+              <w:top w:type="dxa" w:w="25"/>
+              <w:left w:type="dxa" w:w="80"/>
+              <w:bottom w:type="dxa" w:w="25"/>
+              <w:right w:type="dxa" w:w="80"/>
+            </w:tcMar>
+            <w:vAlign w:val="center"/>
+          </w:tcPr>
+          <w:p>
+            <w:pPr>
+              <w:spacing w:line="216" w:lineRule="auto"/>
+              <w:jc w:val="right"/>
+            </w:pPr>
+            <w:r>
+              <w:rPr>
+                <w:rFonts w:ascii="Arial" w:cs="Arial" w:eastAsia="Arial" w:hAnsi="Arial"/>
+                <w:b w:val="false"/>
+                <w:bCs w:val="false"/>
+                <w:color w:val="1A1A1A"/>
+                <w:sz w:val="13"/>
+                <w:szCs w:val="13"/>
+              </w:rPr>
+              <w:t xml:space="preserve">11,9% (11,1%)*</w:t>
+            </w:r>
+          </w:p>
+        </w:tc>
+      </w:tr>
+      <w:tr>
+        <w:trPr>
+          <w:cantSplit/>
+        </w:trPr>
+        <w:tc>
+          <w:tcPr>
+            <w:tcW w:type="dxa" w:w="2900"/>
+            <w:tcBorders>
+              <w:top w:val="none" w:color="FFFFFF" w:sz="0"/>
+              <w:left w:val="none" w:color="FFFFFF" w:sz="0"/>
+              <w:bottom w:val="single" w:color="D5D9E0" w:sz="4"/>
+              <w:right w:val="none" w:color="FFFFFF" w:sz="0"/>
+            </w:tcBorders>
+            <w:shd w:fill="FFFFFF" w:color="auto" w:val="clear"/>
+            <w:tcMar>
+              <w:top w:type="dxa" w:w="25"/>
+              <w:left w:type="dxa" w:w="80"/>
+              <w:bottom w:type="dxa" w:w="25"/>
+              <w:right w:type="dxa" w:w="80"/>
+            </w:tcMar>
+            <w:vAlign w:val="center"/>
+          </w:tcPr>
+          <w:p>
+            <w:pPr>
+              <w:spacing w:line="216" w:lineRule="auto"/>
+              <w:jc w:val="left"/>
+            </w:pPr>
+            <w:r>
+              <w:rPr>
+                <w:rFonts w:ascii="Arial" w:cs="Arial" w:eastAsia="Arial" w:hAnsi="Arial"/>
+                <w:b w:val="false"/>
+                <w:bCs w:val="false"/>
+                <w:color w:val="1A1A1A"/>
+                <w:sz w:val="13"/>
+                <w:szCs w:val="13"/>
+              </w:rPr>
+              <w:t xml:space="preserve"/>
+            </w:r>
+          </w:p>
+        </w:tc>
+        <w:tc>
+          <w:tcPr>
+            <w:tcW w:type="dxa" w:w="800"/>
+            <w:tcBorders>
+              <w:top w:val="none" w:color="FFFFFF" w:sz="0"/>
+              <w:left w:val="none" w:color="FFFFFF" w:sz="0"/>
+              <w:bottom w:val="single" w:color="D5D9E0" w:sz="4"/>
+              <w:right w:val="none" w:color="FFFFFF" w:sz="0"/>
+            </w:tcBorders>
+            <w:shd w:fill="FFFFFF" w:color="auto" w:val="clear"/>
+            <w:tcMar>
+              <w:top w:type="dxa" w:w="25"/>
+              <w:left w:type="dxa" w:w="80"/>
+              <w:bottom w:type="dxa" w:w="25"/>
+              <w:right w:type="dxa" w:w="80"/>
+            </w:tcMar>
+            <w:vAlign w:val="center"/>
+          </w:tcPr>
+          <w:p>
+            <w:pPr>
+              <w:spacing w:line="216" w:lineRule="auto"/>
+              <w:jc w:val="left"/>
+            </w:pPr>
+            <w:r>
+              <w:rPr>
+                <w:rFonts w:ascii="Arial" w:cs="Arial" w:eastAsia="Arial" w:hAnsi="Arial"/>
+                <w:b w:val="false"/>
+                <w:bCs w:val="false"/>
+                <w:color w:val="1A1A1A"/>
+                <w:sz w:val="13"/>
+                <w:szCs w:val="13"/>
+              </w:rPr>
+              <w:t xml:space="preserve">Perú</w:t>
+            </w:r>
+          </w:p>
+        </w:tc>
+        <w:tc>
+          <w:tcPr>
+            <w:tcW w:type="dxa" w:w="2300"/>
+            <w:tcBorders>
+              <w:top w:val="none" w:color="FFFFFF" w:sz="0"/>
+              <w:left w:val="none" w:color="FFFFFF" w:sz="0"/>
+              <w:bottom w:val="single" w:color="D5D9E0" w:sz="4"/>
+              <w:right w:val="none" w:color="FFFFFF" w:sz="0"/>
+            </w:tcBorders>
+            <w:shd w:fill="FFFFFF" w:color="auto" w:val="clear"/>
+            <w:tcMar>
+              <w:top w:type="dxa" w:w="25"/>
+              <w:left w:type="dxa" w:w="80"/>
+              <w:bottom w:type="dxa" w:w="25"/>
+              <w:right w:type="dxa" w:w="80"/>
+            </w:tcMar>
+            <w:vAlign w:val="center"/>
+          </w:tcPr>
+          <w:p>
+            <w:pPr>
+              <w:spacing w:line="216" w:lineRule="auto"/>
+              <w:jc w:val="right"/>
+            </w:pPr>
+            <w:r>
+              <w:rPr>
+                <w:rFonts w:ascii="Arial" w:cs="Arial" w:eastAsia="Arial" w:hAnsi="Arial"/>
+                <w:b w:val="false"/>
+                <w:bCs w:val="false"/>
+                <w:color w:val="1A1A1A"/>
+                <w:sz w:val="13"/>
+                <w:szCs w:val="13"/>
+              </w:rPr>
+              <w:t xml:space="preserve">7,3% (7,4%)</w:t>
+            </w:r>
+          </w:p>
+        </w:tc>
+        <w:tc>
+          <w:tcPr>
+            <w:tcW w:type="dxa" w:w="2300"/>
+            <w:tcBorders>
+              <w:top w:val="none" w:color="FFFFFF" w:sz="0"/>
+              <w:left w:val="none" w:color="FFFFFF" w:sz="0"/>
+              <w:bottom w:val="single" w:color="D5D9E0" w:sz="4"/>
+              <w:right w:val="none" w:color="FFFFFF" w:sz="0"/>
+            </w:tcBorders>
+            <w:shd w:fill="FFFFFF" w:color="auto" w:val="clear"/>
+            <w:tcMar>
+              <w:top w:type="dxa" w:w="25"/>
+              <w:left w:type="dxa" w:w="80"/>
+              <w:bottom w:type="dxa" w:w="25"/>
+              <w:right w:type="dxa" w:w="80"/>
+            </w:tcMar>
+            <w:vAlign w:val="center"/>
+          </w:tcPr>
+          <w:p>
+            <w:pPr>
+              <w:spacing w:line="216" w:lineRule="auto"/>
+              <w:jc w:val="right"/>
+            </w:pPr>
+            <w:r>
+              <w:rPr>
+                <w:rFonts w:ascii="Arial" w:cs="Arial" w:eastAsia="Arial" w:hAnsi="Arial"/>
+                <w:b w:val="false"/>
+                <w:bCs w:val="false"/>
+                <w:color w:val="1A1A1A"/>
+                <w:sz w:val="13"/>
+                <w:szCs w:val="13"/>
+              </w:rPr>
+              <w:t xml:space="preserve">8,8% (8,8%)</w:t>
+            </w:r>
+          </w:p>
+        </w:tc>
+        <w:tc>
+          <w:tcPr>
+            <w:tcW w:type="dxa" w:w="2366"/>
+            <w:tcBorders>
+              <w:top w:val="none" w:color="FFFFFF" w:sz="0"/>
+              <w:left w:val="none" w:color="FFFFFF" w:sz="0"/>
+              <w:bottom w:val="single" w:color="D5D9E0" w:sz="4"/>
+              <w:right w:val="none" w:color="FFFFFF" w:sz="0"/>
+            </w:tcBorders>
+            <w:shd w:fill="FFFFFF" w:color="auto" w:val="clear"/>
+            <w:tcMar>
+              <w:top w:type="dxa" w:w="25"/>
+              <w:left w:type="dxa" w:w="80"/>
+              <w:bottom w:type="dxa" w:w="25"/>
+              <w:right w:type="dxa" w:w="80"/>
+            </w:tcMar>
+            <w:vAlign w:val="center"/>
+          </w:tcPr>
+          <w:p>
+            <w:pPr>
+              <w:spacing w:line="216" w:lineRule="auto"/>
+              <w:jc w:val="right"/>
+            </w:pPr>
+            <w:r>
+              <w:rPr>
+                <w:rFonts w:ascii="Arial" w:cs="Arial" w:eastAsia="Arial" w:hAnsi="Arial"/>
+                <w:b w:val="false"/>
+                <w:bCs w:val="false"/>
+                <w:color w:val="1A1A1A"/>
+                <w:sz w:val="13"/>
+                <w:szCs w:val="13"/>
+              </w:rPr>
+              <w:t xml:space="preserve">8,1% (8,4%)*</w:t>
+            </w:r>
+          </w:p>
+        </w:tc>
+      </w:tr>
+      <w:tr>
+        <w:trPr>
+          <w:cantSplit/>
+        </w:trPr>
+        <w:tc>
+          <w:tcPr>
+            <w:tcW w:type="dxa" w:w="2900"/>
+            <w:tcBorders>
+              <w:top w:val="none" w:color="FFFFFF" w:sz="0"/>
+              <w:left w:val="none" w:color="FFFFFF" w:sz="0"/>
+              <w:bottom w:val="single" w:color="D5D9E0" w:sz="4"/>
+              <w:right w:val="none" w:color="FFFFFF" w:sz="0"/>
+            </w:tcBorders>
+            <w:shd w:fill="F7F8FB" w:color="auto" w:val="clear"/>
+            <w:tcMar>
+              <w:top w:type="dxa" w:w="25"/>
+              <w:left w:type="dxa" w:w="80"/>
+              <w:bottom w:type="dxa" w:w="25"/>
+              <w:right w:type="dxa" w:w="80"/>
+            </w:tcMar>
+            <w:vAlign w:val="center"/>
+          </w:tcPr>
+          <w:p>
+            <w:pPr>
+              <w:spacing w:line="216" w:lineRule="auto"/>
+              <w:jc w:val="left"/>
+            </w:pPr>
+            <w:r>
+              <w:rPr>
+                <w:rFonts w:ascii="Arial" w:cs="Arial" w:eastAsia="Arial" w:hAnsi="Arial"/>
+                <w:b w:val="false"/>
+                <w:bCs w:val="false"/>
+                <w:color w:val="1A1A1A"/>
+                <w:sz w:val="13"/>
+                <w:szCs w:val="13"/>
+              </w:rPr>
+              <w:t xml:space="preserve"/>
+            </w:r>
+          </w:p>
+        </w:tc>
+        <w:tc>
+          <w:tcPr>
+            <w:tcW w:type="dxa" w:w="800"/>
+            <w:tcBorders>
+              <w:top w:val="none" w:color="FFFFFF" w:sz="0"/>
+              <w:left w:val="none" w:color="FFFFFF" w:sz="0"/>
+              <w:bottom w:val="single" w:color="D5D9E0" w:sz="4"/>
+              <w:right w:val="none" w:color="FFFFFF" w:sz="0"/>
+            </w:tcBorders>
+            <w:shd w:fill="F7F8FB" w:color="auto" w:val="clear"/>
+            <w:tcMar>
+              <w:top w:type="dxa" w:w="25"/>
+              <w:left w:type="dxa" w:w="80"/>
+              <w:bottom w:type="dxa" w:w="25"/>
+              <w:right w:type="dxa" w:w="80"/>
+            </w:tcMar>
+            <w:vAlign w:val="center"/>
+          </w:tcPr>
+          <w:p>
+            <w:pPr>
+              <w:spacing w:line="216" w:lineRule="auto"/>
+              <w:jc w:val="left"/>
+            </w:pPr>
+            <w:r>
+              <w:rPr>
+                <w:rFonts w:ascii="Arial" w:cs="Arial" w:eastAsia="Arial" w:hAnsi="Arial"/>
+                <w:b w:val="false"/>
+                <w:bCs w:val="false"/>
+                <w:color w:val="1A1A1A"/>
+                <w:sz w:val="13"/>
+                <w:szCs w:val="13"/>
+              </w:rPr>
+              <w:t xml:space="preserve">Colombia</w:t>
+            </w:r>
+          </w:p>
+        </w:tc>
+        <w:tc>
+          <w:tcPr>
+            <w:tcW w:type="dxa" w:w="2300"/>
+            <w:tcBorders>
+              <w:top w:val="none" w:color="FFFFFF" w:sz="0"/>
+              <w:left w:val="none" w:color="FFFFFF" w:sz="0"/>
+              <w:bottom w:val="single" w:color="D5D9E0" w:sz="4"/>
+              <w:right w:val="none" w:color="FFFFFF" w:sz="0"/>
+            </w:tcBorders>
+            <w:shd w:fill="F7F8FB" w:color="auto" w:val="clear"/>
+            <w:tcMar>
+              <w:top w:type="dxa" w:w="25"/>
+              <w:left w:type="dxa" w:w="80"/>
+              <w:bottom w:type="dxa" w:w="25"/>
+              <w:right w:type="dxa" w:w="80"/>
+            </w:tcMar>
+            <w:vAlign w:val="center"/>
+          </w:tcPr>
+          <w:p>
+            <w:pPr>
+              <w:spacing w:line="216" w:lineRule="auto"/>
+              <w:jc w:val="right"/>
+            </w:pPr>
+            <w:r>
+              <w:rPr>
+                <w:rFonts w:ascii="Arial" w:cs="Arial" w:eastAsia="Arial" w:hAnsi="Arial"/>
+                <w:b w:val="false"/>
+                <w:bCs w:val="false"/>
+                <w:color w:val="1A1A1A"/>
+                <w:sz w:val="13"/>
+                <w:szCs w:val="13"/>
+              </w:rPr>
+              <w:t xml:space="preserve">10,5% (10,4%)</w:t>
+            </w:r>
+          </w:p>
+        </w:tc>
+        <w:tc>
+          <w:tcPr>
+            <w:tcW w:type="dxa" w:w="2300"/>
+            <w:tcBorders>
+              <w:top w:val="none" w:color="FFFFFF" w:sz="0"/>
+              <w:left w:val="none" w:color="FFFFFF" w:sz="0"/>
+              <w:bottom w:val="single" w:color="D5D9E0" w:sz="4"/>
+              <w:right w:val="none" w:color="FFFFFF" w:sz="0"/>
+            </w:tcBorders>
+            <w:shd w:fill="F7F8FB" w:color="auto" w:val="clear"/>
+            <w:tcMar>
+              <w:top w:type="dxa" w:w="25"/>
+              <w:left w:type="dxa" w:w="80"/>
+              <w:bottom w:type="dxa" w:w="25"/>
+              <w:right w:type="dxa" w:w="80"/>
+            </w:tcMar>
+            <w:vAlign w:val="center"/>
+          </w:tcPr>
+          <w:p>
+            <w:pPr>
+              <w:spacing w:line="216" w:lineRule="auto"/>
+              <w:jc w:val="right"/>
+            </w:pPr>
+            <w:r>
+              <w:rPr>
+                <w:rFonts w:ascii="Arial" w:cs="Arial" w:eastAsia="Arial" w:hAnsi="Arial"/>
+                <w:b w:val="false"/>
+                <w:bCs w:val="false"/>
+                <w:color w:val="1A1A1A"/>
+                <w:sz w:val="13"/>
+                <w:szCs w:val="13"/>
+              </w:rPr>
+              <w:t xml:space="preserve">6,5% (7,5%)</w:t>
+            </w:r>
+          </w:p>
+        </w:tc>
+        <w:tc>
+          <w:tcPr>
+            <w:tcW w:type="dxa" w:w="2366"/>
+            <w:tcBorders>
+              <w:top w:val="none" w:color="FFFFFF" w:sz="0"/>
+              <w:left w:val="none" w:color="FFFFFF" w:sz="0"/>
+              <w:bottom w:val="single" w:color="D5D9E0" w:sz="4"/>
+              <w:right w:val="none" w:color="FFFFFF" w:sz="0"/>
+            </w:tcBorders>
+            <w:shd w:fill="F7F8FB" w:color="auto" w:val="clear"/>
+            <w:tcMar>
+              <w:top w:type="dxa" w:w="25"/>
+              <w:left w:type="dxa" w:w="80"/>
+              <w:bottom w:type="dxa" w:w="25"/>
+              <w:right w:type="dxa" w:w="80"/>
+            </w:tcMar>
+            <w:vAlign w:val="center"/>
+          </w:tcPr>
+          <w:p>
+            <w:pPr>
+              <w:spacing w:line="216" w:lineRule="auto"/>
+              <w:jc w:val="right"/>
+            </w:pPr>
+            <w:r>
+              <w:rPr>
+                <w:rFonts w:ascii="Arial" w:cs="Arial" w:eastAsia="Arial" w:hAnsi="Arial"/>
+                <w:b w:val="false"/>
+                <w:bCs w:val="false"/>
+                <w:color w:val="1A1A1A"/>
+                <w:sz w:val="13"/>
+                <w:szCs w:val="13"/>
+              </w:rPr>
+              <w:t xml:space="preserve">11,7% (11,5%)*</w:t>
+            </w:r>
+          </w:p>
+        </w:tc>
+      </w:tr>
+    </w:tbl>
+    <w:p>
+      <w:pPr>
+        <w:spacing w:after="0" w:before="10" w:line="216" w:lineRule="auto"/>
+      </w:pPr>
+      <w:r>
+        <w:rPr>
+          <w:rFonts w:ascii="Arial" w:cs="Arial" w:eastAsia="Arial" w:hAnsi="Arial"/>
+          <w:i/>
+          <w:iCs/>
+          <w:color w:val="5F5F5F"/>
+          <w:sz w:val="11"/>
+          <w:szCs w:val="11"/>
+        </w:rPr>
+        <w:t xml:space="preserve">Fuente: Plaza S.A., Release 2Q26 (p.18); Cenco Malls, Presentación de Resultados 2T26 (p.17); Parque Arauco, Reporte de Resultados 2T26 (p.5, p.6 y p.21). Cada indicador según la definición de cada empresa: el SSR de Mallplaza considera arriendo fijo de Chile y la variación de la UF; el de Cenco incluye arriendo variable (Cenco 1T26: "SSR Chile acusa el efecto de menores ventas"); el SAR de Parque Arauco mide el arriendo recaudado en áreas arrendadas en ambos períodos. *Incluye gasto común y fondo de promoción: su nivel no es comparable, sí su variación. La variación del ingreso por m² de Mallplaza en Colombia (+8,0%) es cálculo del equipo: 84.790 / 78.545 − 1. Todo lo demás es dato publicado.</w:t>
+      </w:r>
+    </w:p>
+    <w:p>
+      <w:pPr>
+        <w:keepNext/>
+        <w:pBdr>
+          <w:bottom w:val="single" w:color="14284B" w:sz="12" w:space="2"/>
+        </w:pBdr>
+        <w:spacing w:after="70" w:before="200"/>
+      </w:pPr>
+      <w:r>
+        <w:rPr>
+          <w:rFonts w:ascii="Arial" w:cs="Arial" w:eastAsia="Arial" w:hAnsi="Arial"/>
+          <w:b/>
+          <w:bCs/>
+          <w:color w:val="14284B"/>
+          <w:sz w:val="24"/>
+          <w:szCs w:val="24"/>
+        </w:rPr>
+        <w:t xml:space="preserve">ANEXO 7: SUPUESTOS PRINCIPALES</w:t>
+      </w:r>
+    </w:p>
+    <w:p>
+      <w:pPr>
+        <w:shd w:fill="EEF1F6" w:color="auto" w:val="clear"/>
+        <w:spacing w:after="80" w:line="228" w:lineRule="auto"/>
+        <w:jc w:val="both"/>
+      </w:pPr>
+      <w:r>
+        <w:rPr>
+          <w:rFonts w:ascii="Arial" w:cs="Arial" w:eastAsia="Arial" w:hAnsi="Arial"/>
+          <w:color w:val="1A1A1A"/>
+          <w:sz w:val="16"/>
+          <w:szCs w:val="16"/>
+        </w:rPr>
+        <w:t xml:space="preserve">Criterios usados para que las cifras sean comparables entre operadores y consistentes con los reportes oficiales al 2T26.</w:t>
+      </w:r>
+    </w:p>
+    <w:tbl>
+      <w:tblPr>
+        <w:tblW w:type="dxa" w:w="10666"/>
+        <w:tblBorders>
+          <w:top w:val="none" w:color="FFFFFF" w:sz="0"/>
+          <w:left w:val="none" w:color="FFFFFF" w:sz="0"/>
+          <w:bottom w:val="none" w:color="FFFFFF" w:sz="0"/>
+          <w:right w:val="none" w:color="FFFFFF" w:sz="0"/>
+          <w:insideH w:val="none" w:color="FFFFFF" w:sz="0"/>
+          <w:insideV w:val="none" w:color="FFFFFF" w:sz="0"/>
+        </w:tblBorders>
+      </w:tblPr>
+      <w:tblGrid>
+        <w:gridCol w:w="1800"/>
+        <w:gridCol w:w="8866"/>
+      </w:tblGrid>
+      <w:tr>
+        <w:trPr>
+          <w:tblHeader/>
+        </w:trPr>
+        <w:tc>
+          <w:tcPr>
+            <w:tcW w:type="dxa" w:w="1800"/>
+            <w:tcBorders>
+              <w:top w:val="none" w:color="FFFFFF" w:sz="0"/>
+              <w:left w:val="none" w:color="FFFFFF" w:sz="0"/>
+              <w:bottom w:val="none" w:color="FFFFFF" w:sz="0"/>
+              <w:right w:val="none" w:color="FFFFFF" w:sz="0"/>
+            </w:tcBorders>
+            <w:shd w:fill="14284B" w:color="auto" w:val="clear"/>
+            <w:tcMar>
+              <w:top w:type="dxa" w:w="35"/>
+              <w:left w:type="dxa" w:w="80"/>
+              <w:bottom w:type="dxa" w:w="35"/>
+              <w:right w:type="dxa" w:w="80"/>
+            </w:tcMar>
+          </w:tcPr>
+          <w:p>
+            <w:pPr>
+              <w:jc w:val="left"/>
+            </w:pPr>
+            <w:r>
+              <w:rPr>
+                <w:rFonts w:ascii="Arial" w:cs="Arial" w:eastAsia="Arial" w:hAnsi="Arial"/>
+                <w:b/>
+                <w:bCs/>
+                <w:color w:val="FFFFFF"/>
+                <w:sz w:val="13"/>
+                <w:szCs w:val="13"/>
+              </w:rPr>
+              <w:t xml:space="preserve">Tema</w:t>
+            </w:r>
+          </w:p>
+        </w:tc>
+        <w:tc>
+          <w:tcPr>
+            <w:tcW w:type="dxa" w:w="8866"/>
+            <w:tcBorders>
+              <w:top w:val="none" w:color="FFFFFF" w:sz="0"/>
+              <w:left w:val="none" w:color="FFFFFF" w:sz="0"/>
+              <w:bottom w:val="none" w:color="FFFFFF" w:sz="0"/>
+              <w:right w:val="none" w:color="FFFFFF" w:sz="0"/>
+            </w:tcBorders>
+            <w:shd w:fill="14284B" w:color="auto" w:val="clear"/>
+            <w:tcMar>
+              <w:top w:type="dxa" w:w="35"/>
+              <w:left w:type="dxa" w:w="80"/>
+              <w:bottom w:type="dxa" w:w="35"/>
+              <w:right w:type="dxa" w:w="80"/>
+            </w:tcMar>
+          </w:tcPr>
+          <w:p>
+            <w:pPr>
+              <w:jc w:val="left"/>
+            </w:pPr>
+            <w:r>
+              <w:rPr>
+                <w:rFonts w:ascii="Arial" w:cs="Arial" w:eastAsia="Arial" w:hAnsi="Arial"/>
+                <w:b/>
+                <w:bCs/>
+                <w:color w:val="FFFFFF"/>
+                <w:sz w:val="13"/>
+                <w:szCs w:val="13"/>
+              </w:rPr>
+              <w:t xml:space="preserve">Supuesto</w:t>
+            </w:r>
+          </w:p>
+        </w:tc>
+      </w:tr>
+      <w:tr>
+        <w:trPr>
+          <w:cantSplit/>
+        </w:trPr>
+        <w:tc>
+          <w:tcPr>
+            <w:tcW w:type="dxa" w:w="1800"/>
             <w:tcBorders>
               <w:top w:val="none" w:color="FFFFFF" w:sz="0"/>
               <w:left w:val="none" w:color="FFFFFF" w:sz="0"/>
@@ -2389,20 +5493,559 @@
                 <w:sz w:val="13"/>
                 <w:szCs w:val="13"/>
               </w:rPr>
+              <w:t xml:space="preserve">Market share</w:t>
+            </w:r>
+          </w:p>
+        </w:tc>
+        <w:tc>
+          <w:tcPr>
+            <w:tcW w:type="dxa" w:w="8866"/>
+            <w:tcBorders>
+              <w:top w:val="none" w:color="FFFFFF" w:sz="0"/>
+              <w:left w:val="none" w:color="FFFFFF" w:sz="0"/>
+              <w:bottom w:val="single" w:color="D5D9E0" w:sz="4"/>
+              <w:right w:val="none" w:color="FFFFFF" w:sz="0"/>
+            </w:tcBorders>
+            <w:shd w:fill="F7F8FB" w:color="auto" w:val="clear"/>
+            <w:tcMar>
+              <w:top w:type="dxa" w:w="25"/>
+              <w:left w:type="dxa" w:w="80"/>
+              <w:bottom w:type="dxa" w:w="25"/>
+              <w:right w:type="dxa" w:w="80"/>
+            </w:tcMar>
+            <w:vAlign w:val="center"/>
+          </w:tcPr>
+          <w:p>
+            <w:pPr>
+              <w:spacing w:line="216" w:lineRule="auto"/>
+              <w:jc w:val="left"/>
+            </w:pPr>
+            <w:r>
+              <w:rPr>
+                <w:rFonts w:ascii="Arial" w:cs="Arial" w:eastAsia="Arial" w:hAnsi="Arial"/>
+                <w:b w:val="false"/>
+                <w:bCs w:val="false"/>
+                <w:color w:val="1A1A1A"/>
+                <w:sz w:val="13"/>
+                <w:szCs w:val="13"/>
+              </w:rPr>
+              <w:t xml:space="preserve">Medido por GLA (no por ventas) sobre los principales operadores de cada país (slide 7, Presentación Institucional 2Q26). HHI parcial: considera solo a los operadores identificados en la slide 7, por lo que es un piso (el HHI real es igual o mayor); se clasifica con los umbrales de las Merger Guidelines DOJ/FTC 2023 (sobre 1.800 = altamente concentrado). Colombia pro forma: incluye Gran Plaza (adquisición anunciada de 179.667 m²; Release 2Q26); sin ella, la participación de Mallplaza sería 4,3%.</w:t>
+            </w:r>
+          </w:p>
+        </w:tc>
+      </w:tr>
+      <w:tr>
+        <w:trPr>
+          <w:cantSplit/>
+        </w:trPr>
+        <w:tc>
+          <w:tcPr>
+            <w:tcW w:type="dxa" w:w="1800"/>
+            <w:tcBorders>
+              <w:top w:val="none" w:color="FFFFFF" w:sz="0"/>
+              <w:left w:val="none" w:color="FFFFFF" w:sz="0"/>
+              <w:bottom w:val="single" w:color="D5D9E0" w:sz="4"/>
+              <w:right w:val="none" w:color="FFFFFF" w:sz="0"/>
+            </w:tcBorders>
+            <w:shd w:fill="FFFFFF" w:color="auto" w:val="clear"/>
+            <w:tcMar>
+              <w:top w:type="dxa" w:w="25"/>
+              <w:left w:type="dxa" w:w="80"/>
+              <w:bottom w:type="dxa" w:w="25"/>
+              <w:right w:type="dxa" w:w="80"/>
+            </w:tcMar>
+            <w:vAlign w:val="center"/>
+          </w:tcPr>
+          <w:p>
+            <w:pPr>
+              <w:spacing w:line="216" w:lineRule="auto"/>
+              <w:jc w:val="left"/>
+            </w:pPr>
+            <w:r>
+              <w:rPr>
+                <w:rFonts w:ascii="Arial" w:cs="Arial" w:eastAsia="Arial" w:hAnsi="Arial"/>
+                <w:b/>
+                <w:bCs/>
+                <w:color w:val="14284B"/>
+                <w:sz w:val="13"/>
+                <w:szCs w:val="13"/>
+              </w:rPr>
+              <w:t xml:space="preserve">Pipeline</w:t>
+            </w:r>
+          </w:p>
+        </w:tc>
+        <w:tc>
+          <w:tcPr>
+            <w:tcW w:type="dxa" w:w="8866"/>
+            <w:tcBorders>
+              <w:top w:val="none" w:color="FFFFFF" w:sz="0"/>
+              <w:left w:val="none" w:color="FFFFFF" w:sz="0"/>
+              <w:bottom w:val="single" w:color="D5D9E0" w:sz="4"/>
+              <w:right w:val="none" w:color="FFFFFF" w:sz="0"/>
+            </w:tcBorders>
+            <w:shd w:fill="FFFFFF" w:color="auto" w:val="clear"/>
+            <w:tcMar>
+              <w:top w:type="dxa" w:w="25"/>
+              <w:left w:type="dxa" w:w="80"/>
+              <w:bottom w:type="dxa" w:w="25"/>
+              <w:right w:type="dxa" w:w="80"/>
+            </w:tcMar>
+            <w:vAlign w:val="center"/>
+          </w:tcPr>
+          <w:p>
+            <w:pPr>
+              <w:spacing w:line="216" w:lineRule="auto"/>
+              <w:jc w:val="left"/>
+            </w:pPr>
+            <w:r>
+              <w:rPr>
+                <w:rFonts w:ascii="Arial" w:cs="Arial" w:eastAsia="Arial" w:hAnsi="Arial"/>
+                <w:b w:val="false"/>
+                <w:bCs w:val="false"/>
+                <w:color w:val="1A1A1A"/>
+                <w:sz w:val="13"/>
+                <w:szCs w:val="13"/>
+              </w:rPr>
+              <w:t xml:space="preserve">Solo proyectos con fecha en reportes oficiales al 2Q26 y Memoria 2025; fechas en rango al final del rango; las adquisiciones no son oferta nueva para la industria.</w:t>
+            </w:r>
+          </w:p>
+        </w:tc>
+      </w:tr>
+      <w:tr>
+        <w:trPr>
+          <w:cantSplit/>
+        </w:trPr>
+        <w:tc>
+          <w:tcPr>
+            <w:tcW w:type="dxa" w:w="1800"/>
+            <w:tcBorders>
+              <w:top w:val="none" w:color="FFFFFF" w:sz="0"/>
+              <w:left w:val="none" w:color="FFFFFF" w:sz="0"/>
+              <w:bottom w:val="single" w:color="D5D9E0" w:sz="4"/>
+              <w:right w:val="none" w:color="FFFFFF" w:sz="0"/>
+            </w:tcBorders>
+            <w:shd w:fill="F7F8FB" w:color="auto" w:val="clear"/>
+            <w:tcMar>
+              <w:top w:type="dxa" w:w="25"/>
+              <w:left w:type="dxa" w:w="80"/>
+              <w:bottom w:type="dxa" w:w="25"/>
+              <w:right w:type="dxa" w:w="80"/>
+            </w:tcMar>
+            <w:vAlign w:val="center"/>
+          </w:tcPr>
+          <w:p>
+            <w:pPr>
+              <w:spacing w:line="216" w:lineRule="auto"/>
+              <w:jc w:val="left"/>
+            </w:pPr>
+            <w:r>
+              <w:rPr>
+                <w:rFonts w:ascii="Arial" w:cs="Arial" w:eastAsia="Arial" w:hAnsi="Arial"/>
+                <w:b/>
+                <w:bCs/>
+                <w:color w:val="14284B"/>
+                <w:sz w:val="13"/>
+                <w:szCs w:val="13"/>
+              </w:rPr>
+              <w:t xml:space="preserve">Oferta vs demanda</w:t>
+            </w:r>
+          </w:p>
+        </w:tc>
+        <w:tc>
+          <w:tcPr>
+            <w:tcW w:type="dxa" w:w="8866"/>
+            <w:tcBorders>
+              <w:top w:val="none" w:color="FFFFFF" w:sz="0"/>
+              <w:left w:val="none" w:color="FFFFFF" w:sz="0"/>
+              <w:bottom w:val="single" w:color="D5D9E0" w:sz="4"/>
+              <w:right w:val="none" w:color="FFFFFF" w:sz="0"/>
+            </w:tcBorders>
+            <w:shd w:fill="F7F8FB" w:color="auto" w:val="clear"/>
+            <w:tcMar>
+              <w:top w:type="dxa" w:w="25"/>
+              <w:left w:type="dxa" w:w="80"/>
+              <w:bottom w:type="dxa" w:w="25"/>
+              <w:right w:type="dxa" w:w="80"/>
+            </w:tcMar>
+            <w:vAlign w:val="center"/>
+          </w:tcPr>
+          <w:p>
+            <w:pPr>
+              <w:spacing w:line="216" w:lineRule="auto"/>
+              <w:jc w:val="left"/>
+            </w:pPr>
+            <w:r>
+              <w:rPr>
+                <w:rFonts w:ascii="Arial" w:cs="Arial" w:eastAsia="Arial" w:hAnsi="Arial"/>
+                <w:b w:val="false"/>
+                <w:bCs w:val="false"/>
+                <w:color w:val="1A1A1A"/>
+                <w:sz w:val="13"/>
+                <w:szCs w:val="13"/>
+              </w:rPr>
+              <w:t xml:space="preserve">Solo Chile y solo m² que dependen del consumo (excluye oficinas y multifamily); GLA base sin las oficinas de Cenco. El consumo privado del IPoM sep-2026 se usa como indicador de demanda, no como proyección de ventas.</w:t>
+            </w:r>
+          </w:p>
+        </w:tc>
+      </w:tr>
+      <w:tr>
+        <w:trPr>
+          <w:cantSplit/>
+        </w:trPr>
+        <w:tc>
+          <w:tcPr>
+            <w:tcW w:type="dxa" w:w="1800"/>
+            <w:tcBorders>
+              <w:top w:val="none" w:color="FFFFFF" w:sz="0"/>
+              <w:left w:val="none" w:color="FFFFFF" w:sz="0"/>
+              <w:bottom w:val="single" w:color="D5D9E0" w:sz="4"/>
+              <w:right w:val="none" w:color="FFFFFF" w:sz="0"/>
+            </w:tcBorders>
+            <w:shd w:fill="FFFFFF" w:color="auto" w:val="clear"/>
+            <w:tcMar>
+              <w:top w:type="dxa" w:w="25"/>
+              <w:left w:type="dxa" w:w="80"/>
+              <w:bottom w:type="dxa" w:w="25"/>
+              <w:right w:type="dxa" w:w="80"/>
+            </w:tcMar>
+            <w:vAlign w:val="center"/>
+          </w:tcPr>
+          <w:p>
+            <w:pPr>
+              <w:spacing w:line="216" w:lineRule="auto"/>
+              <w:jc w:val="left"/>
+            </w:pPr>
+            <w:r>
+              <w:rPr>
+                <w:rFonts w:ascii="Arial" w:cs="Arial" w:eastAsia="Arial" w:hAnsi="Arial"/>
+                <w:b/>
+                <w:bCs/>
+                <w:color w:val="14284B"/>
+                <w:sz w:val="13"/>
+                <w:szCs w:val="13"/>
+              </w:rPr>
+              <w:t xml:space="preserve">EBITDA por m²</w:t>
+            </w:r>
+          </w:p>
+        </w:tc>
+        <w:tc>
+          <w:tcPr>
+            <w:tcW w:type="dxa" w:w="8866"/>
+            <w:tcBorders>
+              <w:top w:val="none" w:color="FFFFFF" w:sz="0"/>
+              <w:left w:val="none" w:color="FFFFFF" w:sz="0"/>
+              <w:bottom w:val="single" w:color="D5D9E0" w:sz="4"/>
+              <w:right w:val="none" w:color="FFFFFF" w:sz="0"/>
+            </w:tcBorders>
+            <w:shd w:fill="FFFFFF" w:color="auto" w:val="clear"/>
+            <w:tcMar>
+              <w:top w:type="dxa" w:w="25"/>
+              <w:left w:type="dxa" w:w="80"/>
+              <w:bottom w:type="dxa" w:w="25"/>
+              <w:right w:type="dxa" w:w="80"/>
+            </w:tcMar>
+            <w:vAlign w:val="center"/>
+          </w:tcPr>
+          <w:p>
+            <w:pPr>
+              <w:spacing w:line="216" w:lineRule="auto"/>
+              <w:jc w:val="left"/>
+            </w:pPr>
+            <w:r>
+              <w:rPr>
+                <w:rFonts w:ascii="Arial" w:cs="Arial" w:eastAsia="Arial" w:hAnsi="Arial"/>
+                <w:b w:val="false"/>
+                <w:bCs w:val="false"/>
+                <w:color w:val="1A1A1A"/>
+                <w:sz w:val="13"/>
+                <w:szCs w:val="13"/>
+              </w:rPr>
+              <w:t xml:space="preserve">EBITDA según la definición de cada empresa (ninguna incluye la revalorización bajo NIC 40); EBITDA del 2T26 sin anualizar; GLA consolidado al 100% de los activos controlados. Parque Arauco: se resta el NOI multifamily (503 MM CLP), cuyo tamaño se reporta en unidades y no en m²; efecto −0,7%, no cambia el orden.</w:t>
+            </w:r>
+          </w:p>
+        </w:tc>
+      </w:tr>
+      <w:tr>
+        <w:trPr>
+          <w:cantSplit/>
+        </w:trPr>
+        <w:tc>
+          <w:tcPr>
+            <w:tcW w:type="dxa" w:w="1800"/>
+            <w:tcBorders>
+              <w:top w:val="none" w:color="FFFFFF" w:sz="0"/>
+              <w:left w:val="none" w:color="FFFFFF" w:sz="0"/>
+              <w:bottom w:val="single" w:color="D5D9E0" w:sz="4"/>
+              <w:right w:val="none" w:color="FFFFFF" w:sz="0"/>
+            </w:tcBorders>
+            <w:shd w:fill="F7F8FB" w:color="auto" w:val="clear"/>
+            <w:tcMar>
+              <w:top w:type="dxa" w:w="25"/>
+              <w:left w:type="dxa" w:w="80"/>
+              <w:bottom w:type="dxa" w:w="25"/>
+              <w:right w:type="dxa" w:w="80"/>
+            </w:tcMar>
+            <w:vAlign w:val="center"/>
+          </w:tcPr>
+          <w:p>
+            <w:pPr>
+              <w:spacing w:line="216" w:lineRule="auto"/>
+              <w:jc w:val="left"/>
+            </w:pPr>
+            <w:r>
+              <w:rPr>
+                <w:rFonts w:ascii="Arial" w:cs="Arial" w:eastAsia="Arial" w:hAnsi="Arial"/>
+                <w:b/>
+                <w:bCs/>
+                <w:color w:val="14284B"/>
+                <w:sz w:val="13"/>
+                <w:szCs w:val="13"/>
+              </w:rPr>
+              <w:t xml:space="preserve">Contratos</w:t>
+            </w:r>
+          </w:p>
+        </w:tc>
+        <w:tc>
+          <w:tcPr>
+            <w:tcW w:type="dxa" w:w="8866"/>
+            <w:tcBorders>
+              <w:top w:val="none" w:color="FFFFFF" w:sz="0"/>
+              <w:left w:val="none" w:color="FFFFFF" w:sz="0"/>
+              <w:bottom w:val="single" w:color="D5D9E0" w:sz="4"/>
+              <w:right w:val="none" w:color="FFFFFF" w:sz="0"/>
+            </w:tcBorders>
+            <w:shd w:fill="F7F8FB" w:color="auto" w:val="clear"/>
+            <w:tcMar>
+              <w:top w:type="dxa" w:w="25"/>
+              <w:left w:type="dxa" w:w="80"/>
+              <w:bottom w:type="dxa" w:w="25"/>
+              <w:right w:type="dxa" w:w="80"/>
+            </w:tcMar>
+            <w:vAlign w:val="center"/>
+          </w:tcPr>
+          <w:p>
+            <w:pPr>
+              <w:spacing w:line="216" w:lineRule="auto"/>
+              <w:jc w:val="left"/>
+            </w:pPr>
+            <w:r>
+              <w:rPr>
+                <w:rFonts w:ascii="Arial" w:cs="Arial" w:eastAsia="Arial" w:hAnsi="Arial"/>
+                <w:b w:val="false"/>
+                <w:bCs w:val="false"/>
+                <w:color w:val="1A1A1A"/>
+                <w:sz w:val="13"/>
+                <w:szCs w:val="13"/>
+              </w:rPr>
+              <w:t xml:space="preserve">Perfil y duración ponderados por GLA. Cenco lo indica explícitamente; Parque Arauco presenta su perfil de vencimientos en % del GLA, pero no indica la base de su duración promedio; Mallplaza no publica la base. En ambos casos se asume GLA.</w:t>
+            </w:r>
+          </w:p>
+        </w:tc>
+      </w:tr>
+      <w:tr>
+        <w:trPr>
+          <w:cantSplit/>
+        </w:trPr>
+        <w:tc>
+          <w:tcPr>
+            <w:tcW w:type="dxa" w:w="1800"/>
+            <w:tcBorders>
+              <w:top w:val="none" w:color="FFFFFF" w:sz="0"/>
+              <w:left w:val="none" w:color="FFFFFF" w:sz="0"/>
+              <w:bottom w:val="single" w:color="D5D9E0" w:sz="4"/>
+              <w:right w:val="none" w:color="FFFFFF" w:sz="0"/>
+            </w:tcBorders>
+            <w:shd w:fill="FFFFFF" w:color="auto" w:val="clear"/>
+            <w:tcMar>
+              <w:top w:type="dxa" w:w="25"/>
+              <w:left w:type="dxa" w:w="80"/>
+              <w:bottom w:type="dxa" w:w="25"/>
+              <w:right w:type="dxa" w:w="80"/>
+            </w:tcMar>
+            <w:vAlign w:val="center"/>
+          </w:tcPr>
+          <w:p>
+            <w:pPr>
+              <w:spacing w:line="216" w:lineRule="auto"/>
+              <w:jc w:val="left"/>
+            </w:pPr>
+            <w:r>
+              <w:rPr>
+                <w:rFonts w:ascii="Arial" w:cs="Arial" w:eastAsia="Arial" w:hAnsi="Arial"/>
+                <w:b/>
+                <w:bCs/>
+                <w:color w:val="14284B"/>
+                <w:sz w:val="13"/>
+                <w:szCs w:val="13"/>
+              </w:rPr>
+              <w:t xml:space="preserve">Ventas reales</w:t>
+            </w:r>
+          </w:p>
+        </w:tc>
+        <w:tc>
+          <w:tcPr>
+            <w:tcW w:type="dxa" w:w="8866"/>
+            <w:tcBorders>
+              <w:top w:val="none" w:color="FFFFFF" w:sz="0"/>
+              <w:left w:val="none" w:color="FFFFFF" w:sz="0"/>
+              <w:bottom w:val="single" w:color="D5D9E0" w:sz="4"/>
+              <w:right w:val="none" w:color="FFFFFF" w:sz="0"/>
+            </w:tcBorders>
+            <w:shd w:fill="FFFFFF" w:color="auto" w:val="clear"/>
+            <w:tcMar>
+              <w:top w:type="dxa" w:w="25"/>
+              <w:left w:type="dxa" w:w="80"/>
+              <w:bottom w:type="dxa" w:w="25"/>
+              <w:right w:type="dxa" w:w="80"/>
+            </w:tcMar>
+            <w:vAlign w:val="center"/>
+          </w:tcPr>
+          <w:p>
+            <w:pPr>
+              <w:spacing w:line="216" w:lineRule="auto"/>
+              <w:jc w:val="left"/>
+            </w:pPr>
+            <w:r>
+              <w:rPr>
+                <w:rFonts w:ascii="Arial" w:cs="Arial" w:eastAsia="Arial" w:hAnsi="Arial"/>
+                <w:b w:val="false"/>
+                <w:bCs w:val="false"/>
+                <w:color w:val="1A1A1A"/>
+                <w:sz w:val="13"/>
+                <w:szCs w:val="13"/>
+              </w:rPr>
+              <w:t xml:space="preserve">Ventas de locatarios en Chile 2T26 vs 2T25 deflactadas con el IPC a 12 meses de junio 2026 (4,3%; INE, comunicado del 08-07-2026). Cenco 2T25 calculado desde su variación publicada (−1,9%).</w:t>
+            </w:r>
+          </w:p>
+        </w:tc>
+      </w:tr>
+      <w:tr>
+        <w:trPr>
+          <w:cantSplit/>
+        </w:trPr>
+        <w:tc>
+          <w:tcPr>
+            <w:tcW w:type="dxa" w:w="1800"/>
+            <w:tcBorders>
+              <w:top w:val="none" w:color="FFFFFF" w:sz="0"/>
+              <w:left w:val="none" w:color="FFFFFF" w:sz="0"/>
+              <w:bottom w:val="single" w:color="D5D9E0" w:sz="4"/>
+              <w:right w:val="none" w:color="FFFFFF" w:sz="0"/>
+            </w:tcBorders>
+            <w:shd w:fill="F7F8FB" w:color="auto" w:val="clear"/>
+            <w:tcMar>
+              <w:top w:type="dxa" w:w="25"/>
+              <w:left w:type="dxa" w:w="80"/>
+              <w:bottom w:type="dxa" w:w="25"/>
+              <w:right w:type="dxa" w:w="80"/>
+            </w:tcMar>
+            <w:vAlign w:val="center"/>
+          </w:tcPr>
+          <w:p>
+            <w:pPr>
+              <w:spacing w:line="216" w:lineRule="auto"/>
+              <w:jc w:val="left"/>
+            </w:pPr>
+            <w:r>
+              <w:rPr>
+                <w:rFonts w:ascii="Arial" w:cs="Arial" w:eastAsia="Arial" w:hAnsi="Arial"/>
+                <w:b/>
+                <w:bCs/>
+                <w:color w:val="14284B"/>
+                <w:sz w:val="13"/>
+                <w:szCs w:val="13"/>
+              </w:rPr>
+              <w:t xml:space="preserve">Real Plaza (Perú)</w:t>
+            </w:r>
+          </w:p>
+        </w:tc>
+        <w:tc>
+          <w:tcPr>
+            <w:tcW w:type="dxa" w:w="8866"/>
+            <w:tcBorders>
+              <w:top w:val="none" w:color="FFFFFF" w:sz="0"/>
+              <w:left w:val="none" w:color="FFFFFF" w:sz="0"/>
+              <w:bottom w:val="single" w:color="D5D9E0" w:sz="4"/>
+              <w:right w:val="none" w:color="FFFFFF" w:sz="0"/>
+            </w:tcBorders>
+            <w:shd w:fill="F7F8FB" w:color="auto" w:val="clear"/>
+            <w:tcMar>
+              <w:top w:type="dxa" w:w="25"/>
+              <w:left w:type="dxa" w:w="80"/>
+              <w:bottom w:type="dxa" w:w="25"/>
+              <w:right w:type="dxa" w:w="80"/>
+            </w:tcMar>
+            <w:vAlign w:val="center"/>
+          </w:tcPr>
+          <w:p>
+            <w:pPr>
+              <w:spacing w:line="216" w:lineRule="auto"/>
+              <w:jc w:val="left"/>
+            </w:pPr>
+            <w:r>
+              <w:rPr>
+                <w:rFonts w:ascii="Arial" w:cs="Arial" w:eastAsia="Arial" w:hAnsi="Arial"/>
+                <w:b w:val="false"/>
+                <w:bCs w:val="false"/>
+                <w:color w:val="1A1A1A"/>
+                <w:sz w:val="13"/>
+                <w:szCs w:val="13"/>
+              </w:rPr>
+              <w:t xml:space="preserve">EBITDA ajustado del 2T26 de InRetail, segmento Shopping Malls (S/ 131 MM; excluye revaluación de propiedades de inversión) ÷ GLA total de 888.000 m² (InRetail, Corporate Presentation 2Q26, p.26 y p.29). Mallplaza Perú: EBITDA mensual por m² publicado (S/ 53) × 3 (Release 2Q26, p.18). No se comparan márgenes: InRetail calcula el suyo sobre renta neta.</w:t>
+            </w:r>
+          </w:p>
+        </w:tc>
+      </w:tr>
+      <w:tr>
+        <w:trPr>
+          <w:cantSplit/>
+        </w:trPr>
+        <w:tc>
+          <w:tcPr>
+            <w:tcW w:type="dxa" w:w="1800"/>
+            <w:tcBorders>
+              <w:top w:val="none" w:color="FFFFFF" w:sz="0"/>
+              <w:left w:val="none" w:color="FFFFFF" w:sz="0"/>
+              <w:bottom w:val="single" w:color="D5D9E0" w:sz="4"/>
+              <w:right w:val="none" w:color="FFFFFF" w:sz="0"/>
+            </w:tcBorders>
+            <w:shd w:fill="FFFFFF" w:color="auto" w:val="clear"/>
+            <w:tcMar>
+              <w:top w:type="dxa" w:w="25"/>
+              <w:left w:type="dxa" w:w="80"/>
+              <w:bottom w:type="dxa" w:w="25"/>
+              <w:right w:type="dxa" w:w="80"/>
+            </w:tcMar>
+            <w:vAlign w:val="center"/>
+          </w:tcPr>
+          <w:p>
+            <w:pPr>
+              <w:spacing w:line="216" w:lineRule="auto"/>
+              <w:jc w:val="left"/>
+            </w:pPr>
+            <w:r>
+              <w:rPr>
+                <w:rFonts w:ascii="Arial" w:cs="Arial" w:eastAsia="Arial" w:hAnsi="Arial"/>
+                <w:b/>
+                <w:bCs/>
+                <w:color w:val="14284B"/>
+                <w:sz w:val="13"/>
+                <w:szCs w:val="13"/>
+              </w:rPr>
               <w:t xml:space="preserve">Fechas</w:t>
             </w:r>
           </w:p>
         </w:tc>
         <w:tc>
           <w:tcPr>
-            <w:tcW w:type="dxa" w:w="8966"/>
-            <w:tcBorders>
-              <w:top w:val="none" w:color="FFFFFF" w:sz="0"/>
-              <w:left w:val="none" w:color="FFFFFF" w:sz="0"/>
-              <w:bottom w:val="single" w:color="D5D9E0" w:sz="4"/>
-              <w:right w:val="none" w:color="FFFFFF" w:sz="0"/>
-            </w:tcBorders>
-            <w:shd w:fill="F7F8FB" w:color="auto" w:val="clear"/>
+            <w:tcW w:type="dxa" w:w="8866"/>
+            <w:tcBorders>
+              <w:top w:val="none" w:color="FFFFFF" w:sz="0"/>
+              <w:left w:val="none" w:color="FFFFFF" w:sz="0"/>
+              <w:bottom w:val="single" w:color="D5D9E0" w:sz="4"/>
+              <w:right w:val="none" w:color="FFFFFF" w:sz="0"/>
+            </w:tcBorders>
+            <w:shd w:fill="FFFFFF" w:color="auto" w:val="clear"/>
             <w:tcMar>
               <w:top w:type="dxa" w:w="25"/>
               <w:left w:type="dxa" w:w="80"/>

--- a/secciones/industria/anexo/Mallplaza_Industria_ES_Anexo.docx
+++ b/secciones/industria/anexo/Mallplaza_Industria_ES_Anexo.docx
@@ -54,7 +54,7 @@
           <w:sz w:val="16"/>
           <w:szCs w:val="16"/>
         </w:rPr>
-        <w:t xml:space="preserve">El trío agregará 432.030 m² entre 2026 y 2028, de los cuales 334.030 m² son orgánicos (6,4% de su GLA total actual; en Chile, 219.900 m², equivalentes al 6,7% de su GLA en ese país). Las adquisiciones (98.000 m², todas de Parque Arauco) cambian de dueño pero no suman oferta a la industria; por eso el análisis de oferta vs demanda en Chile (Figura 3) usa solo el GLA orgánico.</w:t>
+        <w:t xml:space="preserve">El trío agregará 432.030 m² entre 2026 y 2028, de los cuales 334.030 m² son orgánicos (6,4% de su GLA total actual; en Chile, 219.900 m², equivalentes al 5,1% del GLA de la industria en Chile y al 6,7% del GLA del propio trío). Las adquisiciones (98.000 m², todas de Parque Arauco) cambian de dueño pero no suman oferta a la industria; por eso el análisis de oferta vs demanda en Chile (Figura 3) usa solo el GLA orgánico.</w:t>
       </w:r>
     </w:p>
     <w:tbl>
@@ -1698,7 +1698,7 @@
                 <w:sz w:val="11"/>
                 <w:szCs w:val="11"/>
               </w:rPr>
-              <w:t xml:space="preserve">Org./GLA = GLA orgánico 2026-2028 sobre GLA consolidado al 2Q26. Mallplaza: el 2028 incluye 46.500 m² de "Otros proyectos Chile", fechados en 2028 por la Memoria 2025 (p.45). Parque Arauco: 2026 = 2S26 (adquisiciones). Cenco: entregas en rango ubicadas al final del rango.</w:t>
+              <w:t xml:space="preserve">Org./GLA = GLA orgánico 2026-2028 sobre GLA consolidado al 2Q26. Mallplaza: el 2028 incluye 46.500 m² de "Otros proyectos Chile", fechados en 2028 por la Memoria 2025 (p.45). Parque Arauco: 2026 = 2S26 (adquisiciones). Cenco: entregas en rango ubicadas al final del rango. En Chile, la oferta orgánica del trío (219.900 m²) equivale al 5,1% del GLA estimado de la industria (≈4,3 millones de m²: 3,29 millones del trío sin oficinas ÷ 76%, su participación en los principales operadores).</w:t>
             </w:r>
           </w:p>
           <w:p/>
@@ -2531,7 +2531,7 @@
                 <w:sz w:val="13"/>
                 <w:szCs w:val="13"/>
               </w:rPr>
-              <w:t xml:space="preserve">CR3 76% / 37% / 13%; carrera de reinversión en experiencia; compra de activos (Minka, Plaza Central; anunciadas Quilín y Chicureo); oferta sobre consumo en 2027-28. Participaciones estables y márgenes de 71-90%. Sin guerra de precios: SSR/SAR positivos en Chile (tabla B).</w:t>
+              <w:t xml:space="preserve">CR3 76% / 37% / 13%; carrera de reinversión en experiencia; compra de activos (Minka, Plaza Central; anunciadas Quilín y Chicureo); oferta que alcanza al consumo en 2027. Participaciones estables y márgenes de 71-90%. Sin guerra de precios: SSR/SAR positivos en Chile (tabla B).</w:t>
             </w:r>
           </w:p>
         </w:tc>
@@ -5683,7 +5683,7 @@
                 <w:sz w:val="13"/>
                 <w:szCs w:val="13"/>
               </w:rPr>
-              <w:t xml:space="preserve">Solo Chile y solo m² que dependen del consumo (excluye oficinas y multifamily); GLA base sin las oficinas de Cenco. El consumo privado del IPoM sep-2026 se usa como indicador de demanda, no como proyección de ventas.</w:t>
+              <w:t xml:space="preserve">Solo Chile y solo m² que dependen del consumo (excluye oficinas y multifamily); GLA base sin las oficinas de Cenco. El consumo privado del IPoM sep-2026 se usa como indicador de demanda, no como proyección de ventas. GLA de la industria en Chile ≈ GLA del trío sin oficinas ÷ 76% (participación del trío en los principales operadores, slide 7); la oferta del trío es una cota inferior de la oferta de la industria.</w:t>
             </w:r>
           </w:p>
         </w:tc>
